--- a/web/msword/purchase_10.docx
+++ b/web/msword/purchase_10.docx
@@ -1,16 +1,17 @@
 
 <file path=word/document.xml><?xml version="1.0" encoding="utf-8"?>
-<w:document xmlns:wpc="http://schemas.microsoft.com/office/word/2010/wordprocessingCanvas" xmlns:cx="http://schemas.microsoft.com/office/drawing/2014/chartex" xmlns:cx1="http://schemas.microsoft.com/office/drawing/2015/9/8/chartex" xmlns:cx2="http://schemas.microsoft.com/office/drawing/2015/10/21/chartex" xmlns:cx3="http://schemas.microsoft.com/office/drawing/2016/5/9/chartex" xmlns:cx4="http://schemas.microsoft.com/office/drawing/2016/5/10/chartex" xmlns:cx5="http://schemas.microsoft.com/office/drawing/2016/5/11/chartex" xmlns:cx6="http://schemas.microsoft.com/office/drawing/2016/5/12/chartex" xmlns:cx7="http://schemas.microsoft.com/office/drawing/2016/5/13/chartex" xmlns:cx8="http://schemas.microsoft.com/office/drawing/2016/5/14/chartex" xmlns:mc="http://schemas.openxmlformats.org/markup-compatibility/2006" xmlns:aink="http://schemas.microsoft.com/office/drawing/2016/ink" xmlns:am3d="http://schemas.microsoft.com/office/drawing/2017/model3d" xmlns:o="urn:schemas-microsoft-com:office:office" xmlns:r="http://schemas.openxmlformats.org/officeDocument/2006/relationships" xmlns:m="http://schemas.openxmlformats.org/officeDocument/2006/math" xmlns:v="urn:schemas-microsoft-com:vml" xmlns:wp14="http://schemas.microsoft.com/office/word/2010/wordprocessingDrawing" xmlns:wp="http://schemas.openxmlformats.org/drawingml/2006/wordprocessingDrawing" xmlns:w10="urn:schemas-microsoft-com:office:word" xmlns:w="http://schemas.openxmlformats.org/wordprocessingml/2006/main" xmlns:w14="http://schemas.microsoft.com/office/word/2010/wordml" xmlns:w15="http://schemas.microsoft.com/office/word/2012/wordml" xmlns:w16cex="http://schemas.microsoft.com/office/word/2018/wordml/cex" xmlns:w16cid="http://schemas.microsoft.com/office/word/2016/wordml/cid" xmlns:w16="http://schemas.microsoft.com/office/word/2018/wordml" xmlns:w16sdtdh="http://schemas.microsoft.com/office/word/2020/wordml/sdtdatahash" xmlns:w16se="http://schemas.microsoft.com/office/word/2015/wordml/symex" xmlns:wpg="http://schemas.microsoft.com/office/word/2010/wordprocessingGroup" xmlns:wpi="http://schemas.microsoft.com/office/word/2010/wordprocessingInk" xmlns:wne="http://schemas.microsoft.com/office/word/2006/wordml" xmlns:wps="http://schemas.microsoft.com/office/word/2010/wordprocessingShape" mc:Ignorable="w14 w15 w16se w16cid w16 w16cex w16sdtdh wp14">
+<w:document xmlns:wpc="http://schemas.microsoft.com/office/word/2010/wordprocessingCanvas" xmlns:cx="http://schemas.microsoft.com/office/drawing/2014/chartex" xmlns:cx1="http://schemas.microsoft.com/office/drawing/2015/9/8/chartex" xmlns:cx2="http://schemas.microsoft.com/office/drawing/2015/10/21/chartex" xmlns:cx3="http://schemas.microsoft.com/office/drawing/2016/5/9/chartex" xmlns:cx4="http://schemas.microsoft.com/office/drawing/2016/5/10/chartex" xmlns:cx5="http://schemas.microsoft.com/office/drawing/2016/5/11/chartex" xmlns:cx6="http://schemas.microsoft.com/office/drawing/2016/5/12/chartex" xmlns:cx7="http://schemas.microsoft.com/office/drawing/2016/5/13/chartex" xmlns:cx8="http://schemas.microsoft.com/office/drawing/2016/5/14/chartex" xmlns:mc="http://schemas.openxmlformats.org/markup-compatibility/2006" xmlns:aink="http://schemas.microsoft.com/office/drawing/2016/ink" xmlns:am3d="http://schemas.microsoft.com/office/drawing/2017/model3d" xmlns:o="urn:schemas-microsoft-com:office:office" xmlns:r="http://schemas.openxmlformats.org/officeDocument/2006/relationships" xmlns:m="http://schemas.openxmlformats.org/officeDocument/2006/math" xmlns:v="urn:schemas-microsoft-com:vml" xmlns:wp14="http://schemas.microsoft.com/office/word/2010/wordprocessingDrawing" xmlns:wp="http://schemas.openxmlformats.org/drawingml/2006/wordprocessingDrawing" xmlns:w10="urn:schemas-microsoft-com:office:word" xmlns:w="http://schemas.openxmlformats.org/wordprocessingml/2006/main" xmlns:w14="http://schemas.microsoft.com/office/word/2010/wordml" xmlns:w15="http://schemas.microsoft.com/office/word/2012/wordml" xmlns:w16cex="http://schemas.microsoft.com/office/word/2018/wordml/cex" xmlns:w16cid="http://schemas.microsoft.com/office/word/2016/wordml/cid" xmlns:w16="http://schemas.microsoft.com/office/word/2018/wordml" xmlns:w16se="http://schemas.microsoft.com/office/word/2015/wordml/symex" xmlns:wpg="http://schemas.microsoft.com/office/word/2010/wordprocessingGroup" xmlns:wpi="http://schemas.microsoft.com/office/word/2010/wordprocessingInk" xmlns:wne="http://schemas.microsoft.com/office/word/2006/wordml" xmlns:wps="http://schemas.microsoft.com/office/word/2010/wordprocessingShape" mc:Ignorable="w14 w15 w16se w16cid w16 w16cex wp14">
   <w:body>
     <w:p>
       <w:pPr>
-        <w:pStyle w:val="2"/>
+        <w:pStyle w:val="BodyTextIndent2"/>
         <w:ind w:firstLine="0"/>
         <w:jc w:val="center"/>
         <w:rPr>
           <w:rFonts w:ascii="TH Sarabun New" w:hAnsi="TH Sarabun New" w:cs="TH Sarabun New"/>
           <w:b/>
           <w:bCs/>
+          <w:color w:val="000000" w:themeColor="text1"/>
           <w:sz w:val="56"/>
           <w:szCs w:val="56"/>
           <w:cs/>
@@ -19,13 +20,14 @@
     </w:p>
     <w:p>
       <w:pPr>
-        <w:pStyle w:val="2"/>
+        <w:pStyle w:val="BodyTextIndent2"/>
         <w:ind w:firstLine="0"/>
         <w:jc w:val="center"/>
         <w:rPr>
-          <w:rFonts w:ascii="TH Sarabun New" w:hAnsi="TH Sarabun New" w:cs="TH Sarabun New"/>
+          <w:rFonts w:ascii="TH SarabunIT๙" w:hAnsi="TH SarabunIT๙" w:cs="TH SarabunIT๙"/>
           <w:b/>
           <w:bCs/>
+          <w:color w:val="000000" w:themeColor="text1"/>
           <w:sz w:val="56"/>
           <w:szCs w:val="56"/>
         </w:rPr>
@@ -34,6 +36,7 @@
         <w:rPr>
           <w:rFonts w:ascii="TH Sarabun New" w:hAnsi="TH Sarabun New" w:cs="TH Sarabun New"/>
           <w:noProof/>
+          <w:color w:val="000000" w:themeColor="text1"/>
         </w:rPr>
         <w:drawing>
           <wp:anchor distT="0" distB="0" distL="114300" distR="114300" simplePos="0" relativeHeight="251659264" behindDoc="1" locked="0" layoutInCell="1" allowOverlap="1" wp14:anchorId="593797A3" wp14:editId="44C13802">
@@ -95,9 +98,10 @@
       </w:r>
       <w:r>
         <w:rPr>
-          <w:rFonts w:ascii="TH Sarabun New" w:hAnsi="TH Sarabun New" w:cs="TH Sarabun New"/>
+          <w:rFonts w:ascii="TH SarabunIT๙" w:hAnsi="TH SarabunIT๙" w:cs="TH SarabunIT๙"/>
           <w:b/>
           <w:bCs/>
+          <w:color w:val="000000" w:themeColor="text1"/>
           <w:sz w:val="56"/>
           <w:szCs w:val="56"/>
           <w:cs/>
@@ -108,7 +112,8 @@
     <w:p>
       <w:pPr>
         <w:rPr>
-          <w:rFonts w:ascii="TH Sarabun New" w:hAnsi="TH Sarabun New" w:cs="TH Sarabun New"/>
+          <w:rFonts w:ascii="TH SarabunIT๙" w:hAnsi="TH SarabunIT๙" w:cs="TH SarabunIT๙"/>
+          <w:color w:val="000000" w:themeColor="text1"/>
           <w:sz w:val="30"/>
           <w:szCs w:val="30"/>
           <w:u w:val="dotted"/>
@@ -116,9 +121,10 @@
       </w:pPr>
       <w:r>
         <w:rPr>
-          <w:rFonts w:ascii="TH Sarabun New" w:hAnsi="TH Sarabun New" w:cs="TH Sarabun New"/>
+          <w:rFonts w:ascii="TH SarabunIT๙" w:hAnsi="TH SarabunIT๙" w:cs="TH SarabunIT๙"/>
           <w:b/>
           <w:bCs/>
+          <w:color w:val="000000" w:themeColor="text1"/>
           <w:sz w:val="40"/>
           <w:szCs w:val="40"/>
           <w:cs/>
@@ -127,7 +133,8 @@
       </w:r>
       <w:r>
         <w:rPr>
-          <w:rFonts w:ascii="TH Sarabun New" w:hAnsi="TH Sarabun New" w:cs="TH Sarabun New"/>
+          <w:rFonts w:ascii="TH SarabunIT๙" w:hAnsi="TH SarabunIT๙" w:cs="TH SarabunIT๙"/>
+          <w:color w:val="000000" w:themeColor="text1"/>
           <w:sz w:val="32"/>
           <w:szCs w:val="32"/>
           <w:cs/>
@@ -136,7 +143,8 @@
       </w:r>
       <w:r>
         <w:rPr>
-          <w:rFonts w:ascii="TH Sarabun New" w:hAnsi="TH Sarabun New" w:cs="TH Sarabun New"/>
+          <w:rFonts w:ascii="TH SarabunIT๙" w:hAnsi="TH SarabunIT๙" w:cs="TH SarabunIT๙"/>
+          <w:color w:val="000000" w:themeColor="text1"/>
           <w:sz w:val="32"/>
           <w:szCs w:val="32"/>
         </w:rPr>
@@ -144,7 +152,8 @@
       </w:r>
       <w:r>
         <w:rPr>
-          <w:rFonts w:ascii="TH Sarabun New" w:hAnsi="TH Sarabun New" w:cs="TH Sarabun New"/>
+          <w:rFonts w:ascii="TH SarabunIT๙" w:hAnsi="TH SarabunIT๙" w:cs="TH SarabunIT๙"/>
+          <w:color w:val="000000" w:themeColor="text1"/>
           <w:sz w:val="32"/>
           <w:szCs w:val="32"/>
         </w:rPr>
@@ -152,7 +161,8 @@
       </w:r>
       <w:r>
         <w:rPr>
-          <w:rFonts w:ascii="TH Sarabun New" w:hAnsi="TH Sarabun New" w:cs="TH Sarabun New"/>
+          <w:rFonts w:ascii="TH SarabunIT๙" w:hAnsi="TH SarabunIT๙" w:cs="TH SarabunIT๙"/>
+          <w:color w:val="000000" w:themeColor="text1"/>
           <w:sz w:val="32"/>
           <w:szCs w:val="32"/>
         </w:rPr>
@@ -162,7 +172,8 @@
     <w:p>
       <w:pPr>
         <w:rPr>
-          <w:rFonts w:ascii="TH Sarabun New" w:hAnsi="TH Sarabun New" w:cs="TH Sarabun New"/>
+          <w:rFonts w:ascii="TH SarabunIT๙" w:hAnsi="TH SarabunIT๙" w:cs="TH SarabunIT๙"/>
+          <w:color w:val="000000" w:themeColor="text1"/>
           <w:sz w:val="30"/>
           <w:szCs w:val="30"/>
           <w:cs/>
@@ -170,9 +181,10 @@
       </w:pPr>
       <w:r>
         <w:rPr>
-          <w:rFonts w:ascii="TH Sarabun New" w:hAnsi="TH Sarabun New" w:cs="TH Sarabun New"/>
+          <w:rFonts w:ascii="TH SarabunIT๙" w:hAnsi="TH SarabunIT๙" w:cs="TH SarabunIT๙"/>
           <w:b/>
           <w:bCs/>
+          <w:color w:val="000000" w:themeColor="text1"/>
           <w:sz w:val="40"/>
           <w:szCs w:val="40"/>
           <w:cs/>
@@ -181,9 +193,10 @@
       </w:r>
       <w:r>
         <w:rPr>
-          <w:rFonts w:ascii="TH Sarabun New" w:hAnsi="TH Sarabun New" w:cs="TH Sarabun New"/>
+          <w:rFonts w:ascii="TH SarabunIT๙" w:hAnsi="TH SarabunIT๙" w:cs="TH SarabunIT๙"/>
           <w:b/>
           <w:bCs/>
+          <w:color w:val="000000" w:themeColor="text1"/>
           <w:sz w:val="30"/>
           <w:szCs w:val="30"/>
           <w:cs/>
@@ -192,7 +205,8 @@
       </w:r>
       <w:r>
         <w:rPr>
-          <w:rFonts w:ascii="TH Sarabun New" w:hAnsi="TH Sarabun New" w:cs="TH Sarabun New"/>
+          <w:rFonts w:ascii="TH SarabunIT๙" w:hAnsi="TH SarabunIT๙" w:cs="TH SarabunIT๙"/>
+          <w:color w:val="000000" w:themeColor="text1"/>
           <w:sz w:val="32"/>
           <w:szCs w:val="32"/>
           <w:u w:val="dotted"/>
@@ -202,7 +216,8 @@
       </w:r>
       <w:r>
         <w:rPr>
-          <w:rFonts w:ascii="TH Sarabun New" w:hAnsi="TH Sarabun New" w:cs="TH Sarabun New"/>
+          <w:rFonts w:ascii="TH SarabunIT๙" w:hAnsi="TH SarabunIT๙" w:cs="TH SarabunIT๙"/>
+          <w:color w:val="000000" w:themeColor="text1"/>
           <w:sz w:val="32"/>
           <w:szCs w:val="32"/>
           <w:u w:val="dotted"/>
@@ -211,7 +226,8 @@
       </w:r>
       <w:r>
         <w:rPr>
-          <w:rFonts w:ascii="TH Sarabun New" w:hAnsi="TH Sarabun New" w:cs="TH Sarabun New"/>
+          <w:rFonts w:ascii="TH SarabunIT๙" w:hAnsi="TH SarabunIT๙" w:cs="TH SarabunIT๙"/>
+          <w:color w:val="000000" w:themeColor="text1"/>
           <w:sz w:val="32"/>
           <w:szCs w:val="32"/>
           <w:u w:val="dotted"/>
@@ -220,188 +236,204 @@
       </w:r>
       <w:r>
         <w:rPr>
-          <w:rFonts w:ascii="TH Sarabun New" w:hAnsi="TH Sarabun New" w:cs="TH Sarabun New"/>
+          <w:rFonts w:ascii="TH SarabunIT๙" w:hAnsi="TH SarabunIT๙" w:cs="TH SarabunIT๙"/>
+          <w:color w:val="000000" w:themeColor="text1"/>
           <w:sz w:val="30"/>
           <w:szCs w:val="30"/>
           <w:u w:val="dotted"/>
         </w:rPr>
-        <w:t xml:space="preserve">}   </w:t>
-      </w:r>
-      <w:r>
-        <w:rPr>
-          <w:rFonts w:ascii="TH Sarabun New" w:hAnsi="TH Sarabun New" w:cs="TH Sarabun New"/>
+        <w:t xml:space="preserve">}  </w:t>
+      </w:r>
+      <w:r>
+        <w:rPr>
+          <w:rFonts w:ascii="TH SarabunIT๙" w:hAnsi="TH SarabunIT๙" w:cs="TH SarabunIT๙"/>
+          <w:color w:val="000000" w:themeColor="text1"/>
           <w:sz w:val="30"/>
           <w:szCs w:val="30"/>
           <w:u w:val="dotted"/>
         </w:rPr>
-        <w:tab/>
-      </w:r>
-      <w:r>
-        <w:rPr>
-          <w:rFonts w:ascii="TH Sarabun New" w:hAnsi="TH Sarabun New" w:cs="TH Sarabun New"/>
+        <w:t>/</w:t>
+      </w:r>
+      <w:r>
+        <w:rPr>
+          <w:rFonts w:ascii="TH SarabunIT๙" w:hAnsi="TH SarabunIT๙" w:cs="TH SarabunIT๙"/>
+          <w:color w:val="000000" w:themeColor="text1"/>
           <w:sz w:val="30"/>
           <w:szCs w:val="30"/>
           <w:u w:val="dotted"/>
         </w:rPr>
-        <w:tab/>
-        <w:t xml:space="preserve">                </w:t>
-      </w:r>
-      <w:r>
-        <w:rPr>
-          <w:rFonts w:ascii="TH Sarabun New" w:hAnsi="TH Sarabun New" w:cs="TH Sarabun New"/>
-          <w:b/>
-          <w:bCs/>
-          <w:sz w:val="40"/>
-          <w:szCs w:val="40"/>
-          <w:cs/>
-        </w:rPr>
-        <w:t>วันที่</w:t>
-      </w:r>
-      <w:r>
-        <w:rPr>
-          <w:rFonts w:ascii="TH Sarabun New" w:hAnsi="TH Sarabun New" w:cs="TH Sarabun New"/>
-          <w:sz w:val="30"/>
-          <w:szCs w:val="30"/>
-          <w:cs/>
-        </w:rPr>
-        <w:t xml:space="preserve">  </w:t>
-      </w:r>
-      <w:r>
-        <w:rPr>
-          <w:rFonts w:ascii="TH Sarabun New" w:hAnsi="TH Sarabun New" w:cs="TH Sarabun New"/>
+        <w:t xml:space="preserve"> </w:t>
+      </w:r>
+      <w:r>
+        <w:rPr>
+          <w:rFonts w:ascii="TH SarabunIT๙" w:hAnsi="TH SarabunIT๙" w:cs="TH SarabunIT๙"/>
+          <w:color w:val="000000" w:themeColor="text1"/>
+          <w:sz w:val="32"/>
+          <w:szCs w:val="32"/>
+          <w:u w:val="dotted"/>
+        </w:rPr>
+        <w:t>${po_number}</w:t>
+      </w:r>
+      <w:r>
+        <w:rPr>
+          <w:rFonts w:ascii="TH SarabunIT๙" w:hAnsi="TH SarabunIT๙" w:cs="TH SarabunIT๙"/>
+          <w:color w:val="000000" w:themeColor="text1"/>
           <w:sz w:val="30"/>
           <w:szCs w:val="30"/>
           <w:u w:val="dotted"/>
         </w:rPr>
-        <w:t xml:space="preserve">    </w:t>
-      </w:r>
-      <w:r>
-        <w:rPr>
-          <w:rFonts w:ascii="TH Sarabun New" w:hAnsi="TH Sarabun New" w:cs="TH Sarabun New"/>
-          <w:sz w:val="32"/>
-          <w:szCs w:val="32"/>
-          <w:u w:val="dotted"/>
-          <w:cs/>
-        </w:rPr>
-        <w:t xml:space="preserve">  </w:t>
-      </w:r>
-      <w:r>
-        <w:rPr>
-          <w:rFonts w:ascii="TH Sarabun New" w:hAnsi="TH Sarabun New" w:cs="TH Sarabun New"/>
-          <w:sz w:val="32"/>
-          <w:szCs w:val="32"/>
-          <w:u w:val="dotted"/>
-          <w:cs/>
-        </w:rPr>
-        <w:tab/>
-      </w:r>
-      <w:r>
-        <w:rPr>
-          <w:rFonts w:ascii="TH Sarabun New" w:hAnsi="TH Sarabun New" w:cs="TH Sarabun New"/>
-          <w:sz w:val="32"/>
-          <w:szCs w:val="32"/>
-          <w:u w:val="dotted"/>
-        </w:rPr>
-        <w:t>${date</w:t>
-      </w:r>
-      <w:r>
-        <w:rPr>
-          <w:rFonts w:ascii="TH Sarabun New" w:hAnsi="TH Sarabun New" w:cs="TH Sarabun New"/>
+        <w:tab/>
+      </w:r>
+      <w:r>
+        <w:rPr>
+          <w:rFonts w:ascii="TH SarabunIT๙" w:hAnsi="TH SarabunIT๙" w:cs="TH SarabunIT๙"/>
+          <w:color w:val="000000" w:themeColor="text1"/>
           <w:sz w:val="30"/>
           <w:szCs w:val="30"/>
           <w:u w:val="dotted"/>
         </w:rPr>
-        <w:t>}</w:t>
-      </w:r>
-      <w:r>
-        <w:rPr>
-          <w:rFonts w:ascii="TH Sarabun New" w:hAnsi="TH Sarabun New" w:cs="TH Sarabun New"/>
-          <w:color w:val="C0504D" w:themeColor="accent2"/>
+        <w:tab/>
+        <w:t xml:space="preserve">                </w:t>
+      </w:r>
+      <w:r>
+        <w:rPr>
+          <w:rFonts w:ascii="TH SarabunIT๙" w:hAnsi="TH SarabunIT๙" w:cs="TH SarabunIT๙" w:hint="cs"/>
+          <w:b/>
+          <w:bCs/>
+          <w:color w:val="000000" w:themeColor="text1"/>
+          <w:sz w:val="40"/>
+          <w:szCs w:val="40"/>
+          <w:cs/>
+        </w:rPr>
+        <w:t xml:space="preserve">                  </w:t>
+      </w:r>
+      <w:r>
+        <w:rPr>
+          <w:rFonts w:ascii="TH SarabunIT๙" w:hAnsi="TH SarabunIT๙" w:cs="TH SarabunIT๙"/>
+          <w:b/>
+          <w:bCs/>
+          <w:color w:val="000000" w:themeColor="text1"/>
+          <w:sz w:val="40"/>
+          <w:szCs w:val="40"/>
+          <w:cs/>
+        </w:rPr>
+        <w:t>วันที่</w:t>
+      </w:r>
+      <w:r>
+        <w:rPr>
+          <w:rFonts w:ascii="TH SarabunIT๙" w:hAnsi="TH SarabunIT๙" w:cs="TH SarabunIT๙"/>
+          <w:color w:val="000000" w:themeColor="text1"/>
+          <w:sz w:val="30"/>
+          <w:szCs w:val="30"/>
+          <w:cs/>
+        </w:rPr>
+        <w:t xml:space="preserve">  </w:t>
+      </w:r>
+      <w:r>
+        <w:rPr>
+          <w:rFonts w:ascii="TH SarabunIT๙" w:hAnsi="TH SarabunIT๙" w:cs="TH SarabunIT๙"/>
+          <w:color w:val="000000" w:themeColor="text1"/>
           <w:sz w:val="30"/>
           <w:szCs w:val="30"/>
           <w:u w:val="dotted"/>
-          <w:cs/>
-        </w:rPr>
-        <w:t xml:space="preserve"> </w:t>
-      </w:r>
-      <w:r>
-        <w:rPr>
-          <w:rFonts w:ascii="TH Sarabun New" w:hAnsi="TH Sarabun New" w:cs="TH Sarabun New"/>
+        </w:rPr>
+        <w:t>$</w:t>
+      </w:r>
+      <w:r>
+        <w:rPr>
+          <w:rFonts w:ascii="TH SarabunIT๙" w:hAnsi="TH SarabunIT๙" w:cs="TH SarabunIT๙"/>
+          <w:color w:val="000000" w:themeColor="text1"/>
+          <w:sz w:val="32"/>
+          <w:szCs w:val="32"/>
+          <w:u w:val="dotted"/>
+        </w:rPr>
+        <w:t>{</w:t>
+      </w:r>
+      <w:r>
+        <w:rPr>
+          <w:rFonts w:ascii="TH SarabunIT๙" w:hAnsi="TH SarabunIT๙" w:cs="TH SarabunIT๙"/>
+          <w:color w:val="000000" w:themeColor="text1"/>
+          <w:sz w:val="32"/>
+          <w:szCs w:val="32"/>
+          <w:u w:val="dotted"/>
+        </w:rPr>
+        <w:t>gr_date}</w:t>
+      </w:r>
+      <w:r>
+        <w:rPr>
+          <w:rFonts w:ascii="TH SarabunIT๙" w:hAnsi="TH SarabunIT๙" w:cs="TH SarabunIT๙"/>
+          <w:color w:val="000000" w:themeColor="text1"/>
           <w:sz w:val="30"/>
           <w:szCs w:val="30"/>
           <w:u w:val="dotted"/>
           <w:cs/>
         </w:rPr>
-        <w:t xml:space="preserve">         </w:t>
-      </w:r>
-      <w:r>
-        <w:rPr>
-          <w:rFonts w:ascii="TH Sarabun New" w:hAnsi="TH Sarabun New" w:cs="TH Sarabun New"/>
+        <w:t xml:space="preserve">   </w:t>
+      </w:r>
+    </w:p>
+    <w:p>
+      <w:pPr>
+        <w:rPr>
+          <w:rFonts w:ascii="TH SarabunIT๙" w:hAnsi="TH SarabunIT๙" w:cs="TH SarabunIT๙"/>
+          <w:color w:val="000000" w:themeColor="text1"/>
           <w:sz w:val="30"/>
           <w:szCs w:val="30"/>
           <w:u w:val="dotted"/>
           <w:cs/>
         </w:rPr>
-        <w:tab/>
-      </w:r>
-    </w:p>
-    <w:p>
-      <w:pPr>
-        <w:rPr>
-          <w:rFonts w:ascii="TH Sarabun New" w:hAnsi="TH Sarabun New" w:cs="TH Sarabun New"/>
+      </w:pPr>
+      <w:r>
+        <w:rPr>
+          <w:rFonts w:ascii="TH SarabunIT๙" w:hAnsi="TH SarabunIT๙" w:cs="TH SarabunIT๙"/>
+          <w:b/>
+          <w:bCs/>
+          <w:color w:val="000000" w:themeColor="text1"/>
+          <w:sz w:val="40"/>
+          <w:szCs w:val="40"/>
+          <w:cs/>
+        </w:rPr>
+        <w:t>เรื่อง</w:t>
+      </w:r>
+      <w:r>
+        <w:rPr>
+          <w:rFonts w:ascii="TH SarabunIT๙" w:hAnsi="TH SarabunIT๙" w:cs="TH SarabunIT๙"/>
+          <w:b/>
+          <w:bCs/>
+          <w:color w:val="000000" w:themeColor="text1"/>
           <w:sz w:val="30"/>
           <w:szCs w:val="30"/>
+          <w:cs/>
+        </w:rPr>
+        <w:t xml:space="preserve">  </w:t>
+      </w:r>
+      <w:r>
+        <w:rPr>
+          <w:rFonts w:ascii="TH SarabunIT๙" w:hAnsi="TH SarabunIT๙" w:cs="TH SarabunIT๙"/>
+          <w:color w:val="000000" w:themeColor="text1"/>
+          <w:sz w:val="32"/>
+          <w:szCs w:val="32"/>
           <w:u w:val="dotted"/>
           <w:cs/>
         </w:rPr>
-      </w:pPr>
-      <w:r>
-        <w:rPr>
-          <w:rFonts w:ascii="TH Sarabun New" w:hAnsi="TH Sarabun New" w:cs="TH Sarabun New"/>
-          <w:b/>
-          <w:bCs/>
-          <w:sz w:val="40"/>
-          <w:szCs w:val="40"/>
-          <w:cs/>
-        </w:rPr>
-        <w:t>เรื่อง</w:t>
-      </w:r>
-      <w:r>
-        <w:rPr>
-          <w:rFonts w:ascii="TH Sarabun New" w:hAnsi="TH Sarabun New" w:cs="TH Sarabun New"/>
-          <w:b/>
-          <w:bCs/>
-          <w:sz w:val="30"/>
-          <w:szCs w:val="30"/>
-          <w:cs/>
-        </w:rPr>
-        <w:t xml:space="preserve">  </w:t>
-      </w:r>
-      <w:r>
-        <w:rPr>
-          <w:rFonts w:ascii="TH Sarabun New" w:hAnsi="TH Sarabun New" w:cs="TH Sarabun New"/>
+        <w:t>รายงานผลการตรวจรับ</w:t>
+      </w:r>
+      <w:r>
+        <w:rPr>
+          <w:rFonts w:ascii="TH SarabunIT๙" w:hAnsi="TH SarabunIT๙" w:cs="TH SarabunIT๙"/>
+          <w:color w:val="000000" w:themeColor="text1"/>
           <w:sz w:val="32"/>
           <w:szCs w:val="32"/>
           <w:u w:val="dotted"/>
-          <w:cs/>
-        </w:rPr>
-        <w:t>รายงานผลการตรวจรับ</w:t>
-      </w:r>
-      <w:r>
-        <w:rPr>
-          <w:rFonts w:ascii="TH Sarabun New" w:hAnsi="TH Sarabun New" w:cs="TH Sarabun New"/>
+        </w:rPr>
+        <w:t>${order_type_name}</w:t>
+      </w:r>
+      <w:r>
+        <w:rPr>
+          <w:rFonts w:ascii="TH SarabunIT๙" w:hAnsi="TH SarabunIT๙" w:cs="TH SarabunIT๙"/>
+          <w:color w:val="000000" w:themeColor="text1"/>
           <w:sz w:val="32"/>
           <w:szCs w:val="32"/>
           <w:u w:val="dotted"/>
-        </w:rPr>
-        <w:t>${order_type_name}</w:t>
-      </w:r>
-      <w:r>
-        <w:rPr>
-          <w:rFonts w:ascii="TH Sarabun New" w:hAnsi="TH Sarabun New" w:cs="TH Sarabun New"/>
-          <w:sz w:val="32"/>
-          <w:szCs w:val="32"/>
-          <w:u w:val="dotted"/>
           <w:cs/>
         </w:rPr>
         <w:t xml:space="preserve">                                                                                         </w:t>
@@ -411,7 +443,8 @@
       <w:pPr>
         <w:spacing w:before="120"/>
         <w:rPr>
-          <w:rFonts w:ascii="TH Sarabun New" w:hAnsi="TH Sarabun New" w:cs="TH Sarabun New"/>
+          <w:rFonts w:ascii="TH SarabunIT๙" w:hAnsi="TH SarabunIT๙" w:cs="TH SarabunIT๙"/>
+          <w:color w:val="000000" w:themeColor="text1"/>
           <w:sz w:val="32"/>
           <w:szCs w:val="32"/>
           <w:cs/>
@@ -420,7 +453,8 @@
       </w:pPr>
       <w:r>
         <w:rPr>
-          <w:rFonts w:ascii="TH Sarabun New" w:hAnsi="TH Sarabun New" w:cs="TH Sarabun New"/>
+          <w:rFonts w:ascii="TH SarabunIT๙" w:hAnsi="TH SarabunIT๙" w:cs="TH SarabunIT๙"/>
+          <w:color w:val="000000" w:themeColor="text1"/>
           <w:sz w:val="32"/>
           <w:szCs w:val="32"/>
           <w:cs/>
@@ -429,7 +463,8 @@
       </w:r>
       <w:r>
         <w:rPr>
-          <w:rFonts w:ascii="TH Sarabun New" w:hAnsi="TH Sarabun New" w:cs="TH Sarabun New"/>
+          <w:rFonts w:ascii="TH SarabunIT๙" w:hAnsi="TH SarabunIT๙" w:cs="TH SarabunIT๙"/>
+          <w:color w:val="000000" w:themeColor="text1"/>
           <w:sz w:val="32"/>
           <w:szCs w:val="32"/>
           <w:cs/>
@@ -439,16 +474,19 @@
       </w:r>
       <w:r>
         <w:rPr>
-          <w:rFonts w:ascii="TH Sarabun New" w:hAnsi="TH Sarabun New" w:cs="TH Sarabun New"/>
-          <w:sz w:val="32"/>
-          <w:szCs w:val="32"/>
+          <w:rFonts w:ascii="TH SarabunIT๙" w:hAnsi="TH SarabunIT๙" w:cs="TH SarabunIT๙"/>
+          <w:color w:val="000000" w:themeColor="text1"/>
+          <w:sz w:val="32"/>
+          <w:szCs w:val="32"/>
+          <w:cs/>
           <w:lang w:val="th-TH"/>
         </w:rPr>
         <w:t>$</w:t>
       </w:r>
       <w:r>
         <w:rPr>
-          <w:rFonts w:ascii="TH Sarabun New" w:hAnsi="TH Sarabun New" w:cs="TH Sarabun New" w:hint="cs"/>
+          <w:rFonts w:ascii="TH SarabunIT๙" w:hAnsi="TH SarabunIT๙" w:cs="TH SarabunIT๙"/>
+          <w:color w:val="000000" w:themeColor="text1"/>
           <w:sz w:val="32"/>
           <w:szCs w:val="32"/>
           <w:cs/>
@@ -459,16 +497,17 @@
     </w:p>
     <w:p>
       <w:pPr>
-        <w:pStyle w:val="a3"/>
+        <w:pStyle w:val="ListParagraph"/>
         <w:numPr>
           <w:ilvl w:val="0"/>
           <w:numId w:val="2"/>
         </w:numPr>
         <w:spacing w:before="120"/>
         <w:rPr>
-          <w:rFonts w:ascii="TH Sarabun New" w:eastAsia="Times New Roman" w:hAnsi="TH Sarabun New" w:cs="TH Sarabun New"/>
+          <w:rFonts w:ascii="TH SarabunIT๙" w:eastAsia="Times New Roman" w:hAnsi="TH SarabunIT๙" w:cs="TH SarabunIT๙"/>
           <w:b/>
           <w:bCs/>
+          <w:color w:val="000000" w:themeColor="text1"/>
           <w:sz w:val="32"/>
           <w:szCs w:val="32"/>
           <w:u w:val="single"/>
@@ -476,9 +515,10 @@
       </w:pPr>
       <w:r>
         <w:rPr>
-          <w:rFonts w:ascii="TH Sarabun New" w:eastAsia="Times New Roman" w:hAnsi="TH Sarabun New" w:cs="TH Sarabun New"/>
+          <w:rFonts w:ascii="TH SarabunIT๙" w:eastAsia="Times New Roman" w:hAnsi="TH SarabunIT๙" w:cs="TH SarabunIT๙"/>
           <w:b/>
           <w:bCs/>
+          <w:color w:val="000000" w:themeColor="text1"/>
           <w:sz w:val="32"/>
           <w:szCs w:val="32"/>
           <w:u w:val="single"/>
@@ -489,19 +529,21 @@
     </w:p>
     <w:p>
       <w:pPr>
-        <w:pStyle w:val="a3"/>
-        <w:spacing w:before="120"/>
-        <w:ind w:left="0" w:firstLine="709"/>
+        <w:pStyle w:val="ListParagraph"/>
+        <w:spacing w:before="120"/>
+        <w:ind w:left="0" w:firstLine="1429"/>
         <w:jc w:val="thaiDistribute"/>
         <w:rPr>
-          <w:rFonts w:ascii="TH Sarabun New" w:eastAsia="Times New Roman" w:hAnsi="TH Sarabun New" w:cs="TH Sarabun New"/>
-          <w:sz w:val="32"/>
-          <w:szCs w:val="32"/>
-        </w:rPr>
-      </w:pPr>
-      <w:r>
-        <w:rPr>
-          <w:rFonts w:ascii="TH Sarabun New" w:eastAsia="Times New Roman" w:hAnsi="TH Sarabun New" w:cs="TH Sarabun New"/>
+          <w:rFonts w:ascii="TH SarabunIT๙" w:eastAsia="Times New Roman" w:hAnsi="TH SarabunIT๙" w:cs="TH SarabunIT๙"/>
+          <w:color w:val="000000" w:themeColor="text1"/>
+          <w:sz w:val="32"/>
+          <w:szCs w:val="32"/>
+        </w:rPr>
+      </w:pPr>
+      <w:r>
+        <w:rPr>
+          <w:rFonts w:ascii="TH SarabunIT๙" w:eastAsia="Times New Roman" w:hAnsi="TH SarabunIT๙" w:cs="TH SarabunIT๙"/>
+          <w:color w:val="000000" w:themeColor="text1"/>
           <w:sz w:val="32"/>
           <w:szCs w:val="32"/>
           <w:cs/>
@@ -510,7 +552,8 @@
       </w:r>
       <w:r>
         <w:rPr>
-          <w:rFonts w:ascii="TH Sarabun New" w:eastAsia="Times New Roman" w:hAnsi="TH Sarabun New" w:cs="TH Sarabun New"/>
+          <w:rFonts w:ascii="TH SarabunIT๙" w:eastAsia="Times New Roman" w:hAnsi="TH SarabunIT๙" w:cs="TH SarabunIT๙"/>
+          <w:color w:val="000000" w:themeColor="text1"/>
           <w:sz w:val="32"/>
           <w:szCs w:val="32"/>
         </w:rPr>
@@ -518,7 +561,8 @@
       </w:r>
       <w:r>
         <w:rPr>
-          <w:rFonts w:ascii="TH Sarabun New" w:eastAsia="Times New Roman" w:hAnsi="TH Sarabun New" w:cs="TH Sarabun New"/>
+          <w:rFonts w:ascii="TH SarabunIT๙" w:eastAsia="Times New Roman" w:hAnsi="TH SarabunIT๙" w:cs="TH SarabunIT๙"/>
+          <w:color w:val="000000" w:themeColor="text1"/>
           <w:sz w:val="32"/>
           <w:szCs w:val="32"/>
         </w:rPr>
@@ -526,7 +570,8 @@
       </w:r>
       <w:r>
         <w:rPr>
-          <w:rFonts w:ascii="TH Sarabun New" w:eastAsia="Times New Roman" w:hAnsi="TH Sarabun New" w:cs="TH Sarabun New"/>
+          <w:rFonts w:ascii="TH SarabunIT๙" w:eastAsia="Times New Roman" w:hAnsi="TH SarabunIT๙" w:cs="TH SarabunIT๙"/>
+          <w:color w:val="000000" w:themeColor="text1"/>
           <w:sz w:val="32"/>
           <w:szCs w:val="32"/>
           <w:cs/>
@@ -535,7 +580,8 @@
       </w:r>
       <w:r>
         <w:rPr>
-          <w:rFonts w:ascii="TH Sarabun New" w:hAnsi="TH Sarabun New" w:cs="TH Sarabun New"/>
+          <w:rFonts w:ascii="TH SarabunIT๙" w:hAnsi="TH SarabunIT๙" w:cs="TH SarabunIT๙"/>
+          <w:color w:val="000000" w:themeColor="text1"/>
           <w:sz w:val="32"/>
           <w:szCs w:val="32"/>
           <w:u w:val="dotted"/>
@@ -544,16 +590,192 @@
       </w:r>
       <w:r>
         <w:rPr>
-          <w:rFonts w:ascii="TH Sarabun New" w:eastAsia="Times New Roman" w:hAnsi="TH Sarabun New" w:cs="TH Sarabun New"/>
-          <w:sz w:val="32"/>
-          <w:szCs w:val="32"/>
-          <w:cs/>
-        </w:rPr>
-        <w:t xml:space="preserve">จำนวน  </w:t>
-      </w:r>
-      <w:r>
-        <w:rPr>
-          <w:rFonts w:ascii="TH Sarabun New" w:eastAsia="Times New Roman" w:hAnsi="TH Sarabun New" w:cs="TH Sarabun New"/>
+          <w:rFonts w:ascii="TH SarabunIT๙" w:eastAsia="Times New Roman" w:hAnsi="TH SarabunIT๙" w:cs="TH SarabunIT๙"/>
+          <w:color w:val="000000" w:themeColor="text1"/>
+          <w:sz w:val="32"/>
+          <w:szCs w:val="32"/>
+          <w:cs/>
+        </w:rPr>
+        <w:t xml:space="preserve"> </w:t>
+      </w:r>
+      <w:r>
+        <w:rPr>
+          <w:rFonts w:ascii="TH SarabunIT๙" w:eastAsia="Times New Roman" w:hAnsi="TH SarabunIT๙" w:cs="TH SarabunIT๙" w:hint="cs"/>
+          <w:color w:val="000000" w:themeColor="text1"/>
+          <w:sz w:val="32"/>
+          <w:szCs w:val="32"/>
+          <w:cs/>
+        </w:rPr>
+        <w:t xml:space="preserve">โดยวิธีเฉพาะเจาะจง  </w:t>
+      </w:r>
+      <w:r>
+        <w:rPr>
+          <w:rFonts w:ascii="TH SarabunIT๙" w:eastAsia="Times New Roman" w:hAnsi="TH SarabunIT๙" w:cs="TH SarabunIT๙"/>
+          <w:color w:val="000000" w:themeColor="text1"/>
+          <w:sz w:val="32"/>
+          <w:szCs w:val="32"/>
+          <w:cs/>
+        </w:rPr>
+        <w:t xml:space="preserve">ตามรายงานผลการพิจารณาและขออนุมัติสั่งซื้อสั่งจ้าง ฉบับลงวันที่ </w:t>
+      </w:r>
+      <w:r>
+        <w:rPr>
+          <w:rFonts w:ascii="TH SarabunIT๙" w:eastAsia="Times New Roman" w:hAnsi="TH SarabunIT๙" w:cs="TH SarabunIT๙"/>
+          <w:color w:val="000000" w:themeColor="text1"/>
+          <w:sz w:val="32"/>
+          <w:szCs w:val="32"/>
+        </w:rPr>
+        <w:t xml:space="preserve">${date}   </w:t>
+      </w:r>
+      <w:r>
+        <w:rPr>
+          <w:rFonts w:ascii="TH SarabunIT๙" w:eastAsia="Times New Roman" w:hAnsi="TH SarabunIT๙" w:cs="TH SarabunIT๙"/>
+          <w:color w:val="000000" w:themeColor="text1"/>
+          <w:sz w:val="32"/>
+          <w:szCs w:val="32"/>
+          <w:cs/>
+        </w:rPr>
+        <w:t>ตรวจ</w:t>
+      </w:r>
+      <w:r>
+        <w:rPr>
+          <w:rFonts w:ascii="TH SarabunIT๙" w:eastAsia="Times New Roman" w:hAnsi="TH SarabunIT๙" w:cs="TH SarabunIT๙" w:hint="cs"/>
+          <w:color w:val="000000" w:themeColor="text1"/>
+          <w:sz w:val="32"/>
+          <w:szCs w:val="32"/>
+          <w:cs/>
+        </w:rPr>
+        <w:t>สั่งซื้อ</w:t>
+      </w:r>
+      <w:r>
+        <w:rPr>
+          <w:rFonts w:ascii="TH SarabunIT๙" w:eastAsia="Times New Roman" w:hAnsi="TH SarabunIT๙" w:cs="TH SarabunIT๙"/>
+          <w:color w:val="000000" w:themeColor="text1"/>
+          <w:sz w:val="32"/>
+          <w:szCs w:val="32"/>
+          <w:cs/>
+        </w:rPr>
+        <w:t xml:space="preserve">  และใบสั่งซื้อสั่งจ้างเลขที่  </w:t>
+      </w:r>
+      <w:r>
+        <w:rPr>
+          <w:rFonts w:ascii="TH SarabunIT๙" w:eastAsia="Times New Roman" w:hAnsi="TH SarabunIT๙" w:cs="TH SarabunIT๙"/>
+          <w:color w:val="000000" w:themeColor="text1"/>
+          <w:sz w:val="32"/>
+          <w:szCs w:val="32"/>
+        </w:rPr>
+        <w:t>PO</w:t>
+      </w:r>
+      <w:r>
+        <w:rPr>
+          <w:rFonts w:ascii="TH SarabunIT๙" w:eastAsia="Times New Roman" w:hAnsi="TH SarabunIT๙" w:cs="TH SarabunIT๙" w:hint="cs"/>
+          <w:color w:val="000000" w:themeColor="text1"/>
+          <w:sz w:val="32"/>
+          <w:szCs w:val="32"/>
+          <w:cs/>
+        </w:rPr>
+        <w:t xml:space="preserve"> </w:t>
+      </w:r>
+      <w:r>
+        <w:rPr>
+          <w:rFonts w:ascii="TH SarabunIT๙" w:eastAsia="Times New Roman" w:hAnsi="TH SarabunIT๙" w:cs="TH SarabunIT๙"/>
+          <w:color w:val="000000" w:themeColor="text1"/>
+          <w:sz w:val="32"/>
+          <w:szCs w:val="32"/>
+        </w:rPr>
+        <w:t>number</w:t>
+      </w:r>
+      <w:r>
+        <w:rPr>
+          <w:rFonts w:ascii="TH SarabunIT๙" w:eastAsia="Times New Roman" w:hAnsi="TH SarabunIT๙" w:cs="TH SarabunIT๙"/>
+          <w:color w:val="000000" w:themeColor="text1"/>
+          <w:sz w:val="32"/>
+          <w:szCs w:val="32"/>
+          <w:cs/>
+        </w:rPr>
+        <w:t xml:space="preserve">  ลงวันที่   </w:t>
+      </w:r>
+      <w:r>
+        <w:rPr>
+          <w:rFonts w:ascii="TH SarabunIT๙" w:eastAsia="Times New Roman" w:hAnsi="TH SarabunIT๙" w:cs="TH SarabunIT๙"/>
+          <w:color w:val="000000" w:themeColor="text1"/>
+          <w:sz w:val="32"/>
+          <w:szCs w:val="32"/>
+        </w:rPr>
+        <w:t xml:space="preserve">${date}   </w:t>
+      </w:r>
+      <w:r>
+        <w:rPr>
+          <w:rFonts w:ascii="TH SarabunIT๙" w:eastAsia="Times New Roman" w:hAnsi="TH SarabunIT๙" w:cs="TH SarabunIT๙"/>
+          <w:color w:val="000000" w:themeColor="text1"/>
+          <w:sz w:val="32"/>
+          <w:szCs w:val="32"/>
+          <w:cs/>
+        </w:rPr>
+        <w:t xml:space="preserve">ตรวจสั่งซื้อ กับ  ร้านเทคนิค โอ.เอ  ในราคา </w:t>
+      </w:r>
+      <w:r>
+        <w:rPr>
+          <w:rFonts w:ascii="TH SarabunIT๙" w:eastAsia="Times New Roman" w:hAnsi="TH SarabunIT๙" w:cs="TH SarabunIT๙"/>
+          <w:color w:val="000000" w:themeColor="text1"/>
+          <w:sz w:val="32"/>
+          <w:szCs w:val="32"/>
+        </w:rPr>
+        <w:t>${price}</w:t>
+      </w:r>
+      <w:r>
+        <w:rPr>
+          <w:rFonts w:ascii="TH SarabunIT๙" w:eastAsia="Times New Roman" w:hAnsi="TH SarabunIT๙" w:cs="TH SarabunIT๙"/>
+          <w:color w:val="000000" w:themeColor="text1"/>
+          <w:sz w:val="32"/>
+          <w:szCs w:val="32"/>
+          <w:cs/>
+        </w:rPr>
+        <w:t xml:space="preserve">  บาท  (</w:t>
+      </w:r>
+      <w:r>
+        <w:rPr>
+          <w:rFonts w:ascii="TH SarabunIT๙" w:eastAsia="Times New Roman" w:hAnsi="TH SarabunIT๙" w:cs="TH SarabunIT๙"/>
+          <w:color w:val="000000" w:themeColor="text1"/>
+          <w:sz w:val="32"/>
+          <w:szCs w:val="32"/>
+        </w:rPr>
+        <w:t>${price_text})</w:t>
+      </w:r>
+      <w:r>
+        <w:rPr>
+          <w:rFonts w:ascii="TH SarabunIT๙" w:eastAsia="Times New Roman" w:hAnsi="TH SarabunIT๙" w:cs="TH SarabunIT๙"/>
+          <w:color w:val="000000" w:themeColor="text1"/>
+          <w:sz w:val="32"/>
+          <w:szCs w:val="32"/>
+          <w:cs/>
+        </w:rPr>
+        <w:t xml:space="preserve">  นั้น</w:t>
+      </w:r>
+      <w:r>
+        <w:rPr>
+          <w:rFonts w:ascii="TH SarabunIT๙" w:eastAsia="Times New Roman" w:hAnsi="TH SarabunIT๙" w:cs="TH SarabunIT๙" w:hint="cs"/>
+          <w:color w:val="000000" w:themeColor="text1"/>
+          <w:sz w:val="32"/>
+          <w:szCs w:val="32"/>
+          <w:cs/>
+        </w:rPr>
+        <w:t xml:space="preserve"> </w:t>
+      </w:r>
+      <w:r>
+        <w:rPr>
+          <w:rFonts w:ascii="TH SarabunIT๙" w:eastAsia="Times New Roman" w:hAnsi="TH SarabunIT๙" w:cs="TH SarabunIT๙"/>
+          <w:color w:val="000000" w:themeColor="text1"/>
+          <w:sz w:val="32"/>
+          <w:szCs w:val="32"/>
+          <w:cs/>
+        </w:rPr>
+        <w:t>(</w:t>
+      </w:r>
+      <w:r>
+        <w:rPr>
+          <w:rFonts w:ascii="TH SarabunIT๙" w:eastAsia="Times New Roman" w:hAnsi="TH SarabunIT๙" w:cs="TH SarabunIT๙"/>
+          <w:color w:val="000000" w:themeColor="text1"/>
           <w:sz w:val="32"/>
           <w:szCs w:val="32"/>
         </w:rPr>
@@ -561,24 +783,17 @@
       </w:r>
       <w:r>
         <w:rPr>
-          <w:rFonts w:ascii="TH Sarabun New" w:eastAsia="Times New Roman" w:hAnsi="TH Sarabun New" w:cs="TH Sarabun New"/>
-          <w:sz w:val="32"/>
-          <w:szCs w:val="32"/>
-        </w:rPr>
-        <w:t>{</w:t>
-      </w:r>
-      <w:r>
-        <w:rPr>
-          <w:rFonts w:ascii="TH Sarabun New" w:eastAsia="Times New Roman" w:hAnsi="TH Sarabun New" w:cs="TH Sarabun New"/>
-          <w:color w:val="FF0000"/>
-          <w:sz w:val="32"/>
-          <w:szCs w:val="32"/>
-        </w:rPr>
-        <w:t>qty</w:t>
-      </w:r>
-      <w:r>
-        <w:rPr>
-          <w:rFonts w:ascii="TH Sarabun New" w:eastAsia="Times New Roman" w:hAnsi="TH Sarabun New" w:cs="TH Sarabun New"/>
+          <w:rFonts w:ascii="TH SarabunIT๙" w:eastAsia="Times New Roman" w:hAnsi="TH SarabunIT๙" w:cs="TH SarabunIT๙"/>
+          <w:color w:val="000000" w:themeColor="text1"/>
+          <w:sz w:val="32"/>
+          <w:szCs w:val="32"/>
+        </w:rPr>
+        <w:t>{price_text</w:t>
+      </w:r>
+      <w:r>
+        <w:rPr>
+          <w:rFonts w:ascii="TH SarabunIT๙" w:eastAsia="Times New Roman" w:hAnsi="TH SarabunIT๙" w:cs="TH SarabunIT๙"/>
+          <w:color w:val="000000" w:themeColor="text1"/>
           <w:sz w:val="32"/>
           <w:szCs w:val="32"/>
         </w:rPr>
@@ -586,190 +801,38 @@
       </w:r>
       <w:r>
         <w:rPr>
-          <w:rFonts w:ascii="TH Sarabun New" w:eastAsia="Times New Roman" w:hAnsi="TH Sarabun New" w:cs="TH Sarabun New"/>
-          <w:sz w:val="32"/>
-          <w:szCs w:val="32"/>
-          <w:cs/>
-        </w:rPr>
-        <w:t xml:space="preserve"> ชุด โดยใช้เงินบริจาคเป็นเงิน </w:t>
-      </w:r>
-      <w:r>
-        <w:rPr>
-          <w:rFonts w:ascii="TH Sarabun New" w:eastAsia="Times New Roman" w:hAnsi="TH Sarabun New" w:cs="TH Sarabun New"/>
-          <w:sz w:val="32"/>
-          <w:szCs w:val="32"/>
-        </w:rPr>
-        <w:t>$</w:t>
-      </w:r>
-      <w:r>
-        <w:rPr>
-          <w:rFonts w:ascii="TH Sarabun New" w:eastAsia="Times New Roman" w:hAnsi="TH Sarabun New" w:cs="TH Sarabun New"/>
-          <w:sz w:val="32"/>
-          <w:szCs w:val="32"/>
-        </w:rPr>
-        <w:t>{price</w:t>
-      </w:r>
-      <w:r>
-        <w:rPr>
-          <w:rFonts w:ascii="TH Sarabun New" w:eastAsia="Times New Roman" w:hAnsi="TH Sarabun New" w:cs="TH Sarabun New"/>
-          <w:sz w:val="32"/>
-          <w:szCs w:val="32"/>
-        </w:rPr>
-        <w:t>}</w:t>
-      </w:r>
-      <w:r>
-        <w:rPr>
-          <w:rFonts w:ascii="TH Sarabun New" w:eastAsia="Times New Roman" w:hAnsi="TH Sarabun New" w:cs="TH Sarabun New"/>
-          <w:sz w:val="32"/>
-          <w:szCs w:val="32"/>
-        </w:rPr>
-        <w:t xml:space="preserve"> </w:t>
-      </w:r>
-      <w:r>
-        <w:rPr>
-          <w:rFonts w:ascii="TH Sarabun New" w:eastAsia="Times New Roman" w:hAnsi="TH Sarabun New" w:cs="TH Sarabun New"/>
-          <w:sz w:val="32"/>
-          <w:szCs w:val="32"/>
-          <w:cs/>
-        </w:rPr>
-        <w:t>บาท (</w:t>
-      </w:r>
-      <w:r>
-        <w:rPr>
-          <w:rFonts w:ascii="TH Sarabun New" w:eastAsia="Times New Roman" w:hAnsi="TH Sarabun New" w:cs="TH Sarabun New"/>
-          <w:sz w:val="32"/>
-          <w:szCs w:val="32"/>
-        </w:rPr>
-        <w:t>$</w:t>
-      </w:r>
-      <w:r>
-        <w:rPr>
-          <w:rFonts w:ascii="TH Sarabun New" w:eastAsia="Times New Roman" w:hAnsi="TH Sarabun New" w:cs="TH Sarabun New"/>
-          <w:sz w:val="32"/>
-          <w:szCs w:val="32"/>
-        </w:rPr>
-        <w:t>{price_text</w:t>
-      </w:r>
-      <w:r>
-        <w:rPr>
-          <w:rFonts w:ascii="TH Sarabun New" w:eastAsia="Times New Roman" w:hAnsi="TH Sarabun New" w:cs="TH Sarabun New"/>
-          <w:sz w:val="32"/>
-          <w:szCs w:val="32"/>
-        </w:rPr>
-        <w:t>}</w:t>
-      </w:r>
-      <w:r>
-        <w:rPr>
-          <w:rFonts w:ascii="TH Sarabun New" w:eastAsia="Times New Roman" w:hAnsi="TH Sarabun New" w:cs="TH Sarabun New"/>
-          <w:sz w:val="32"/>
-          <w:szCs w:val="32"/>
-          <w:cs/>
-        </w:rPr>
-        <w:t xml:space="preserve">) ใบสั่งซื้อเลขที่ </w:t>
-      </w:r>
-      <w:r>
-        <w:rPr>
-          <w:rFonts w:ascii="TH Sarabun New" w:eastAsia="Times New Roman" w:hAnsi="TH Sarabun New" w:cs="TH Sarabun New"/>
-          <w:sz w:val="32"/>
-          <w:szCs w:val="32"/>
-        </w:rPr>
-        <w:t>$</w:t>
-      </w:r>
-      <w:r>
-        <w:rPr>
-          <w:rFonts w:ascii="TH Sarabun New" w:eastAsia="Times New Roman" w:hAnsi="TH Sarabun New" w:cs="TH Sarabun New"/>
-          <w:sz w:val="32"/>
-          <w:szCs w:val="32"/>
-        </w:rPr>
-        <w:t>{po_number</w:t>
-      </w:r>
-      <w:r>
-        <w:rPr>
-          <w:rFonts w:ascii="TH Sarabun New" w:eastAsia="Times New Roman" w:hAnsi="TH Sarabun New" w:cs="TH Sarabun New"/>
-          <w:sz w:val="32"/>
-          <w:szCs w:val="32"/>
-        </w:rPr>
-        <w:t>}</w:t>
-      </w:r>
-      <w:r>
-        <w:rPr>
-          <w:rFonts w:ascii="TH Sarabun New" w:eastAsia="Times New Roman" w:hAnsi="TH Sarabun New" w:cs="TH Sarabun New"/>
-          <w:sz w:val="32"/>
-          <w:szCs w:val="32"/>
-          <w:cs/>
-        </w:rPr>
-        <w:t xml:space="preserve">  ลงวันที่ </w:t>
-      </w:r>
-      <w:r>
-        <w:rPr>
-          <w:rFonts w:ascii="TH Sarabun New" w:eastAsia="Times New Roman" w:hAnsi="TH Sarabun New" w:cs="TH Sarabun New"/>
-          <w:sz w:val="32"/>
-          <w:szCs w:val="32"/>
-        </w:rPr>
-        <w:t>$</w:t>
-      </w:r>
-      <w:r>
-        <w:rPr>
-          <w:rFonts w:ascii="TH Sarabun New" w:eastAsia="Times New Roman" w:hAnsi="TH Sarabun New" w:cs="TH Sarabun New"/>
-          <w:sz w:val="32"/>
-          <w:szCs w:val="32"/>
-        </w:rPr>
-        <w:t>{po_date</w:t>
-      </w:r>
-      <w:r>
-        <w:rPr>
-          <w:rFonts w:ascii="TH Sarabun New" w:eastAsia="Times New Roman" w:hAnsi="TH Sarabun New" w:cs="TH Sarabun New"/>
-          <w:sz w:val="32"/>
-          <w:szCs w:val="32"/>
-        </w:rPr>
-        <w:t>}</w:t>
-      </w:r>
-      <w:r>
-        <w:rPr>
-          <w:rFonts w:ascii="TH Sarabun New" w:eastAsia="Times New Roman" w:hAnsi="TH Sarabun New" w:cs="TH Sarabun New"/>
-          <w:sz w:val="32"/>
-          <w:szCs w:val="32"/>
-          <w:cs/>
-        </w:rPr>
-        <w:t xml:space="preserve"> สิ้นสุดวันที่ </w:t>
-      </w:r>
-      <w:r>
-        <w:rPr>
-          <w:rFonts w:ascii="TH Sarabun New" w:eastAsia="Times New Roman" w:hAnsi="TH Sarabun New" w:cs="TH Sarabun New"/>
-          <w:sz w:val="32"/>
-          <w:szCs w:val="32"/>
-        </w:rPr>
-        <w:t>$</w:t>
-      </w:r>
-      <w:r>
-        <w:rPr>
-          <w:rFonts w:ascii="TH Sarabun New" w:eastAsia="Times New Roman" w:hAnsi="TH Sarabun New" w:cs="TH Sarabun New"/>
-          <w:sz w:val="32"/>
-          <w:szCs w:val="32"/>
-        </w:rPr>
-        <w:t>{po_expire</w:t>
-      </w:r>
-      <w:r>
-        <w:rPr>
-          <w:rFonts w:ascii="TH Sarabun New" w:eastAsia="Times New Roman" w:hAnsi="TH Sarabun New" w:cs="TH Sarabun New"/>
-          <w:sz w:val="32"/>
-          <w:szCs w:val="32"/>
-        </w:rPr>
-        <w:t>}</w:t>
-      </w:r>
-    </w:p>
-    <w:p>
-      <w:pPr>
-        <w:pStyle w:val="a3"/>
+          <w:rFonts w:ascii="TH SarabunIT๙" w:eastAsia="Times New Roman" w:hAnsi="TH SarabunIT๙" w:cs="TH SarabunIT๙"/>
+          <w:color w:val="000000" w:themeColor="text1"/>
+          <w:sz w:val="32"/>
+          <w:szCs w:val="32"/>
+          <w:cs/>
+        </w:rPr>
+        <w:t xml:space="preserve">) </w:t>
+      </w:r>
+      <w:r>
+        <w:rPr>
+          <w:rFonts w:ascii="TH SarabunIT๙" w:eastAsia="Times New Roman" w:hAnsi="TH SarabunIT๙" w:cs="TH SarabunIT๙" w:hint="cs"/>
+          <w:color w:val="000000" w:themeColor="text1"/>
+          <w:sz w:val="32"/>
+          <w:szCs w:val="32"/>
+          <w:cs/>
+        </w:rPr>
+        <w:t>นั้น</w:t>
+      </w:r>
+    </w:p>
+    <w:p>
+      <w:pPr>
+        <w:pStyle w:val="ListParagraph"/>
         <w:numPr>
           <w:ilvl w:val="0"/>
           <w:numId w:val="2"/>
         </w:numPr>
         <w:spacing w:before="120"/>
         <w:rPr>
-          <w:rFonts w:ascii="TH Sarabun New" w:eastAsia="Times New Roman" w:hAnsi="TH Sarabun New" w:cs="TH Sarabun New"/>
+          <w:rFonts w:ascii="TH SarabunIT๙" w:eastAsia="Times New Roman" w:hAnsi="TH SarabunIT๙" w:cs="TH SarabunIT๙"/>
           <w:b/>
           <w:bCs/>
+          <w:color w:val="000000" w:themeColor="text1"/>
           <w:sz w:val="32"/>
           <w:szCs w:val="32"/>
           <w:u w:val="single"/>
@@ -777,9 +840,10 @@
       </w:pPr>
       <w:r>
         <w:rPr>
-          <w:rFonts w:ascii="TH Sarabun New" w:eastAsia="Times New Roman" w:hAnsi="TH Sarabun New" w:cs="TH Sarabun New"/>
+          <w:rFonts w:ascii="TH SarabunIT๙" w:eastAsia="Times New Roman" w:hAnsi="TH SarabunIT๙" w:cs="TH SarabunIT๙"/>
           <w:b/>
           <w:bCs/>
+          <w:color w:val="000000" w:themeColor="text1"/>
           <w:sz w:val="32"/>
           <w:szCs w:val="32"/>
           <w:u w:val="single"/>
@@ -793,19 +857,60 @@
         <w:spacing w:before="120"/>
         <w:jc w:val="thaiDistribute"/>
         <w:rPr>
-          <w:rFonts w:ascii="TH Sarabun New" w:eastAsia="Times New Roman" w:hAnsi="TH Sarabun New" w:cs="TH Sarabun New"/>
-          <w:sz w:val="32"/>
-          <w:szCs w:val="32"/>
-        </w:rPr>
-      </w:pPr>
-      <w:r>
-        <w:rPr>
-          <w:rFonts w:ascii="TH Sarabun New" w:eastAsia="Times New Roman" w:hAnsi="TH Sarabun New" w:cs="TH Sarabun New"/>
-          <w:sz w:val="32"/>
-          <w:szCs w:val="32"/>
-          <w:cs/>
-        </w:rPr>
-        <w:t xml:space="preserve">          2.1 ระเบียบกระทรวงสาธารสุขว่าด้วยวิธีปฏิบัติเกี่ยวกับการจัดซื้อจัดจ้างและการพัสดุโดยใช้เงินบริจาคของหน่วยบริการในสังกัดกระทรวงสาธารณสุข พ.ศ.2561 ข้อ 73 สรุปความว่า”การบริหารสัญญาและการตรวจรับพัสดุ ในระเบียบนี้ให้เป็นไปตามกฎหมายว่าด้วยการจัดซื้อจัดจ้างและการบริหารพัสดุภาครัฐ”</w:t>
+          <w:rFonts w:ascii="TH SarabunIT๙" w:eastAsia="Times New Roman" w:hAnsi="TH SarabunIT๙" w:cs="TH SarabunIT๙"/>
+          <w:color w:val="000000" w:themeColor="text1"/>
+          <w:sz w:val="32"/>
+          <w:szCs w:val="32"/>
+        </w:rPr>
+      </w:pPr>
+      <w:r>
+        <w:rPr>
+          <w:rFonts w:ascii="TH SarabunIT๙" w:eastAsia="Times New Roman" w:hAnsi="TH SarabunIT๙" w:cs="TH SarabunIT๙" w:hint="cs"/>
+          <w:color w:val="000000" w:themeColor="text1"/>
+          <w:sz w:val="32"/>
+          <w:szCs w:val="32"/>
+          <w:cs/>
+        </w:rPr>
+        <w:tab/>
+        <w:t xml:space="preserve">     </w:t>
+      </w:r>
+      <w:r>
+        <w:rPr>
+          <w:rFonts w:ascii="TH SarabunIT๙" w:eastAsia="Times New Roman" w:hAnsi="TH SarabunIT๙" w:cs="TH SarabunIT๙"/>
+          <w:color w:val="000000" w:themeColor="text1"/>
+          <w:sz w:val="32"/>
+          <w:szCs w:val="32"/>
+          <w:cs/>
+        </w:rPr>
+        <w:t xml:space="preserve">2.1  ตามระเบียบกระทรวงการคลังว่าด้วยการจัดซื้อจัดจ้างและการบริหารพัสดุภาครัฐ พ.ศ.2560  ข้อ  175 (4)  ความว่า  </w:t>
+      </w:r>
+      <w:r>
+        <w:rPr>
+          <w:rFonts w:ascii="TH SarabunIT๙" w:eastAsia="Times New Roman" w:hAnsi="TH SarabunIT๙" w:cs="TH SarabunIT๙"/>
+          <w:color w:val="000000" w:themeColor="text1"/>
+          <w:sz w:val="32"/>
+          <w:szCs w:val="32"/>
+        </w:rPr>
+        <w:t>“</w:t>
+      </w:r>
+      <w:r>
+        <w:rPr>
+          <w:rFonts w:ascii="TH SarabunIT๙" w:eastAsia="Times New Roman" w:hAnsi="TH SarabunIT๙" w:cs="TH SarabunIT๙"/>
+          <w:color w:val="000000" w:themeColor="text1"/>
+          <w:sz w:val="32"/>
+          <w:szCs w:val="32"/>
+          <w:cs/>
+        </w:rPr>
+        <w:t>เมื่อตรวจถูกต้องครบถ้วนแล้ว  ให้รับพัสดุไว้และถือว่าผู้ขายหรือผู้รับจ้างได้ส่งมอบพัสดุถูกต้องครบถ้วนตั้งแต่วันที่ผู้ขายหรือผู้รับจ้างนำพัสดุนั้นมาส่ง  แล้วมอบแก่เจ้าหน้าที่พร้อมกับทำใบตรวจรับโดยลงชื่อไว้เป็นหลักฐานอย่างน้อย  2  ฉบับ   มอบแก่ผู้ขายหรือผู้รับจ้าง  1  ฉบับ  และเจ้าหน้าที่   1  ฉบับ  เพื่อดำเนินการเบิกจ่ายเงินตามระเบียบของหน่วยงานของรัฐและรายงานให้หัวหน้าหน่วยงานของรัฐทราบ</w:t>
+      </w:r>
+      <w:r>
+        <w:rPr>
+          <w:rFonts w:ascii="TH SarabunIT๙" w:eastAsia="Times New Roman" w:hAnsi="TH SarabunIT๙" w:cs="TH SarabunIT๙"/>
+          <w:color w:val="000000" w:themeColor="text1"/>
+          <w:sz w:val="32"/>
+          <w:szCs w:val="32"/>
+        </w:rPr>
+        <w:t>”</w:t>
       </w:r>
     </w:p>
     <w:p>
@@ -813,33 +918,478 @@
         <w:spacing w:before="120"/>
         <w:jc w:val="thaiDistribute"/>
         <w:rPr>
-          <w:rFonts w:ascii="TH Sarabun New" w:eastAsia="Times New Roman" w:hAnsi="TH Sarabun New" w:cs="TH Sarabun New"/>
-          <w:sz w:val="32"/>
-          <w:szCs w:val="32"/>
-        </w:rPr>
-      </w:pPr>
-      <w:r>
-        <w:rPr>
-          <w:rFonts w:ascii="TH Sarabun New" w:eastAsia="Times New Roman" w:hAnsi="TH Sarabun New" w:cs="TH Sarabun New"/>
-          <w:sz w:val="32"/>
-          <w:szCs w:val="32"/>
-          <w:cs/>
-        </w:rPr>
-        <w:t xml:space="preserve">          2.2 ระเบียบกระทรวงคลังว่าด้วยการจัดซื้อจัดจ้างและบริหารพัสดุภาครัฐ พ.ศ.2560 ข้อ 175 (4) ความว่า”เมื่อตรวจถูกต้องครบถ้วนแล้ว ให้รับพัสดุไว้และถือว่าผู้ขายหรือผู้รับจ้างได้ส่งมอบพัสดุถูกต้องครบถ้วนตั้งแต่วันที่ผู้ขายหรือผู้รับจ้างนำพัสดุนั้นมาส่ง แล้วมอบแก่เจ้าหน้าที่พร้อมกับทำใบตรวจรับโดยลงชื่อไว้เป็นหลักฐาน อย่างน้อย 2 ฉบับ มอบแก่ผู้ขายหรือผู้รับจ้าง 1 ฉบับ และเจ้าหน้าที่ 1 ฉบับ เพื่อดำเนินการเบิกจ่ายตามระเบียบของหน่วยงานของรัฐและรายงานให้หัวหน้าหน่วยงานของรัฐทราบ”</w:t>
-      </w:r>
-    </w:p>
-    <w:p>
-      <w:pPr>
-        <w:pStyle w:val="a3"/>
+          <w:rFonts w:ascii="TH SarabunIT๙" w:eastAsia="Times New Roman" w:hAnsi="TH SarabunIT๙" w:cs="TH SarabunIT๙"/>
+          <w:color w:val="000000" w:themeColor="text1"/>
+          <w:sz w:val="32"/>
+          <w:szCs w:val="32"/>
+        </w:rPr>
+      </w:pPr>
+      <w:r>
+        <w:rPr>
+          <w:rFonts w:ascii="TH SarabunIT๙" w:eastAsia="Times New Roman" w:hAnsi="TH SarabunIT๙" w:cs="TH SarabunIT๙"/>
+          <w:color w:val="000000" w:themeColor="text1"/>
+          <w:sz w:val="32"/>
+          <w:szCs w:val="32"/>
+          <w:cs/>
+        </w:rPr>
+        <w:t xml:space="preserve">          </w:t>
+      </w:r>
+      <w:r>
+        <w:rPr>
+          <w:rFonts w:ascii="TH SarabunIT๙" w:eastAsia="Times New Roman" w:hAnsi="TH SarabunIT๙" w:cs="TH SarabunIT๙"/>
+          <w:color w:val="000000" w:themeColor="text1"/>
+          <w:sz w:val="32"/>
+          <w:szCs w:val="32"/>
+          <w:cs/>
+        </w:rPr>
+        <w:t>2.2  ตามหนังสือคณะกรรมการวินิจฉัยปัญหาการจัดซื้อจัดจ้างและการบริหารพัสดุภาครัฐกรมบัญชีกลาง  ด่วนที่สุด  ที่  กค (กวจ) 0405.2/ว 78  ลงวันที่  31  มกราคม  2565</w:t>
+      </w:r>
+    </w:p>
+    <w:p>
+      <w:pPr>
+        <w:spacing w:before="120"/>
+        <w:jc w:val="thaiDistribute"/>
+        <w:rPr>
+          <w:rFonts w:ascii="TH SarabunIT๙" w:eastAsia="Times New Roman" w:hAnsi="TH SarabunIT๙" w:cs="TH SarabunIT๙"/>
+          <w:color w:val="000000" w:themeColor="text1"/>
+          <w:sz w:val="32"/>
+          <w:szCs w:val="32"/>
+        </w:rPr>
+      </w:pPr>
+      <w:r>
+        <w:rPr>
+          <w:rFonts w:ascii="TH SarabunIT๙" w:eastAsia="Times New Roman" w:hAnsi="TH SarabunIT๙" w:cs="TH SarabunIT๙"/>
+          <w:color w:val="000000" w:themeColor="text1"/>
+          <w:sz w:val="32"/>
+          <w:szCs w:val="32"/>
+          <w:cs/>
+        </w:rPr>
+        <w:t xml:space="preserve">ข้อ </w:t>
+      </w:r>
+      <w:r>
+        <w:rPr>
+          <w:rFonts w:ascii="TH SarabunIT๙" w:eastAsia="Times New Roman" w:hAnsi="TH SarabunIT๙" w:cs="TH SarabunIT๙"/>
+          <w:color w:val="000000" w:themeColor="text1"/>
+          <w:sz w:val="32"/>
+          <w:szCs w:val="32"/>
+        </w:rPr>
+        <w:t>1.1.1.1</w:t>
+      </w:r>
+      <w:r>
+        <w:rPr>
+          <w:rFonts w:ascii="TH SarabunIT๙" w:eastAsia="Times New Roman" w:hAnsi="TH SarabunIT๙" w:cs="TH SarabunIT๙"/>
+          <w:color w:val="000000" w:themeColor="text1"/>
+          <w:sz w:val="32"/>
+          <w:szCs w:val="32"/>
+          <w:cs/>
+        </w:rPr>
+        <w:t xml:space="preserve">  กรณีการจัดซื้อให้หน่วยงานของรัฐจัดซื้อพัสดุที่ผลิตในประเทศ</w:t>
+      </w:r>
+    </w:p>
+    <w:p>
+      <w:pPr>
+        <w:spacing w:before="120"/>
+        <w:jc w:val="thaiDistribute"/>
+        <w:rPr>
+          <w:rFonts w:ascii="TH SarabunIT๙" w:eastAsia="Times New Roman" w:hAnsi="TH SarabunIT๙" w:cs="TH SarabunIT๙"/>
+          <w:color w:val="000000" w:themeColor="text1"/>
+          <w:sz w:val="32"/>
+          <w:szCs w:val="32"/>
+        </w:rPr>
+      </w:pPr>
+      <w:r>
+        <w:rPr>
+          <w:rFonts w:ascii="TH SarabunIT๙" w:eastAsia="Times New Roman" w:hAnsi="TH SarabunIT๙" w:cs="TH SarabunIT๙"/>
+          <w:color w:val="000000" w:themeColor="text1"/>
+          <w:sz w:val="32"/>
+          <w:szCs w:val="32"/>
+        </w:rPr>
+        <w:t xml:space="preserve">       </w:t>
+      </w:r>
+      <w:r>
+        <w:rPr>
+          <w:rFonts w:ascii="TH SarabunIT๙" w:eastAsia="Times New Roman" w:hAnsi="TH SarabunIT๙" w:cs="TH SarabunIT๙"/>
+          <w:color w:val="000000" w:themeColor="text1"/>
+          <w:sz w:val="32"/>
+          <w:szCs w:val="32"/>
+        </w:rPr>
+        <w:tab/>
+      </w:r>
+      <w:r>
+        <w:rPr>
+          <w:rFonts w:ascii="TH SarabunIT๙" w:eastAsia="Times New Roman" w:hAnsi="TH SarabunIT๙" w:cs="TH SarabunIT๙"/>
+          <w:color w:val="000000" w:themeColor="text1"/>
+          <w:sz w:val="32"/>
+          <w:szCs w:val="32"/>
+        </w:rPr>
+        <w:tab/>
+      </w:r>
+      <w:r>
+        <w:rPr>
+          <w:rFonts w:ascii="TH SarabunIT๙" w:eastAsia="Times New Roman" w:hAnsi="TH SarabunIT๙" w:cs="TH SarabunIT๙"/>
+          <w:color w:val="000000" w:themeColor="text1"/>
+          <w:sz w:val="32"/>
+          <w:szCs w:val="32"/>
+          <w:cs/>
+        </w:rPr>
+        <w:t>ข้อ</w:t>
+      </w:r>
+      <w:r>
+        <w:rPr>
+          <w:rFonts w:ascii="TH SarabunIT๙" w:eastAsia="Times New Roman" w:hAnsi="TH SarabunIT๙" w:cs="TH SarabunIT๙"/>
+          <w:color w:val="000000" w:themeColor="text1"/>
+          <w:sz w:val="32"/>
+          <w:szCs w:val="32"/>
+        </w:rPr>
+        <w:t>1.1.1.2</w:t>
+      </w:r>
+      <w:r>
+        <w:rPr>
+          <w:rFonts w:ascii="TH SarabunIT๙" w:eastAsia="Times New Roman" w:hAnsi="TH SarabunIT๙" w:cs="TH SarabunIT๙"/>
+          <w:color w:val="000000" w:themeColor="text1"/>
+          <w:sz w:val="32"/>
+          <w:szCs w:val="32"/>
+          <w:cs/>
+        </w:rPr>
+        <w:t xml:space="preserve">  กรณีที่พัสดุที่หน่วยงานของรัฐต้องการใช้งานเป็นพัสดุที่ไม่มีผลิตภายในประเทศ  หน่วยงานของรัฐสามารถกำหนดรายละเอียดคุณลักษณะของพัสดุได้ตามวัตถุประสงค์การใช้งาน  โดยไม่ต้องกำหนดว่าเป็นพัสดุที่ผลิตภายในประเทศ  กรณีนี้ไม่ต้องขออนุมัติจากหัวหน้าหน่วยงานของรัฐหรือผู้มีอำนาจเหนือขึ้นไปหนึ่งขั้น</w:t>
+      </w:r>
+    </w:p>
+    <w:p>
+      <w:pPr>
+        <w:spacing w:before="120"/>
+        <w:jc w:val="thaiDistribute"/>
+        <w:rPr>
+          <w:rFonts w:ascii="TH SarabunIT๙" w:eastAsia="Times New Roman" w:hAnsi="TH SarabunIT๙" w:cs="TH SarabunIT๙"/>
+          <w:color w:val="000000" w:themeColor="text1"/>
+          <w:sz w:val="32"/>
+          <w:szCs w:val="32"/>
+        </w:rPr>
+      </w:pPr>
+      <w:r>
+        <w:rPr>
+          <w:rFonts w:ascii="TH SarabunIT๙" w:eastAsia="Times New Roman" w:hAnsi="TH SarabunIT๙" w:cs="TH SarabunIT๙"/>
+          <w:color w:val="000000" w:themeColor="text1"/>
+          <w:sz w:val="32"/>
+          <w:szCs w:val="32"/>
+        </w:rPr>
+        <w:tab/>
+      </w:r>
+      <w:r>
+        <w:rPr>
+          <w:rFonts w:ascii="TH SarabunIT๙" w:eastAsia="Times New Roman" w:hAnsi="TH SarabunIT๙" w:cs="TH SarabunIT๙" w:hint="cs"/>
+          <w:color w:val="000000" w:themeColor="text1"/>
+          <w:sz w:val="32"/>
+          <w:szCs w:val="32"/>
+          <w:cs/>
+        </w:rPr>
+        <w:tab/>
+      </w:r>
+      <w:r>
+        <w:rPr>
+          <w:rFonts w:ascii="TH SarabunIT๙" w:eastAsia="Times New Roman" w:hAnsi="TH SarabunIT๙" w:cs="TH SarabunIT๙"/>
+          <w:color w:val="000000" w:themeColor="text1"/>
+          <w:sz w:val="32"/>
+          <w:szCs w:val="32"/>
+          <w:cs/>
+        </w:rPr>
+        <w:t xml:space="preserve">ข้อ </w:t>
+      </w:r>
+      <w:r>
+        <w:rPr>
+          <w:rFonts w:ascii="TH SarabunIT๙" w:eastAsia="Times New Roman" w:hAnsi="TH SarabunIT๙" w:cs="TH SarabunIT๙"/>
+          <w:color w:val="000000" w:themeColor="text1"/>
+          <w:sz w:val="32"/>
+          <w:szCs w:val="32"/>
+        </w:rPr>
+        <w:t>1.1.1.3</w:t>
+      </w:r>
+      <w:r>
+        <w:rPr>
+          <w:rFonts w:ascii="TH SarabunIT๙" w:eastAsia="Times New Roman" w:hAnsi="TH SarabunIT๙" w:cs="TH SarabunIT๙"/>
+          <w:color w:val="000000" w:themeColor="text1"/>
+          <w:sz w:val="32"/>
+          <w:szCs w:val="32"/>
+          <w:cs/>
+        </w:rPr>
+        <w:t xml:space="preserve">  ในกรณีพี่พัสดุหน่วยงานของรัฐต้องการใช้งานเป็นพัสดุที่มีผลิตภายในประเทศแต่ไม่เพียงพอต่อความต้องการในประเทศ  หรือมีผู้ประกอบการเข้ายื่นข้อเสนอจำนวนน้อยราย  หรือมีความจำเป็น  จะจ้องมีการใช้พัสดุที่ผลิตจากต่างประเทศหรือนำเข้าพัสดุจากต่างประเทศ  ให้หน่วยงานของรัฐจัดทำรายละเอียดคุณลักษณะเฉพาะตามวัตถุประสงค์การใช้งาน  และเสนอหัวหน้าหน่วยงานของรัฐพิจารณาโดยจะเสนอไปพร้อมกับขั้นตอนขอความเห็นชอบรายงานขอซื้อขอจ้างก็ได้  ในกรณีดังนี้</w:t>
+      </w:r>
+    </w:p>
+    <w:p>
+      <w:pPr>
+        <w:spacing w:before="120"/>
+        <w:jc w:val="thaiDistribute"/>
+        <w:rPr>
+          <w:rFonts w:ascii="TH SarabunIT๙" w:eastAsia="Times New Roman" w:hAnsi="TH SarabunIT๙" w:cs="TH SarabunIT๙"/>
+          <w:color w:val="000000" w:themeColor="text1"/>
+          <w:sz w:val="32"/>
+          <w:szCs w:val="32"/>
+        </w:rPr>
+      </w:pPr>
+      <w:r>
+        <w:rPr>
+          <w:rFonts w:ascii="TH SarabunIT๙" w:eastAsia="Times New Roman" w:hAnsi="TH SarabunIT๙" w:cs="TH SarabunIT๙" w:hint="cs"/>
+          <w:color w:val="000000" w:themeColor="text1"/>
+          <w:sz w:val="32"/>
+          <w:szCs w:val="32"/>
+          <w:cs/>
+        </w:rPr>
+        <w:tab/>
+      </w:r>
+      <w:r>
+        <w:rPr>
+          <w:rFonts w:ascii="TH SarabunIT๙" w:eastAsia="Times New Roman" w:hAnsi="TH SarabunIT๙" w:cs="TH SarabunIT๙" w:hint="cs"/>
+          <w:color w:val="000000" w:themeColor="text1"/>
+          <w:sz w:val="32"/>
+          <w:szCs w:val="32"/>
+          <w:cs/>
+        </w:rPr>
+        <w:tab/>
+      </w:r>
+      <w:r>
+        <w:rPr>
+          <w:rFonts w:ascii="TH SarabunIT๙" w:eastAsia="Times New Roman" w:hAnsi="TH SarabunIT๙" w:cs="TH SarabunIT๙" w:hint="cs"/>
+          <w:color w:val="000000" w:themeColor="text1"/>
+          <w:sz w:val="32"/>
+          <w:szCs w:val="32"/>
+          <w:cs/>
+        </w:rPr>
+        <w:tab/>
+      </w:r>
+      <w:r>
+        <w:rPr>
+          <w:rFonts w:ascii="TH SarabunIT๙" w:eastAsia="Times New Roman" w:hAnsi="TH SarabunIT๙" w:cs="TH SarabunIT๙"/>
+          <w:color w:val="000000" w:themeColor="text1"/>
+          <w:sz w:val="32"/>
+          <w:szCs w:val="32"/>
+          <w:cs/>
+        </w:rPr>
+        <w:t>(1)</w:t>
+      </w:r>
+      <w:r>
+        <w:rPr>
+          <w:rFonts w:ascii="TH SarabunIT๙" w:eastAsia="Times New Roman" w:hAnsi="TH SarabunIT๙" w:cs="TH SarabunIT๙"/>
+          <w:color w:val="000000" w:themeColor="text1"/>
+          <w:sz w:val="32"/>
+          <w:szCs w:val="32"/>
+          <w:cs/>
+        </w:rPr>
+        <w:tab/>
+        <w:t xml:space="preserve"> เป็นการจัดหาอะไหล่ที่มีความจำเป็นต้องระบุคุณลักษณะเฉพาะและจำเป็นต้องนำเข้าจากต่างประเทศ</w:t>
+      </w:r>
+    </w:p>
+    <w:p>
+      <w:pPr>
+        <w:spacing w:before="120"/>
+        <w:jc w:val="thaiDistribute"/>
+        <w:rPr>
+          <w:rFonts w:ascii="TH SarabunIT๙" w:eastAsia="Times New Roman" w:hAnsi="TH SarabunIT๙" w:cs="TH SarabunIT๙"/>
+          <w:color w:val="000000" w:themeColor="text1"/>
+          <w:sz w:val="32"/>
+          <w:szCs w:val="32"/>
+        </w:rPr>
+      </w:pPr>
+      <w:r>
+        <w:rPr>
+          <w:rFonts w:ascii="TH SarabunIT๙" w:eastAsia="Times New Roman" w:hAnsi="TH SarabunIT๙" w:cs="TH SarabunIT๙" w:hint="cs"/>
+          <w:color w:val="000000" w:themeColor="text1"/>
+          <w:sz w:val="32"/>
+          <w:szCs w:val="32"/>
+          <w:cs/>
+        </w:rPr>
+        <w:tab/>
+      </w:r>
+      <w:r>
+        <w:rPr>
+          <w:rFonts w:ascii="TH SarabunIT๙" w:eastAsia="Times New Roman" w:hAnsi="TH SarabunIT๙" w:cs="TH SarabunIT๙" w:hint="cs"/>
+          <w:color w:val="000000" w:themeColor="text1"/>
+          <w:sz w:val="32"/>
+          <w:szCs w:val="32"/>
+          <w:cs/>
+        </w:rPr>
+        <w:tab/>
+      </w:r>
+      <w:r>
+        <w:rPr>
+          <w:rFonts w:ascii="TH SarabunIT๙" w:eastAsia="Times New Roman" w:hAnsi="TH SarabunIT๙" w:cs="TH SarabunIT๙" w:hint="cs"/>
+          <w:color w:val="000000" w:themeColor="text1"/>
+          <w:sz w:val="32"/>
+          <w:szCs w:val="32"/>
+          <w:cs/>
+        </w:rPr>
+        <w:tab/>
+      </w:r>
+      <w:r>
+        <w:rPr>
+          <w:rFonts w:ascii="TH SarabunIT๙" w:eastAsia="Times New Roman" w:hAnsi="TH SarabunIT๙" w:cs="TH SarabunIT๙"/>
+          <w:color w:val="000000" w:themeColor="text1"/>
+          <w:sz w:val="32"/>
+          <w:szCs w:val="32"/>
+          <w:cs/>
+        </w:rPr>
+        <w:t>(2)</w:t>
+      </w:r>
+      <w:r>
+        <w:rPr>
+          <w:rFonts w:ascii="TH SarabunIT๙" w:eastAsia="Times New Roman" w:hAnsi="TH SarabunIT๙" w:cs="TH SarabunIT๙"/>
+          <w:color w:val="000000" w:themeColor="text1"/>
+          <w:sz w:val="32"/>
+          <w:szCs w:val="32"/>
+          <w:cs/>
+        </w:rPr>
+        <w:tab/>
+        <w:t>กรณีมีความจำเป็นจะต้องมีการใช้พัสดุที่ผลิตหรือนำเข้าจากต่างประเทศซึ่งเป็นการจัดหาครั้งหนึ่งที่มีวงเงินไม่เกิน  2  ล้านบาท  หรือราคาพัสดุที่นำเข้าจากต่างประเทศมีราคาต่อหน่วยไม่เกิน  2  ล้านบาท</w:t>
+      </w:r>
+    </w:p>
+    <w:p>
+      <w:pPr>
+        <w:spacing w:before="120"/>
+        <w:jc w:val="thaiDistribute"/>
+        <w:rPr>
+          <w:rFonts w:ascii="TH SarabunIT๙" w:eastAsia="Times New Roman" w:hAnsi="TH SarabunIT๙" w:cs="TH SarabunIT๙"/>
+          <w:color w:val="000000" w:themeColor="text1"/>
+          <w:sz w:val="32"/>
+          <w:szCs w:val="32"/>
+        </w:rPr>
+      </w:pPr>
+      <w:r>
+        <w:rPr>
+          <w:rFonts w:ascii="TH SarabunIT๙" w:eastAsia="Times New Roman" w:hAnsi="TH SarabunIT๙" w:cs="TH SarabunIT๙" w:hint="cs"/>
+          <w:color w:val="000000" w:themeColor="text1"/>
+          <w:sz w:val="32"/>
+          <w:szCs w:val="32"/>
+          <w:cs/>
+        </w:rPr>
+        <w:tab/>
+      </w:r>
+      <w:r>
+        <w:rPr>
+          <w:rFonts w:ascii="TH SarabunIT๙" w:eastAsia="Times New Roman" w:hAnsi="TH SarabunIT๙" w:cs="TH SarabunIT๙" w:hint="cs"/>
+          <w:color w:val="000000" w:themeColor="text1"/>
+          <w:sz w:val="32"/>
+          <w:szCs w:val="32"/>
+          <w:cs/>
+        </w:rPr>
+        <w:tab/>
+      </w:r>
+      <w:r>
+        <w:rPr>
+          <w:rFonts w:ascii="TH SarabunIT๙" w:eastAsia="Times New Roman" w:hAnsi="TH SarabunIT๙" w:cs="TH SarabunIT๙"/>
+          <w:color w:val="000000" w:themeColor="text1"/>
+          <w:sz w:val="32"/>
+          <w:szCs w:val="32"/>
+          <w:cs/>
+        </w:rPr>
+        <w:t>ข้อ 1.7.2.1  ให้คณะกรรมการตรวจรับพัสดุตรวจสอบว่าพัสดุที่ส่งมอบ  เป็นพัสดุที่ผลิตภายในประเทศตามเงื่อนไขที่กำหนดไว้ในสัญญา</w:t>
+      </w:r>
+    </w:p>
+    <w:p>
+      <w:pPr>
+        <w:spacing w:before="120"/>
+        <w:jc w:val="thaiDistribute"/>
+        <w:rPr>
+          <w:rFonts w:ascii="TH SarabunIT๙" w:eastAsia="Times New Roman" w:hAnsi="TH SarabunIT๙" w:cs="TH SarabunIT๙"/>
+          <w:color w:val="000000" w:themeColor="text1"/>
+          <w:sz w:val="32"/>
+          <w:szCs w:val="32"/>
+        </w:rPr>
+      </w:pPr>
+      <w:r>
+        <w:rPr>
+          <w:rFonts w:ascii="TH SarabunIT๙" w:eastAsia="Times New Roman" w:hAnsi="TH SarabunIT๙" w:cs="TH SarabunIT๙" w:hint="cs"/>
+          <w:color w:val="000000" w:themeColor="text1"/>
+          <w:sz w:val="32"/>
+          <w:szCs w:val="32"/>
+          <w:cs/>
+        </w:rPr>
+        <w:lastRenderedPageBreak/>
+        <w:tab/>
+      </w:r>
+      <w:r>
+        <w:rPr>
+          <w:rFonts w:ascii="TH SarabunIT๙" w:eastAsia="Times New Roman" w:hAnsi="TH SarabunIT๙" w:cs="TH SarabunIT๙" w:hint="cs"/>
+          <w:color w:val="000000" w:themeColor="text1"/>
+          <w:sz w:val="32"/>
+          <w:szCs w:val="32"/>
+          <w:cs/>
+        </w:rPr>
+        <w:tab/>
+      </w:r>
+      <w:r>
+        <w:rPr>
+          <w:rFonts w:ascii="TH SarabunIT๙" w:eastAsia="Times New Roman" w:hAnsi="TH SarabunIT๙" w:cs="TH SarabunIT๙"/>
+          <w:color w:val="000000" w:themeColor="text1"/>
+          <w:sz w:val="32"/>
+          <w:szCs w:val="32"/>
+          <w:cs/>
+        </w:rPr>
+        <w:t>ข้อ 1.7.4  การจัดทำรายงานผลการใช้พัสดุที่ผลิตภายในประเทศสำหรับงานจ้างก่อสร้างและงานจ้างที่มิใช้งานก่อสร้าง</w:t>
+      </w:r>
+    </w:p>
+    <w:p>
+      <w:pPr>
+        <w:spacing w:before="120"/>
+        <w:jc w:val="thaiDistribute"/>
+        <w:rPr>
+          <w:rFonts w:ascii="TH SarabunIT๙" w:eastAsia="Times New Roman" w:hAnsi="TH SarabunIT๙" w:cs="TH SarabunIT๙"/>
+          <w:color w:val="000000" w:themeColor="text1"/>
+          <w:sz w:val="32"/>
+          <w:szCs w:val="32"/>
+        </w:rPr>
+      </w:pPr>
+      <w:r>
+        <w:rPr>
+          <w:rFonts w:ascii="TH SarabunIT๙" w:eastAsia="Times New Roman" w:hAnsi="TH SarabunIT๙" w:cs="TH SarabunIT๙" w:hint="cs"/>
+          <w:color w:val="000000" w:themeColor="text1"/>
+          <w:sz w:val="32"/>
+          <w:szCs w:val="32"/>
+          <w:cs/>
+        </w:rPr>
+        <w:tab/>
+      </w:r>
+      <w:r>
+        <w:rPr>
+          <w:rFonts w:ascii="TH SarabunIT๙" w:eastAsia="Times New Roman" w:hAnsi="TH SarabunIT๙" w:cs="TH SarabunIT๙"/>
+          <w:color w:val="000000" w:themeColor="text1"/>
+          <w:sz w:val="32"/>
+          <w:szCs w:val="32"/>
+          <w:cs/>
+        </w:rPr>
+        <w:t>ให้คณะกรรมการตรวจรับพัสดุเป็นผู้จัดทำรายงานผลการใช้พัสดุท</w:t>
+      </w:r>
+      <w:r>
+        <w:rPr>
+          <w:rFonts w:ascii="TH SarabunIT๙" w:eastAsia="Times New Roman" w:hAnsi="TH SarabunIT๙" w:cs="TH SarabunIT๙"/>
+          <w:color w:val="000000" w:themeColor="text1"/>
+          <w:sz w:val="32"/>
+          <w:szCs w:val="32"/>
+          <w:cs/>
+        </w:rPr>
+        <w:t xml:space="preserve">ี่ผลิตภายในประเทศ  (ตามภาคผนวก </w:t>
+      </w:r>
+      <w:r>
+        <w:rPr>
+          <w:rFonts w:ascii="TH SarabunIT๙" w:eastAsia="Times New Roman" w:hAnsi="TH SarabunIT๙" w:cs="TH SarabunIT๙"/>
+          <w:color w:val="000000" w:themeColor="text1"/>
+          <w:sz w:val="32"/>
+          <w:szCs w:val="32"/>
+          <w:cs/>
+        </w:rPr>
+        <w:t>3 ) เสนอหัวหน้าหน่วยงานของรัฐทราบพร้อมรายงานผลการตรวจรับงานงวดสุดท้าย</w:t>
+      </w:r>
+    </w:p>
+    <w:p>
+      <w:pPr>
+        <w:pStyle w:val="ListParagraph"/>
         <w:numPr>
           <w:ilvl w:val="0"/>
           <w:numId w:val="2"/>
         </w:numPr>
         <w:spacing w:before="120"/>
         <w:rPr>
-          <w:rFonts w:ascii="TH Sarabun New" w:eastAsia="Times New Roman" w:hAnsi="TH Sarabun New" w:cs="TH Sarabun New"/>
+          <w:rFonts w:ascii="TH SarabunIT๙" w:eastAsia="Times New Roman" w:hAnsi="TH SarabunIT๙" w:cs="TH SarabunIT๙"/>
           <w:b/>
           <w:bCs/>
+          <w:color w:val="000000" w:themeColor="text1"/>
           <w:sz w:val="32"/>
           <w:szCs w:val="32"/>
           <w:u w:val="single"/>
@@ -847,9 +1397,10 @@
       </w:pPr>
       <w:r>
         <w:rPr>
-          <w:rFonts w:ascii="TH Sarabun New" w:eastAsia="Times New Roman" w:hAnsi="TH Sarabun New" w:cs="TH Sarabun New"/>
+          <w:rFonts w:ascii="TH SarabunIT๙" w:eastAsia="Times New Roman" w:hAnsi="TH SarabunIT๙" w:cs="TH SarabunIT๙"/>
           <w:b/>
           <w:bCs/>
+          <w:color w:val="000000" w:themeColor="text1"/>
           <w:sz w:val="32"/>
           <w:szCs w:val="32"/>
           <w:u w:val="single"/>
@@ -860,7 +1411,7 @@
     </w:p>
     <w:p>
       <w:pPr>
-        <w:pStyle w:val="a3"/>
+        <w:pStyle w:val="ListParagraph"/>
         <w:numPr>
           <w:ilvl w:val="1"/>
           <w:numId w:val="2"/>
@@ -869,97 +1420,178 @@
         <w:ind w:left="0" w:firstLine="1080"/>
         <w:jc w:val="thaiDistribute"/>
         <w:rPr>
-          <w:rFonts w:ascii="TH Sarabun New" w:eastAsia="Times New Roman" w:hAnsi="TH Sarabun New" w:cs="TH Sarabun New"/>
-          <w:sz w:val="32"/>
-          <w:szCs w:val="32"/>
-        </w:rPr>
-      </w:pPr>
-      <w:r>
-        <w:rPr>
-          <w:rFonts w:ascii="TH Sarabun New" w:eastAsia="Times New Roman" w:hAnsi="TH Sarabun New" w:cs="TH Sarabun New"/>
-          <w:sz w:val="32"/>
-          <w:szCs w:val="32"/>
-          <w:cs/>
-        </w:rPr>
-        <w:t xml:space="preserve">คณะกรรมการตรวจรับพัสดุได้ดำเนินตรวจรับพัสดุ ในวันที่ </w:t>
-      </w:r>
-      <w:r>
-        <w:rPr>
-          <w:rFonts w:ascii="TH Sarabun New" w:eastAsia="Times New Roman" w:hAnsi="TH Sarabun New" w:cs="TH Sarabun New"/>
-          <w:sz w:val="32"/>
-          <w:szCs w:val="32"/>
-        </w:rPr>
-        <w:t>$</w:t>
-      </w:r>
-      <w:r>
-        <w:rPr>
-          <w:rFonts w:ascii="TH Sarabun New" w:eastAsia="Times New Roman" w:hAnsi="TH Sarabun New" w:cs="TH Sarabun New"/>
-          <w:sz w:val="32"/>
-          <w:szCs w:val="32"/>
-        </w:rPr>
-        <w:t>{</w:t>
-      </w:r>
-      <w:r>
-        <w:rPr>
-          <w:rFonts w:ascii="TH Sarabun New" w:eastAsia="Times New Roman" w:hAnsi="TH Sarabun New" w:cs="TH Sarabun New"/>
-          <w:sz w:val="32"/>
-          <w:szCs w:val="32"/>
-        </w:rPr>
-        <w:t>gr</w:t>
-      </w:r>
-      <w:r>
-        <w:rPr>
-          <w:rFonts w:ascii="TH Sarabun New" w:eastAsia="Times New Roman" w:hAnsi="TH Sarabun New" w:cs="TH Sarabun New"/>
-          <w:sz w:val="32"/>
-          <w:szCs w:val="32"/>
-        </w:rPr>
-        <w:t>_date</w:t>
-      </w:r>
-      <w:r>
-        <w:rPr>
-          <w:rFonts w:ascii="TH Sarabun New" w:eastAsia="Times New Roman" w:hAnsi="TH Sarabun New" w:cs="TH Sarabun New"/>
-          <w:sz w:val="32"/>
-          <w:szCs w:val="32"/>
-        </w:rPr>
-        <w:t>}</w:t>
-      </w:r>
-      <w:r>
-        <w:rPr>
-          <w:rFonts w:ascii="TH Sarabun New" w:eastAsia="Times New Roman" w:hAnsi="TH Sarabun New" w:cs="TH Sarabun New"/>
-          <w:sz w:val="32"/>
-          <w:szCs w:val="32"/>
-          <w:cs/>
-        </w:rPr>
-        <w:t xml:space="preserve"> ซึ่งมีผลการตรวจรับ ปรากฏว่าถูกต้อง และครบถ้วนตามสัญญาความละเอียดตามใบตรวจรับการจัดซื้อ/จัดจ้าง ฉบับลงวันที่ </w:t>
-      </w:r>
-      <w:r>
-        <w:rPr>
-          <w:rFonts w:ascii="TH Sarabun New" w:eastAsia="Times New Roman" w:hAnsi="TH Sarabun New" w:cs="TH Sarabun New"/>
-          <w:sz w:val="32"/>
-          <w:szCs w:val="32"/>
-        </w:rPr>
-        <w:t>$</w:t>
-      </w:r>
-      <w:r>
-        <w:rPr>
-          <w:rFonts w:ascii="TH Sarabun New" w:eastAsia="Times New Roman" w:hAnsi="TH Sarabun New" w:cs="TH Sarabun New"/>
-          <w:sz w:val="32"/>
-          <w:szCs w:val="32"/>
-        </w:rPr>
-        <w:t>{po_date</w:t>
-      </w:r>
-      <w:r>
-        <w:rPr>
-          <w:rFonts w:ascii="TH Sarabun New" w:eastAsia="Times New Roman" w:hAnsi="TH Sarabun New" w:cs="TH Sarabun New"/>
-          <w:sz w:val="32"/>
-          <w:szCs w:val="32"/>
-        </w:rPr>
-        <w:t>}</w:t>
-      </w:r>
-    </w:p>
-    <w:p>
-      <w:pPr>
-        <w:pStyle w:val="a3"/>
+          <w:rFonts w:ascii="TH SarabunIT๙" w:eastAsia="Times New Roman" w:hAnsi="TH SarabunIT๙" w:cs="TH SarabunIT๙"/>
+          <w:color w:val="000000" w:themeColor="text1"/>
+          <w:sz w:val="32"/>
+          <w:szCs w:val="32"/>
+        </w:rPr>
+      </w:pPr>
+      <w:r>
+        <w:rPr>
+          <w:rFonts w:ascii="TH SarabunIT๙" w:eastAsia="Times New Roman" w:hAnsi="TH SarabunIT๙" w:cs="TH SarabunIT๙" w:hint="cs"/>
+          <w:color w:val="000000" w:themeColor="text1"/>
+          <w:sz w:val="32"/>
+          <w:szCs w:val="32"/>
+          <w:cs/>
+        </w:rPr>
+        <w:t xml:space="preserve"> </w:t>
+      </w:r>
+      <w:r>
+        <w:rPr>
+          <w:rFonts w:ascii="TH SarabunIT๙" w:eastAsia="Times New Roman" w:hAnsi="TH SarabunIT๙" w:cs="TH SarabunIT๙"/>
+          <w:color w:val="000000" w:themeColor="text1"/>
+          <w:sz w:val="32"/>
+          <w:szCs w:val="32"/>
+          <w:cs/>
+        </w:rPr>
+        <w:t>ผู้ขาย</w:t>
+      </w:r>
+      <w:r>
+        <w:rPr>
+          <w:rFonts w:ascii="TH SarabunIT๙" w:eastAsia="Times New Roman" w:hAnsi="TH SarabunIT๙" w:cs="TH SarabunIT๙"/>
+          <w:color w:val="000000" w:themeColor="text1"/>
+          <w:sz w:val="32"/>
+          <w:szCs w:val="32"/>
+        </w:rPr>
+        <w:t xml:space="preserve"> ${vendor_name} </w:t>
+      </w:r>
+      <w:r>
+        <w:rPr>
+          <w:rFonts w:ascii="TH SarabunIT๙" w:eastAsia="Times New Roman" w:hAnsi="TH SarabunIT๙" w:cs="TH SarabunIT๙"/>
+          <w:color w:val="000000" w:themeColor="text1"/>
+          <w:sz w:val="32"/>
+          <w:szCs w:val="32"/>
+          <w:cs/>
+        </w:rPr>
+        <w:t xml:space="preserve">ขอส่งมอบพัสดุตามใบส่งของเล่มที่  </w:t>
+      </w:r>
+      <w:r>
+        <w:rPr>
+          <w:rFonts w:ascii="TH SarabunIT๙" w:eastAsia="Times New Roman" w:hAnsi="TH SarabunIT๙" w:cs="TH SarabunIT๙"/>
+          <w:color w:val="000000" w:themeColor="text1"/>
+          <w:sz w:val="32"/>
+          <w:szCs w:val="32"/>
+        </w:rPr>
+        <w:t xml:space="preserve">${gr_number} </w:t>
+      </w:r>
+      <w:r>
+        <w:rPr>
+          <w:rFonts w:ascii="TH SarabunIT๙" w:eastAsia="Times New Roman" w:hAnsi="TH SarabunIT๙" w:cs="TH SarabunIT๙"/>
+          <w:color w:val="000000" w:themeColor="text1"/>
+          <w:sz w:val="32"/>
+          <w:szCs w:val="32"/>
+        </w:rPr>
+        <w:t xml:space="preserve"> </w:t>
+      </w:r>
+      <w:r>
+        <w:rPr>
+          <w:rFonts w:ascii="TH SarabunIT๙" w:eastAsia="Times New Roman" w:hAnsi="TH SarabunIT๙" w:cs="TH SarabunIT๙"/>
+          <w:color w:val="000000" w:themeColor="text1"/>
+          <w:sz w:val="32"/>
+          <w:szCs w:val="32"/>
+          <w:cs/>
+        </w:rPr>
+        <w:t xml:space="preserve">ลงวันที่  </w:t>
+      </w:r>
+      <w:r>
+        <w:rPr>
+          <w:rFonts w:ascii="TH SarabunIT๙" w:eastAsia="Times New Roman" w:hAnsi="TH SarabunIT๙" w:cs="TH SarabunIT๙"/>
+          <w:color w:val="000000" w:themeColor="text1"/>
+          <w:sz w:val="32"/>
+          <w:szCs w:val="32"/>
+        </w:rPr>
+        <w:t>${gr_date}</w:t>
+      </w:r>
+      <w:r>
+        <w:rPr>
+          <w:rFonts w:ascii="TH SarabunIT๙" w:eastAsia="Times New Roman" w:hAnsi="TH SarabunIT๙" w:cs="TH SarabunIT๙"/>
+          <w:color w:val="000000" w:themeColor="text1"/>
+          <w:sz w:val="32"/>
+          <w:szCs w:val="32"/>
+          <w:cs/>
+        </w:rPr>
+        <w:t xml:space="preserve">  และคณะกรรมการตรวจรับพัสดุได้ดำเนินการตรวจรับพัสดุ  ในวันที่ </w:t>
+      </w:r>
+      <w:r>
+        <w:rPr>
+          <w:rFonts w:ascii="TH SarabunIT๙" w:eastAsia="Times New Roman" w:hAnsi="TH SarabunIT๙" w:cs="TH SarabunIT๙"/>
+          <w:color w:val="000000" w:themeColor="text1"/>
+          <w:sz w:val="32"/>
+          <w:szCs w:val="32"/>
+        </w:rPr>
+        <w:t>${gr_datetime}</w:t>
+      </w:r>
+      <w:r>
+        <w:rPr>
+          <w:rFonts w:ascii="TH SarabunIT๙" w:eastAsia="Times New Roman" w:hAnsi="TH SarabunIT๙" w:cs="TH SarabunIT๙"/>
+          <w:color w:val="000000" w:themeColor="text1"/>
+          <w:sz w:val="32"/>
+          <w:szCs w:val="32"/>
+          <w:cs/>
+        </w:rPr>
+        <w:t xml:space="preserve">  ซึ่งมีผลการตรวจรับ  ปรากฏว่า  ถูกต้อง  และครบถ้วนตามสัญญา  ความละเอียดตามใบตรวจรับการจัดซื้อ/จัดจ้างฉบับลงวันที่  </w:t>
+      </w:r>
+      <w:r>
+        <w:rPr>
+          <w:rFonts w:ascii="TH SarabunIT๙" w:eastAsia="Times New Roman" w:hAnsi="TH SarabunIT๙" w:cs="TH SarabunIT๙"/>
+          <w:color w:val="000000" w:themeColor="text1"/>
+          <w:sz w:val="32"/>
+          <w:szCs w:val="32"/>
+        </w:rPr>
+        <w:t>${gr_date}</w:t>
+      </w:r>
+      <w:r>
+        <w:rPr>
+          <w:rFonts w:ascii="TH SarabunIT๙" w:eastAsia="Times New Roman" w:hAnsi="TH SarabunIT๙" w:cs="TH SarabunIT๙"/>
+          <w:color w:val="000000" w:themeColor="text1"/>
+          <w:sz w:val="32"/>
+          <w:szCs w:val="32"/>
+          <w:cs/>
+        </w:rPr>
+        <w:t xml:space="preserve">  และปรากฏว่าพัสดุที่ส่งมอบเป็นพัสดุที่ผลิตภายในประเทศในอัตราร้อยละ  100  ตามรายงานผลการใช้พัสดุที่ผลิตภายในประเทศ</w:t>
+      </w:r>
+      <w:r>
+        <w:rPr>
+          <w:rFonts w:ascii="TH SarabunIT๙" w:eastAsia="Times New Roman" w:hAnsi="TH SarabunIT๙" w:cs="TH SarabunIT๙"/>
+          <w:color w:val="000000" w:themeColor="text1"/>
+          <w:sz w:val="32"/>
+          <w:szCs w:val="32"/>
+        </w:rPr>
+        <w:t xml:space="preserve"> </w:t>
+      </w:r>
+      <w:r>
+        <w:rPr>
+          <w:rFonts w:ascii="TH SarabunIT๙" w:eastAsia="Times New Roman" w:hAnsi="TH SarabunIT๙" w:cs="TH SarabunIT๙" w:hint="cs"/>
+          <w:color w:val="000000" w:themeColor="text1"/>
+          <w:sz w:val="32"/>
+          <w:szCs w:val="32"/>
+          <w:cs/>
+        </w:rPr>
+        <w:t>(</w:t>
+      </w:r>
+      <w:r>
+        <w:rPr>
+          <w:rFonts w:ascii="TH SarabunIT๙" w:eastAsia="Times New Roman" w:hAnsi="TH SarabunIT๙" w:cs="TH SarabunIT๙"/>
+          <w:color w:val="000000" w:themeColor="text1"/>
+          <w:sz w:val="32"/>
+          <w:szCs w:val="32"/>
+        </w:rPr>
+        <w:t>${gr_date}</w:t>
+      </w:r>
+      <w:r>
+        <w:rPr>
+          <w:rFonts w:ascii="TH SarabunIT๙" w:eastAsia="Times New Roman" w:hAnsi="TH SarabunIT๙" w:cs="TH SarabunIT๙" w:hint="cs"/>
+          <w:color w:val="000000" w:themeColor="text1"/>
+          <w:sz w:val="32"/>
+          <w:szCs w:val="32"/>
+          <w:cs/>
+        </w:rPr>
+        <w:t>)</w:t>
+      </w:r>
+    </w:p>
+    <w:p>
+      <w:pPr>
+        <w:pStyle w:val="ListParagraph"/>
         <w:numPr>
           <w:ilvl w:val="1"/>
           <w:numId w:val="2"/>
@@ -967,14 +1599,16 @@
         <w:spacing w:before="120"/>
         <w:jc w:val="thaiDistribute"/>
         <w:rPr>
-          <w:rFonts w:ascii="TH Sarabun New" w:eastAsia="Times New Roman" w:hAnsi="TH Sarabun New" w:cs="TH Sarabun New"/>
-          <w:sz w:val="32"/>
-          <w:szCs w:val="32"/>
-        </w:rPr>
-      </w:pPr>
-      <w:r>
-        <w:rPr>
-          <w:rFonts w:ascii="TH Sarabun New" w:eastAsia="Times New Roman" w:hAnsi="TH Sarabun New" w:cs="TH Sarabun New"/>
+          <w:rFonts w:ascii="TH SarabunIT๙" w:eastAsia="Times New Roman" w:hAnsi="TH SarabunIT๙" w:cs="TH SarabunIT๙"/>
+          <w:color w:val="000000" w:themeColor="text1"/>
+          <w:sz w:val="32"/>
+          <w:szCs w:val="32"/>
+        </w:rPr>
+      </w:pPr>
+      <w:r>
+        <w:rPr>
+          <w:rFonts w:ascii="TH SarabunIT๙" w:eastAsia="Times New Roman" w:hAnsi="TH SarabunIT๙" w:cs="TH SarabunIT๙"/>
+          <w:color w:val="000000" w:themeColor="text1"/>
           <w:sz w:val="32"/>
           <w:szCs w:val="32"/>
           <w:cs/>
@@ -983,7 +1617,8 @@
       </w:r>
       <w:r>
         <w:rPr>
-          <w:rFonts w:ascii="TH Sarabun New" w:eastAsia="Times New Roman" w:hAnsi="TH Sarabun New" w:cs="TH Sarabun New"/>
+          <w:rFonts w:ascii="TH SarabunIT๙" w:eastAsia="Times New Roman" w:hAnsi="TH SarabunIT๙" w:cs="TH SarabunIT๙"/>
+          <w:color w:val="000000" w:themeColor="text1"/>
           <w:sz w:val="32"/>
           <w:szCs w:val="32"/>
         </w:rPr>
@@ -991,7 +1626,8 @@
       </w:r>
       <w:r>
         <w:rPr>
-          <w:rFonts w:ascii="TH Sarabun New" w:eastAsia="Times New Roman" w:hAnsi="TH Sarabun New" w:cs="TH Sarabun New"/>
+          <w:rFonts w:ascii="TH SarabunIT๙" w:eastAsia="Times New Roman" w:hAnsi="TH SarabunIT๙" w:cs="TH SarabunIT๙"/>
+          <w:color w:val="000000" w:themeColor="text1"/>
           <w:sz w:val="32"/>
           <w:szCs w:val="32"/>
         </w:rPr>
@@ -999,7 +1635,8 @@
       </w:r>
       <w:r>
         <w:rPr>
-          <w:rFonts w:ascii="TH Sarabun New" w:eastAsia="Times New Roman" w:hAnsi="TH Sarabun New" w:cs="TH Sarabun New"/>
+          <w:rFonts w:ascii="TH SarabunIT๙" w:eastAsia="Times New Roman" w:hAnsi="TH SarabunIT๙" w:cs="TH SarabunIT๙"/>
+          <w:color w:val="000000" w:themeColor="text1"/>
           <w:sz w:val="32"/>
           <w:szCs w:val="32"/>
         </w:rPr>
@@ -1007,7 +1644,8 @@
       </w:r>
       <w:r>
         <w:rPr>
-          <w:rFonts w:ascii="TH Sarabun New" w:eastAsia="Times New Roman" w:hAnsi="TH Sarabun New" w:cs="TH Sarabun New"/>
+          <w:rFonts w:ascii="TH SarabunIT๙" w:eastAsia="Times New Roman" w:hAnsi="TH SarabunIT๙" w:cs="TH SarabunIT๙"/>
+          <w:color w:val="000000" w:themeColor="text1"/>
           <w:sz w:val="32"/>
           <w:szCs w:val="32"/>
           <w:cs/>
@@ -1016,7 +1654,8 @@
       </w:r>
       <w:r>
         <w:rPr>
-          <w:rFonts w:ascii="TH Sarabun New" w:eastAsia="Times New Roman" w:hAnsi="TH Sarabun New" w:cs="TH Sarabun New"/>
+          <w:rFonts w:ascii="TH SarabunIT๙" w:eastAsia="Times New Roman" w:hAnsi="TH SarabunIT๙" w:cs="TH SarabunIT๙"/>
+          <w:color w:val="000000" w:themeColor="text1"/>
           <w:sz w:val="32"/>
           <w:szCs w:val="32"/>
         </w:rPr>
@@ -1024,7 +1663,8 @@
       </w:r>
       <w:r>
         <w:rPr>
-          <w:rFonts w:ascii="TH Sarabun New" w:eastAsia="Times New Roman" w:hAnsi="TH Sarabun New" w:cs="TH Sarabun New"/>
+          <w:rFonts w:ascii="TH SarabunIT๙" w:eastAsia="Times New Roman" w:hAnsi="TH SarabunIT๙" w:cs="TH SarabunIT๙"/>
+          <w:color w:val="000000" w:themeColor="text1"/>
           <w:sz w:val="32"/>
           <w:szCs w:val="32"/>
         </w:rPr>
@@ -1032,7 +1672,8 @@
       </w:r>
       <w:r>
         <w:rPr>
-          <w:rFonts w:ascii="TH Sarabun New" w:eastAsia="Times New Roman" w:hAnsi="TH Sarabun New" w:cs="TH Sarabun New"/>
+          <w:rFonts w:ascii="TH SarabunIT๙" w:eastAsia="Times New Roman" w:hAnsi="TH SarabunIT๙" w:cs="TH SarabunIT๙"/>
+          <w:color w:val="000000" w:themeColor="text1"/>
           <w:sz w:val="32"/>
           <w:szCs w:val="32"/>
         </w:rPr>
@@ -1040,7 +1681,8 @@
       </w:r>
       <w:r>
         <w:rPr>
-          <w:rFonts w:ascii="TH Sarabun New" w:eastAsia="Times New Roman" w:hAnsi="TH Sarabun New" w:cs="TH Sarabun New"/>
+          <w:rFonts w:ascii="TH SarabunIT๙" w:eastAsia="Times New Roman" w:hAnsi="TH SarabunIT๙" w:cs="TH SarabunIT๙"/>
+          <w:color w:val="000000" w:themeColor="text1"/>
           <w:sz w:val="32"/>
           <w:szCs w:val="32"/>
           <w:cs/>
@@ -1050,7 +1692,7 @@
     </w:p>
     <w:p>
       <w:pPr>
-        <w:pStyle w:val="a3"/>
+        <w:pStyle w:val="ListParagraph"/>
         <w:numPr>
           <w:ilvl w:val="0"/>
           <w:numId w:val="2"/>
@@ -1058,9 +1700,10 @@
         <w:spacing w:before="120"/>
         <w:jc w:val="thaiDistribute"/>
         <w:rPr>
-          <w:rFonts w:ascii="TH Sarabun New" w:eastAsia="Times New Roman" w:hAnsi="TH Sarabun New" w:cs="TH Sarabun New"/>
+          <w:rFonts w:ascii="TH SarabunIT๙" w:eastAsia="Times New Roman" w:hAnsi="TH SarabunIT๙" w:cs="TH SarabunIT๙"/>
           <w:b/>
           <w:bCs/>
+          <w:color w:val="000000" w:themeColor="text1"/>
           <w:sz w:val="32"/>
           <w:szCs w:val="32"/>
           <w:u w:val="single"/>
@@ -1068,9 +1711,10 @@
       </w:pPr>
       <w:r>
         <w:rPr>
-          <w:rFonts w:ascii="TH Sarabun New" w:eastAsia="Times New Roman" w:hAnsi="TH Sarabun New" w:cs="TH Sarabun New"/>
+          <w:rFonts w:ascii="TH SarabunIT๙" w:eastAsia="Times New Roman" w:hAnsi="TH SarabunIT๙" w:cs="TH SarabunIT๙"/>
           <w:b/>
           <w:bCs/>
+          <w:color w:val="000000" w:themeColor="text1"/>
           <w:sz w:val="32"/>
           <w:szCs w:val="32"/>
           <w:u w:val="single"/>
@@ -1081,802 +1725,1343 @@
     </w:p>
     <w:p>
       <w:pPr>
-        <w:pStyle w:val="a3"/>
-        <w:spacing w:before="120"/>
-        <w:ind w:left="0" w:firstLine="720"/>
+        <w:spacing w:before="120"/>
         <w:jc w:val="thaiDistribute"/>
         <w:rPr>
-          <w:rFonts w:ascii="TH Sarabun New" w:eastAsia="Times New Roman" w:hAnsi="TH Sarabun New" w:cs="TH Sarabun New"/>
-          <w:sz w:val="32"/>
-          <w:szCs w:val="32"/>
-        </w:rPr>
-      </w:pPr>
-      <w:r>
-        <w:rPr>
-          <w:rFonts w:ascii="TH Sarabun New" w:eastAsia="Times New Roman" w:hAnsi="TH Sarabun New" w:cs="TH Sarabun New"/>
-          <w:sz w:val="32"/>
-          <w:szCs w:val="32"/>
-          <w:cs/>
-        </w:rPr>
-        <w:t xml:space="preserve">งานพัสดุ กลุ่มงานบริหารทั่วไป </w:t>
-      </w:r>
-      <w:r>
-        <w:rPr>
-          <w:rFonts w:ascii="TH Sarabun New" w:eastAsia="Times New Roman" w:hAnsi="TH Sarabun New" w:cs="TH Sarabun New"/>
+          <w:rFonts w:ascii="TH SarabunIT๙" w:eastAsia="Times New Roman" w:hAnsi="TH SarabunIT๙" w:cs="TH SarabunIT๙"/>
+          <w:color w:val="000000" w:themeColor="text1"/>
+          <w:sz w:val="32"/>
+          <w:szCs w:val="32"/>
+        </w:rPr>
+      </w:pPr>
+      <w:r>
+        <w:rPr>
+          <w:rFonts w:ascii="TH SarabunIT๙" w:eastAsia="Times New Roman" w:hAnsi="TH SarabunIT๙" w:cs="TH SarabunIT๙" w:hint="cs"/>
+          <w:color w:val="000000" w:themeColor="text1"/>
+          <w:sz w:val="32"/>
+          <w:szCs w:val="32"/>
+          <w:cs/>
+        </w:rPr>
+        <w:tab/>
+        <w:t xml:space="preserve">     </w:t>
+      </w:r>
+      <w:r>
+        <w:rPr>
+          <w:rFonts w:ascii="TH SarabunIT๙" w:eastAsia="Times New Roman" w:hAnsi="TH SarabunIT๙" w:cs="TH SarabunIT๙"/>
+          <w:color w:val="000000" w:themeColor="text1"/>
+          <w:sz w:val="32"/>
+          <w:szCs w:val="32"/>
+          <w:cs/>
+        </w:rPr>
+        <w:t xml:space="preserve">งานพัสดุ  กลุ่มงานบริการทั่วไป  </w:t>
+      </w:r>
+      <w:r>
+        <w:rPr>
+          <w:rFonts w:ascii="TH SarabunIT๙" w:eastAsia="Times New Roman" w:hAnsi="TH SarabunIT๙" w:cs="TH SarabunIT๙"/>
+          <w:color w:val="000000" w:themeColor="text1"/>
+          <w:sz w:val="32"/>
+          <w:szCs w:val="32"/>
+        </w:rPr>
+        <w:t xml:space="preserve">${org_name} </w:t>
+      </w:r>
+      <w:r>
+        <w:rPr>
+          <w:rFonts w:ascii="TH SarabunIT๙" w:eastAsia="Times New Roman" w:hAnsi="TH SarabunIT๙" w:cs="TH SarabunIT๙"/>
+          <w:color w:val="000000" w:themeColor="text1"/>
+          <w:sz w:val="32"/>
+          <w:szCs w:val="32"/>
+          <w:cs/>
+        </w:rPr>
+        <w:t xml:space="preserve">พิจารณาแล้ว  เห็นว่าผู้ขายส่งมอบพัสดุตามสัญญา  ซึ่งคณะกรรมการตรวจรับพัสดุได้ตรวจรับไว้ถูกต้อง  ครบถ้วนแล้ว  โดยจะได้ส่งมอบใบตรวจรับการจัดซื้อ/จัดจ้าง  ให้ผู้เกี่ยวข้องเพื่อดำเนินการเบิกจ่ายเงินตามระเบียบฯ  เพื่อให้เป็นไปตามระเบียบกระทรวงการคลังว่าด้วยการจัดซื้อจัดจ้างและการบริหารพัสดุภาครัฐ  พ.ศ. </w:t>
+      </w:r>
+      <w:r>
+        <w:rPr>
+          <w:rFonts w:ascii="TH SarabunIT๙" w:eastAsia="Times New Roman" w:hAnsi="TH SarabunIT๙" w:cs="TH SarabunIT๙"/>
+          <w:color w:val="000000" w:themeColor="text1"/>
+          <w:sz w:val="32"/>
+          <w:szCs w:val="32"/>
+        </w:rPr>
+        <w:t xml:space="preserve">2560  </w:t>
+      </w:r>
+      <w:r>
+        <w:rPr>
+          <w:rFonts w:ascii="TH SarabunIT๙" w:eastAsia="Times New Roman" w:hAnsi="TH SarabunIT๙" w:cs="TH SarabunIT๙"/>
+          <w:color w:val="000000" w:themeColor="text1"/>
+          <w:sz w:val="32"/>
+          <w:szCs w:val="32"/>
+          <w:cs/>
+        </w:rPr>
+        <w:t xml:space="preserve">ข้อ </w:t>
+      </w:r>
+      <w:r>
+        <w:rPr>
+          <w:rFonts w:ascii="TH SarabunIT๙" w:eastAsia="Times New Roman" w:hAnsi="TH SarabunIT๙" w:cs="TH SarabunIT๙"/>
+          <w:color w:val="000000" w:themeColor="text1"/>
+          <w:sz w:val="32"/>
+          <w:szCs w:val="32"/>
+        </w:rPr>
+        <w:t xml:space="preserve">175 (4)   </w:t>
+      </w:r>
+      <w:r>
+        <w:rPr>
+          <w:rFonts w:ascii="TH SarabunIT๙" w:eastAsia="Times New Roman" w:hAnsi="TH SarabunIT๙" w:cs="TH SarabunIT๙"/>
+          <w:color w:val="000000" w:themeColor="text1"/>
+          <w:sz w:val="32"/>
+          <w:szCs w:val="32"/>
+          <w:cs/>
+        </w:rPr>
+        <w:t xml:space="preserve">จึงเสนอรายงานมาเพื่อทราบ  และคณะกรรมการตรวจรับพัสดุได้จัดทำรายงานผลการใช้พัสดุที่ผลิตภายในประเทศ  สรุปว่าโครงการดังกล่าวมีมูลค่าการใช้พัสดุที่ผลิตในประเทศร้อยละ  </w:t>
+      </w:r>
+      <w:r>
+        <w:rPr>
+          <w:rFonts w:ascii="TH SarabunIT๙" w:eastAsia="Times New Roman" w:hAnsi="TH SarabunIT๙" w:cs="TH SarabunIT๙"/>
+          <w:color w:val="000000" w:themeColor="text1"/>
+          <w:sz w:val="32"/>
+          <w:szCs w:val="32"/>
+        </w:rPr>
+        <w:t xml:space="preserve">100  </w:t>
+      </w:r>
+      <w:r>
+        <w:rPr>
+          <w:rFonts w:ascii="TH SarabunIT๙" w:eastAsia="Times New Roman" w:hAnsi="TH SarabunIT๙" w:cs="TH SarabunIT๙"/>
+          <w:color w:val="000000" w:themeColor="text1"/>
+          <w:sz w:val="32"/>
+          <w:szCs w:val="32"/>
+          <w:cs/>
+        </w:rPr>
+        <w:t xml:space="preserve">ซึ่งเป็นไปตามหนังสือคณะกรรมการวินิจฉัยปัญหาการจัดซื้อจัดจ้างและการบริหารพัสดุภาครัฐ  กรมบัญชีกลาง  ด่วนที่สุดที่  กค (กวจ) </w:t>
+      </w:r>
+      <w:r>
+        <w:rPr>
+          <w:rFonts w:ascii="TH SarabunIT๙" w:eastAsia="Times New Roman" w:hAnsi="TH SarabunIT๙" w:cs="TH SarabunIT๙"/>
+          <w:color w:val="000000" w:themeColor="text1"/>
+          <w:sz w:val="32"/>
+          <w:szCs w:val="32"/>
+        </w:rPr>
+        <w:t>0405.2/</w:t>
+      </w:r>
+      <w:r>
+        <w:rPr>
+          <w:rFonts w:ascii="TH SarabunIT๙" w:eastAsia="Times New Roman" w:hAnsi="TH SarabunIT๙" w:cs="TH SarabunIT๙"/>
+          <w:color w:val="000000" w:themeColor="text1"/>
+          <w:sz w:val="32"/>
+          <w:szCs w:val="32"/>
+          <w:cs/>
+        </w:rPr>
+        <w:t xml:space="preserve">ว </w:t>
+      </w:r>
+      <w:r>
+        <w:rPr>
+          <w:rFonts w:ascii="TH SarabunIT๙" w:eastAsia="Times New Roman" w:hAnsi="TH SarabunIT๙" w:cs="TH SarabunIT๙"/>
+          <w:color w:val="000000" w:themeColor="text1"/>
+          <w:sz w:val="32"/>
+          <w:szCs w:val="32"/>
+        </w:rPr>
+        <w:t xml:space="preserve">78  </w:t>
+      </w:r>
+      <w:r>
+        <w:rPr>
+          <w:rFonts w:ascii="TH SarabunIT๙" w:eastAsia="Times New Roman" w:hAnsi="TH SarabunIT๙" w:cs="TH SarabunIT๙"/>
+          <w:color w:val="000000" w:themeColor="text1"/>
+          <w:sz w:val="32"/>
+          <w:szCs w:val="32"/>
+          <w:cs/>
+        </w:rPr>
+        <w:t xml:space="preserve">ลงวันที่  </w:t>
+      </w:r>
+      <w:r>
+        <w:rPr>
+          <w:rFonts w:ascii="TH SarabunIT๙" w:eastAsia="Times New Roman" w:hAnsi="TH SarabunIT๙" w:cs="TH SarabunIT๙"/>
+          <w:color w:val="000000" w:themeColor="text1"/>
+          <w:sz w:val="32"/>
+          <w:szCs w:val="32"/>
+        </w:rPr>
+        <w:t xml:space="preserve">31  </w:t>
+      </w:r>
+      <w:r>
+        <w:rPr>
+          <w:rFonts w:ascii="TH SarabunIT๙" w:eastAsia="Times New Roman" w:hAnsi="TH SarabunIT๙" w:cs="TH SarabunIT๙"/>
+          <w:color w:val="000000" w:themeColor="text1"/>
+          <w:sz w:val="32"/>
+          <w:szCs w:val="32"/>
+          <w:cs/>
+        </w:rPr>
+        <w:t xml:space="preserve">มกราคม  </w:t>
+      </w:r>
+      <w:r>
+        <w:rPr>
+          <w:rFonts w:ascii="TH SarabunIT๙" w:eastAsia="Times New Roman" w:hAnsi="TH SarabunIT๙" w:cs="TH SarabunIT๙"/>
+          <w:color w:val="000000" w:themeColor="text1"/>
+          <w:sz w:val="32"/>
+          <w:szCs w:val="32"/>
+        </w:rPr>
+        <w:t xml:space="preserve">2565  </w:t>
+      </w:r>
+      <w:r>
+        <w:rPr>
+          <w:rFonts w:ascii="TH SarabunIT๙" w:eastAsia="Times New Roman" w:hAnsi="TH SarabunIT๙" w:cs="TH SarabunIT๙"/>
+          <w:color w:val="000000" w:themeColor="text1"/>
+          <w:sz w:val="32"/>
+          <w:szCs w:val="32"/>
+          <w:cs/>
+        </w:rPr>
+        <w:t>จึงเสนอรายงานมาเพื่อทราบ</w:t>
+      </w:r>
+    </w:p>
+    <w:p>
+      <w:pPr>
+        <w:spacing w:before="120"/>
+        <w:ind w:left="720"/>
+        <w:rPr>
+          <w:rFonts w:ascii="TH SarabunIT๙" w:eastAsia="Times New Roman" w:hAnsi="TH SarabunIT๙" w:cs="TH SarabunIT๙"/>
+          <w:color w:val="000000" w:themeColor="text1"/>
+          <w:sz w:val="32"/>
+          <w:szCs w:val="32"/>
+          <w:u w:val="single"/>
+        </w:rPr>
+      </w:pPr>
+      <w:r>
+        <w:rPr>
+          <w:rFonts w:ascii="TH SarabunIT๙" w:eastAsia="Times New Roman" w:hAnsi="TH SarabunIT๙" w:cs="TH SarabunIT๙"/>
+          <w:color w:val="000000" w:themeColor="text1"/>
+          <w:sz w:val="32"/>
+          <w:szCs w:val="32"/>
+          <w:u w:val="single"/>
+          <w:cs/>
+        </w:rPr>
+        <w:t>5.ข้อเสนอ</w:t>
+      </w:r>
+    </w:p>
+    <w:p>
+      <w:pPr>
+        <w:pStyle w:val="ListParagraph"/>
+        <w:spacing w:before="120"/>
+        <w:ind w:left="1080"/>
+        <w:rPr>
+          <w:rFonts w:ascii="TH SarabunIT๙" w:eastAsia="Times New Roman" w:hAnsi="TH SarabunIT๙" w:cs="TH SarabunIT๙"/>
+          <w:color w:val="000000" w:themeColor="text1"/>
+          <w:sz w:val="32"/>
+          <w:szCs w:val="32"/>
+          <w:cs/>
+        </w:rPr>
+      </w:pPr>
+      <w:r>
+        <w:rPr>
+          <w:rFonts w:ascii="TH SarabunIT๙" w:eastAsia="Times New Roman" w:hAnsi="TH SarabunIT๙" w:cs="TH SarabunIT๙"/>
+          <w:color w:val="000000" w:themeColor="text1"/>
+          <w:sz w:val="32"/>
+          <w:szCs w:val="32"/>
+          <w:cs/>
+        </w:rPr>
+        <w:t>จึงเรียนมาเพื่อโปรดทราบ</w:t>
+      </w:r>
+      <w:r>
+        <w:rPr>
+          <w:rFonts w:ascii="TH SarabunIT๙" w:eastAsia="Times New Roman" w:hAnsi="TH SarabunIT๙" w:cs="TH SarabunIT๙" w:hint="cs"/>
+          <w:color w:val="000000" w:themeColor="text1"/>
+          <w:sz w:val="32"/>
+          <w:szCs w:val="32"/>
+          <w:cs/>
+        </w:rPr>
+        <w:t xml:space="preserve">  </w:t>
+      </w:r>
+      <w:r>
+        <w:rPr>
+          <w:rFonts w:ascii="TH SarabunIT๙" w:eastAsia="Times New Roman" w:hAnsi="TH SarabunIT๙" w:cs="TH SarabunIT๙"/>
+          <w:color w:val="000000" w:themeColor="text1"/>
+          <w:sz w:val="32"/>
+          <w:szCs w:val="32"/>
+          <w:cs/>
+        </w:rPr>
+        <w:t>และมอบผู้เกี่ยวข้องดำเนินการเบิกจ่ายเงินตามระเบียบต่อไป</w:t>
+      </w:r>
+    </w:p>
+    <w:p>
+      <w:pPr>
+        <w:spacing w:before="120"/>
+        <w:rPr>
+          <w:rFonts w:ascii="TH SarabunIT๙" w:eastAsia="Times New Roman" w:hAnsi="TH SarabunIT๙" w:cs="TH SarabunIT๙"/>
+          <w:color w:val="000000" w:themeColor="text1"/>
+          <w:sz w:val="32"/>
+          <w:szCs w:val="32"/>
+        </w:rPr>
+      </w:pPr>
+      <w:r>
+        <w:rPr>
+          <w:rFonts w:ascii="TH SarabunIT๙" w:eastAsia="Times New Roman" w:hAnsi="TH SarabunIT๙" w:cs="TH SarabunIT๙"/>
+          <w:color w:val="000000" w:themeColor="text1"/>
+          <w:sz w:val="32"/>
+          <w:szCs w:val="32"/>
+          <w:cs/>
+        </w:rPr>
+        <w:t xml:space="preserve">          </w:t>
+      </w:r>
+      <w:r>
+        <w:rPr>
+          <w:rFonts w:ascii="TH SarabunIT๙" w:eastAsia="Times New Roman" w:hAnsi="TH SarabunIT๙" w:cs="TH SarabunIT๙" w:hint="cs"/>
+          <w:color w:val="000000" w:themeColor="text1"/>
+          <w:sz w:val="32"/>
+          <w:szCs w:val="32"/>
+          <w:cs/>
+        </w:rPr>
+        <w:tab/>
+      </w:r>
+      <w:r>
+        <w:rPr>
+          <w:rFonts w:ascii="TH SarabunIT๙" w:eastAsia="Times New Roman" w:hAnsi="TH SarabunIT๙" w:cs="TH SarabunIT๙" w:hint="cs"/>
+          <w:color w:val="000000" w:themeColor="text1"/>
+          <w:sz w:val="32"/>
+          <w:szCs w:val="32"/>
+          <w:cs/>
+        </w:rPr>
+        <w:tab/>
+      </w:r>
+      <w:r>
+        <w:rPr>
+          <w:rFonts w:ascii="TH SarabunIT๙" w:eastAsia="Times New Roman" w:hAnsi="TH SarabunIT๙" w:cs="TH SarabunIT๙" w:hint="cs"/>
+          <w:color w:val="000000" w:themeColor="text1"/>
+          <w:sz w:val="32"/>
+          <w:szCs w:val="32"/>
+          <w:cs/>
+        </w:rPr>
+        <w:tab/>
+      </w:r>
+      <w:r>
+        <w:rPr>
+          <w:rFonts w:ascii="TH SarabunIT๙" w:eastAsia="Times New Roman" w:hAnsi="TH SarabunIT๙" w:cs="TH SarabunIT๙"/>
+          <w:color w:val="000000" w:themeColor="text1"/>
+          <w:sz w:val="32"/>
+          <w:szCs w:val="32"/>
+          <w:cs/>
+        </w:rPr>
+        <w:t xml:space="preserve">   ลงชื่อ                                  ประธานกรรมการ/ผู้ตรวจรับ</w:t>
+      </w:r>
+    </w:p>
+    <w:p>
+      <w:pPr>
+        <w:spacing w:before="120"/>
+        <w:rPr>
+          <w:rFonts w:ascii="TH SarabunIT๙" w:eastAsia="Times New Roman" w:hAnsi="TH SarabunIT๙" w:cs="TH SarabunIT๙"/>
+          <w:color w:val="000000" w:themeColor="text1"/>
+          <w:sz w:val="32"/>
+          <w:szCs w:val="32"/>
+        </w:rPr>
+      </w:pPr>
+      <w:r>
+        <w:rPr>
+          <w:rFonts w:ascii="TH SarabunIT๙" w:eastAsia="Times New Roman" w:hAnsi="TH SarabunIT๙" w:cs="TH SarabunIT๙"/>
+          <w:color w:val="000000" w:themeColor="text1"/>
+          <w:sz w:val="32"/>
+          <w:szCs w:val="32"/>
+        </w:rPr>
+        <w:t xml:space="preserve">        </w:t>
+      </w:r>
+      <w:r>
+        <w:rPr>
+          <w:rFonts w:ascii="TH SarabunIT๙" w:eastAsia="Times New Roman" w:hAnsi="TH SarabunIT๙" w:cs="TH SarabunIT๙"/>
+          <w:color w:val="000000" w:themeColor="text1"/>
+          <w:sz w:val="32"/>
+          <w:szCs w:val="32"/>
+        </w:rPr>
+        <w:tab/>
+      </w:r>
+      <w:r>
+        <w:rPr>
+          <w:rFonts w:ascii="TH SarabunIT๙" w:eastAsia="Times New Roman" w:hAnsi="TH SarabunIT๙" w:cs="TH SarabunIT๙"/>
+          <w:color w:val="000000" w:themeColor="text1"/>
+          <w:sz w:val="32"/>
+          <w:szCs w:val="32"/>
+        </w:rPr>
+        <w:tab/>
+      </w:r>
+      <w:r>
+        <w:rPr>
+          <w:rFonts w:ascii="TH SarabunIT๙" w:eastAsia="Times New Roman" w:hAnsi="TH SarabunIT๙" w:cs="TH SarabunIT๙"/>
+          <w:color w:val="000000" w:themeColor="text1"/>
+          <w:sz w:val="32"/>
+          <w:szCs w:val="32"/>
+        </w:rPr>
+        <w:tab/>
+        <w:t xml:space="preserve">           (</w:t>
+      </w:r>
+      <w:r>
+        <w:rPr>
+          <w:rFonts w:ascii="TH SarabunIT๙" w:eastAsia="Times New Roman" w:hAnsi="TH SarabunIT๙" w:cs="TH SarabunIT๙"/>
+          <w:color w:val="000000" w:themeColor="text1"/>
+          <w:sz w:val="32"/>
+          <w:szCs w:val="32"/>
+        </w:rPr>
+        <w:t>${</w:t>
+      </w:r>
+      <w:r>
+        <w:rPr>
+          <w:rFonts w:ascii="TH SarabunIT๙" w:eastAsia="Times New Roman" w:hAnsi="TH SarabunIT๙" w:cs="TH SarabunIT๙"/>
+          <w:color w:val="000000" w:themeColor="text1"/>
+          <w:sz w:val="32"/>
+          <w:szCs w:val="32"/>
+        </w:rPr>
+        <w:t>cha</w:t>
+      </w:r>
+      <w:r>
+        <w:rPr>
+          <w:rFonts w:ascii="TH SarabunIT๙" w:eastAsia="Times New Roman" w:hAnsi="TH SarabunIT๙" w:cs="TH SarabunIT๙"/>
+          <w:color w:val="000000" w:themeColor="text1"/>
+          <w:sz w:val="32"/>
+          <w:szCs w:val="32"/>
+        </w:rPr>
+        <w:t>irman_fullname}</w:t>
+      </w:r>
+      <w:r>
+        <w:rPr>
+          <w:rFonts w:ascii="TH SarabunIT๙" w:eastAsia="Times New Roman" w:hAnsi="TH SarabunIT๙" w:cs="TH SarabunIT๙"/>
+          <w:color w:val="000000" w:themeColor="text1"/>
+          <w:sz w:val="32"/>
+          <w:szCs w:val="32"/>
+          <w:cs/>
+        </w:rPr>
+        <w:t>)</w:t>
+      </w:r>
+    </w:p>
+    <w:p>
+      <w:pPr>
+        <w:spacing w:before="120"/>
+        <w:rPr>
+          <w:rFonts w:ascii="TH SarabunIT๙" w:eastAsia="Times New Roman" w:hAnsi="TH SarabunIT๙" w:cs="TH SarabunIT๙"/>
+          <w:color w:val="000000" w:themeColor="text1"/>
+          <w:sz w:val="32"/>
+          <w:szCs w:val="32"/>
+        </w:rPr>
+      </w:pPr>
+      <w:r>
+        <w:rPr>
+          <w:rFonts w:ascii="TH SarabunIT๙" w:eastAsia="Times New Roman" w:hAnsi="TH SarabunIT๙" w:cs="TH SarabunIT๙"/>
+          <w:color w:val="000000" w:themeColor="text1"/>
+          <w:sz w:val="32"/>
+          <w:szCs w:val="32"/>
+          <w:cs/>
+        </w:rPr>
+        <w:t xml:space="preserve">       </w:t>
+      </w:r>
+      <w:r>
+        <w:rPr>
+          <w:rFonts w:ascii="TH SarabunIT๙" w:eastAsia="Times New Roman" w:hAnsi="TH SarabunIT๙" w:cs="TH SarabunIT๙" w:hint="cs"/>
+          <w:color w:val="000000" w:themeColor="text1"/>
+          <w:sz w:val="32"/>
+          <w:szCs w:val="32"/>
+          <w:cs/>
+        </w:rPr>
+        <w:tab/>
+      </w:r>
+      <w:r>
+        <w:rPr>
+          <w:rFonts w:ascii="TH SarabunIT๙" w:eastAsia="Times New Roman" w:hAnsi="TH SarabunIT๙" w:cs="TH SarabunIT๙" w:hint="cs"/>
+          <w:color w:val="000000" w:themeColor="text1"/>
+          <w:sz w:val="32"/>
+          <w:szCs w:val="32"/>
+          <w:cs/>
+        </w:rPr>
+        <w:tab/>
+      </w:r>
+      <w:r>
+        <w:rPr>
+          <w:rFonts w:ascii="TH SarabunIT๙" w:eastAsia="Times New Roman" w:hAnsi="TH SarabunIT๙" w:cs="TH SarabunIT๙" w:hint="cs"/>
+          <w:color w:val="000000" w:themeColor="text1"/>
+          <w:sz w:val="32"/>
+          <w:szCs w:val="32"/>
+          <w:cs/>
+        </w:rPr>
+        <w:tab/>
+      </w:r>
+      <w:r>
+        <w:rPr>
+          <w:rFonts w:ascii="TH SarabunIT๙" w:eastAsia="Times New Roman" w:hAnsi="TH SarabunIT๙" w:cs="TH SarabunIT๙"/>
+          <w:color w:val="000000" w:themeColor="text1"/>
+          <w:sz w:val="32"/>
+          <w:szCs w:val="32"/>
+          <w:cs/>
+        </w:rPr>
+        <w:t xml:space="preserve">  </w:t>
+      </w:r>
+      <w:r>
+        <w:rPr>
+          <w:rFonts w:ascii="TH SarabunIT๙" w:eastAsia="Times New Roman" w:hAnsi="TH SarabunIT๙" w:cs="TH SarabunIT๙"/>
+          <w:color w:val="000000" w:themeColor="text1"/>
+          <w:sz w:val="32"/>
+          <w:szCs w:val="32"/>
+        </w:rPr>
+        <w:t>${</w:t>
+      </w:r>
+      <w:r>
+        <w:rPr>
+          <w:rFonts w:ascii="TH SarabunIT๙" w:eastAsia="Times New Roman" w:hAnsi="TH SarabunIT๙" w:cs="TH SarabunIT๙"/>
+          <w:color w:val="000000" w:themeColor="text1"/>
+          <w:sz w:val="32"/>
+          <w:szCs w:val="32"/>
+        </w:rPr>
+        <w:t>chairman_</w:t>
+      </w:r>
+      <w:r>
+        <w:rPr>
+          <w:rFonts w:ascii="TH SarabunIT๙" w:eastAsia="Times New Roman" w:hAnsi="TH SarabunIT๙" w:cs="TH SarabunIT๙"/>
+          <w:color w:val="000000" w:themeColor="text1"/>
+          <w:sz w:val="32"/>
+          <w:szCs w:val="32"/>
+        </w:rPr>
+        <w:t>position}</w:t>
+      </w:r>
+    </w:p>
+    <w:p>
+      <w:pPr>
+        <w:spacing w:before="120"/>
+        <w:rPr>
+          <w:rFonts w:ascii="TH SarabunIT๙" w:eastAsia="Times New Roman" w:hAnsi="TH SarabunIT๙" w:cs="TH SarabunIT๙"/>
+          <w:color w:val="000000" w:themeColor="text1"/>
+          <w:sz w:val="32"/>
+          <w:szCs w:val="32"/>
+        </w:rPr>
+      </w:pPr>
+      <w:r>
+        <w:rPr>
+          <w:rFonts w:ascii="TH SarabunIT๙" w:eastAsia="Times New Roman" w:hAnsi="TH SarabunIT๙" w:cs="TH SarabunIT๙"/>
+          <w:color w:val="000000" w:themeColor="text1"/>
+          <w:sz w:val="32"/>
+          <w:szCs w:val="32"/>
+          <w:cs/>
+        </w:rPr>
+        <w:t>ลงชื่อ                                        กรรมการ               ลงชื่อ                                        กรรมการ</w:t>
+      </w:r>
+    </w:p>
+    <w:p>
+      <w:pPr>
+        <w:spacing w:before="120"/>
+        <w:rPr>
+          <w:rFonts w:ascii="TH SarabunIT๙" w:eastAsia="Times New Roman" w:hAnsi="TH SarabunIT๙" w:cs="TH SarabunIT๙"/>
+          <w:color w:val="000000" w:themeColor="text1"/>
+          <w:sz w:val="32"/>
+          <w:szCs w:val="32"/>
+        </w:rPr>
+      </w:pPr>
+      <w:r>
+        <w:rPr>
+          <w:rFonts w:ascii="TH SarabunIT๙" w:eastAsia="Times New Roman" w:hAnsi="TH SarabunIT๙" w:cs="TH SarabunIT๙"/>
+          <w:color w:val="000000" w:themeColor="text1"/>
+          <w:sz w:val="32"/>
+          <w:szCs w:val="32"/>
+        </w:rPr>
+        <w:t xml:space="preserve">            (</w:t>
+      </w:r>
+      <w:r>
+        <w:rPr>
+          <w:rFonts w:ascii="TH SarabunIT๙" w:eastAsia="Times New Roman" w:hAnsi="TH SarabunIT๙" w:cs="TH SarabunIT๙"/>
+          <w:color w:val="000000" w:themeColor="text1"/>
+          <w:sz w:val="32"/>
+          <w:szCs w:val="32"/>
+        </w:rPr>
+        <w:t>${committee1_fullname}</w:t>
+      </w:r>
+      <w:r>
+        <w:rPr>
+          <w:rFonts w:ascii="TH SarabunIT๙" w:eastAsia="Times New Roman" w:hAnsi="TH SarabunIT๙" w:cs="TH SarabunIT๙"/>
+          <w:color w:val="000000" w:themeColor="text1"/>
+          <w:sz w:val="32"/>
+          <w:szCs w:val="32"/>
+          <w:cs/>
+        </w:rPr>
+        <w:t>)                                        (</w:t>
+      </w:r>
+      <w:r>
+        <w:rPr>
+          <w:rFonts w:ascii="TH SarabunIT๙" w:eastAsia="Times New Roman" w:hAnsi="TH SarabunIT๙" w:cs="TH SarabunIT๙"/>
+          <w:color w:val="000000" w:themeColor="text1"/>
+          <w:sz w:val="32"/>
+          <w:szCs w:val="32"/>
+        </w:rPr>
+        <w:t>${committee2_fullname}</w:t>
+      </w:r>
+      <w:r>
+        <w:rPr>
+          <w:rFonts w:ascii="TH SarabunIT๙" w:eastAsia="Times New Roman" w:hAnsi="TH SarabunIT๙" w:cs="TH SarabunIT๙"/>
+          <w:color w:val="000000" w:themeColor="text1"/>
+          <w:sz w:val="32"/>
+          <w:szCs w:val="32"/>
+          <w:cs/>
+        </w:rPr>
+        <w:t>)</w:t>
+      </w:r>
+    </w:p>
+    <w:p>
+      <w:pPr>
+        <w:spacing w:before="120"/>
+        <w:rPr>
+          <w:rFonts w:ascii="TH SarabunIT๙" w:eastAsia="Times New Roman" w:hAnsi="TH SarabunIT๙" w:cs="TH SarabunIT๙"/>
+          <w:color w:val="000000" w:themeColor="text1"/>
+          <w:sz w:val="32"/>
+          <w:szCs w:val="32"/>
+          <w:cs/>
+        </w:rPr>
+      </w:pPr>
+      <w:r>
+        <w:rPr>
+          <w:rFonts w:ascii="TH SarabunIT๙" w:eastAsia="Times New Roman" w:hAnsi="TH SarabunIT๙" w:cs="TH SarabunIT๙"/>
+          <w:color w:val="000000" w:themeColor="text1"/>
+          <w:sz w:val="32"/>
+          <w:szCs w:val="32"/>
+          <w:cs/>
+        </w:rPr>
+        <w:t xml:space="preserve">      </w:t>
+      </w:r>
+      <w:r>
+        <w:rPr>
+          <w:rFonts w:ascii="TH SarabunIT๙" w:eastAsia="Times New Roman" w:hAnsi="TH SarabunIT๙" w:cs="TH SarabunIT๙"/>
+          <w:color w:val="000000" w:themeColor="text1"/>
+          <w:sz w:val="32"/>
+          <w:szCs w:val="32"/>
+        </w:rPr>
+        <w:t>${committee1_position}</w:t>
+      </w:r>
+      <w:r>
+        <w:rPr>
+          <w:rFonts w:ascii="TH SarabunIT๙" w:eastAsia="Times New Roman" w:hAnsi="TH SarabunIT๙" w:cs="TH SarabunIT๙"/>
+          <w:color w:val="000000" w:themeColor="text1"/>
+          <w:sz w:val="32"/>
+          <w:szCs w:val="32"/>
+          <w:cs/>
+        </w:rPr>
+        <w:t xml:space="preserve">                                            </w:t>
+      </w:r>
+      <w:r>
+        <w:rPr>
+          <w:rFonts w:ascii="TH SarabunIT๙" w:eastAsia="Times New Roman" w:hAnsi="TH SarabunIT๙" w:cs="TH SarabunIT๙"/>
+          <w:color w:val="000000" w:themeColor="text1"/>
+          <w:sz w:val="32"/>
+          <w:szCs w:val="32"/>
+        </w:rPr>
+        <w:t>${committee2_position}</w:t>
+      </w:r>
+    </w:p>
+    <w:p>
+      <w:pPr>
+        <w:spacing w:before="120"/>
+        <w:rPr>
+          <w:rFonts w:ascii="TH SarabunIT๙" w:eastAsia="Times New Roman" w:hAnsi="TH SarabunIT๙" w:cs="TH SarabunIT๙"/>
+          <w:color w:val="000000" w:themeColor="text1"/>
+          <w:sz w:val="32"/>
+          <w:szCs w:val="32"/>
+        </w:rPr>
+      </w:pPr>
+      <w:r>
+        <w:rPr>
+          <w:rFonts w:ascii="TH SarabunIT๙" w:eastAsia="Times New Roman" w:hAnsi="TH SarabunIT๙" w:cs="TH SarabunIT๙"/>
+          <w:color w:val="000000" w:themeColor="text1"/>
+          <w:sz w:val="32"/>
+          <w:szCs w:val="32"/>
+          <w:cs/>
+        </w:rPr>
+        <w:t xml:space="preserve">  </w:t>
+      </w:r>
+      <w:r>
+        <w:rPr>
+          <w:rFonts w:ascii="TH SarabunIT๙" w:eastAsia="Times New Roman" w:hAnsi="TH SarabunIT๙" w:cs="TH SarabunIT๙"/>
+          <w:color w:val="000000" w:themeColor="text1"/>
+          <w:sz w:val="32"/>
+          <w:szCs w:val="32"/>
+          <w:cs/>
+        </w:rPr>
+        <w:t>เรียน ผู้ว่าราชการจังหวัดเลย</w:t>
+      </w:r>
+    </w:p>
+    <w:p>
+      <w:pPr>
+        <w:spacing w:before="120"/>
+        <w:rPr>
+          <w:rFonts w:ascii="TH SarabunIT๙" w:eastAsia="Times New Roman" w:hAnsi="TH SarabunIT๙" w:cs="TH SarabunIT๙"/>
+          <w:color w:val="000000" w:themeColor="text1"/>
+          <w:sz w:val="32"/>
+          <w:szCs w:val="32"/>
+        </w:rPr>
+      </w:pPr>
+      <w:r>
+        <w:rPr>
+          <w:rFonts w:ascii="TH SarabunIT๙" w:eastAsia="Times New Roman" w:hAnsi="TH SarabunIT๙" w:cs="TH SarabunIT๙"/>
+          <w:color w:val="000000" w:themeColor="text1"/>
+          <w:sz w:val="32"/>
+          <w:szCs w:val="32"/>
+          <w:cs/>
+        </w:rPr>
+        <w:t>-</w:t>
+      </w:r>
+      <w:r>
+        <w:rPr>
+          <w:rFonts w:ascii="TH SarabunIT๙" w:eastAsia="Times New Roman" w:hAnsi="TH SarabunIT๙" w:cs="TH SarabunIT๙"/>
+          <w:color w:val="000000" w:themeColor="text1"/>
+          <w:sz w:val="32"/>
+          <w:szCs w:val="32"/>
+          <w:cs/>
+        </w:rPr>
+        <w:tab/>
+        <w:t>คณะกรรมการตรวจรับพัสดุเสนอรายงานผลการตรวจรับพัสดุ</w:t>
+      </w:r>
+    </w:p>
+    <w:p>
+      <w:pPr>
+        <w:spacing w:before="120"/>
+        <w:rPr>
+          <w:rFonts w:ascii="TH SarabunIT๙" w:eastAsia="Times New Roman" w:hAnsi="TH SarabunIT๙" w:cs="TH SarabunIT๙"/>
+          <w:color w:val="000000" w:themeColor="text1"/>
+          <w:sz w:val="32"/>
+          <w:szCs w:val="32"/>
+        </w:rPr>
+      </w:pPr>
+      <w:r>
+        <w:rPr>
+          <w:rFonts w:ascii="TH SarabunIT๙" w:eastAsia="Times New Roman" w:hAnsi="TH SarabunIT๙" w:cs="TH SarabunIT๙"/>
+          <w:color w:val="000000" w:themeColor="text1"/>
+          <w:sz w:val="32"/>
+          <w:szCs w:val="32"/>
+          <w:cs/>
+        </w:rPr>
+        <w:t>ปรากฏว่าได้ไว้ถูกต้อง ครบถ้วน และเสนอรายงานผลผลการใช้พัสดุ-</w:t>
+      </w:r>
+    </w:p>
+    <w:p>
+      <w:pPr>
+        <w:spacing w:before="120"/>
+        <w:rPr>
+          <w:rFonts w:ascii="TH SarabunIT๙" w:eastAsia="Times New Roman" w:hAnsi="TH SarabunIT๙" w:cs="TH SarabunIT๙"/>
+          <w:color w:val="000000" w:themeColor="text1"/>
+          <w:sz w:val="32"/>
+          <w:szCs w:val="32"/>
+        </w:rPr>
+      </w:pPr>
+      <w:r>
+        <w:rPr>
+          <w:rFonts w:ascii="TH SarabunIT๙" w:eastAsia="Times New Roman" w:hAnsi="TH SarabunIT๙" w:cs="TH SarabunIT๙"/>
+          <w:color w:val="000000" w:themeColor="text1"/>
+          <w:sz w:val="32"/>
+          <w:szCs w:val="32"/>
+          <w:cs/>
+        </w:rPr>
+        <w:t>ที่ผลิตภายในประเทศ โดยมีมูลค่าการใช้พัสดุที่ผลิตในประเทศร้อย 100</w:t>
+      </w:r>
+    </w:p>
+    <w:p>
+      <w:pPr>
+        <w:spacing w:before="120"/>
+        <w:rPr>
+          <w:rFonts w:ascii="TH SarabunIT๙" w:eastAsia="Times New Roman" w:hAnsi="TH SarabunIT๙" w:cs="TH SarabunIT๙"/>
+          <w:color w:val="000000" w:themeColor="text1"/>
+          <w:sz w:val="32"/>
+          <w:szCs w:val="32"/>
+        </w:rPr>
+      </w:pPr>
+      <w:r>
+        <w:rPr>
+          <w:rFonts w:ascii="TH SarabunIT๙" w:eastAsia="Times New Roman" w:hAnsi="TH SarabunIT๙" w:cs="TH SarabunIT๙"/>
+          <w:color w:val="000000" w:themeColor="text1"/>
+          <w:sz w:val="32"/>
+          <w:szCs w:val="32"/>
+          <w:cs/>
+        </w:rPr>
+        <w:t>-</w:t>
+      </w:r>
+      <w:r>
+        <w:rPr>
+          <w:rFonts w:ascii="TH SarabunIT๙" w:eastAsia="Times New Roman" w:hAnsi="TH SarabunIT๙" w:cs="TH SarabunIT๙"/>
+          <w:color w:val="000000" w:themeColor="text1"/>
+          <w:sz w:val="32"/>
+          <w:szCs w:val="32"/>
+          <w:cs/>
+        </w:rPr>
+        <w:tab/>
+        <w:t>จึงเรียนมาเพื่อโปรดทราบ และมอบผู้เกี่ยวข้องดำเนินการเบิกจ่ายเงิน</w:t>
+      </w:r>
+    </w:p>
+    <w:p>
+      <w:pPr>
+        <w:spacing w:before="120"/>
+        <w:rPr>
+          <w:rFonts w:ascii="TH SarabunIT๙" w:hAnsi="TH SarabunIT๙" w:cs="TH SarabunIT๙"/>
+          <w:color w:val="000000" w:themeColor="text1"/>
+          <w:sz w:val="32"/>
+          <w:szCs w:val="32"/>
+        </w:rPr>
+      </w:pPr>
+      <w:r>
+        <w:rPr>
+          <w:rFonts w:ascii="TH SarabunIT๙" w:eastAsia="Times New Roman" w:hAnsi="TH SarabunIT๙" w:cs="TH SarabunIT๙"/>
+          <w:color w:val="000000" w:themeColor="text1"/>
+          <w:sz w:val="32"/>
+          <w:szCs w:val="32"/>
+          <w:cs/>
+        </w:rPr>
+        <w:t>ตามระเบียบฯ ต่อไป</w:t>
+      </w:r>
+      <w:r>
+        <w:rPr>
+          <w:rFonts w:ascii="TH SarabunIT๙" w:eastAsia="Times New Roman" w:hAnsi="TH SarabunIT๙" w:cs="TH SarabunIT๙"/>
+          <w:color w:val="000000" w:themeColor="text1"/>
+          <w:sz w:val="32"/>
+          <w:szCs w:val="32"/>
+          <w:cs/>
+        </w:rPr>
+        <w:t xml:space="preserve">                             </w:t>
+      </w:r>
+      <w:r>
+        <w:rPr>
+          <w:rFonts w:ascii="TH SarabunIT๙" w:hAnsi="TH SarabunIT๙" w:cs="TH SarabunIT๙"/>
+          <w:color w:val="000000" w:themeColor="text1"/>
+          <w:sz w:val="32"/>
+          <w:szCs w:val="32"/>
+          <w:cs/>
+        </w:rPr>
+        <w:tab/>
+      </w:r>
+      <w:r>
+        <w:rPr>
+          <w:rFonts w:ascii="TH SarabunIT๙" w:hAnsi="TH SarabunIT๙" w:cs="TH SarabunIT๙"/>
+          <w:color w:val="000000" w:themeColor="text1"/>
+          <w:sz w:val="32"/>
+          <w:szCs w:val="32"/>
+          <w:cs/>
+        </w:rPr>
+        <w:tab/>
+      </w:r>
+    </w:p>
+    <w:p>
+      <w:pPr>
+        <w:spacing w:before="120"/>
+        <w:rPr>
+          <w:rFonts w:ascii="TH SarabunIT๙" w:hAnsi="TH SarabunIT๙" w:cs="TH SarabunIT๙"/>
+          <w:color w:val="000000" w:themeColor="text1"/>
+          <w:sz w:val="32"/>
+          <w:szCs w:val="32"/>
+        </w:rPr>
+      </w:pPr>
+    </w:p>
+    <w:p>
+      <w:pPr>
+        <w:spacing w:before="120"/>
+        <w:rPr>
+          <w:rFonts w:ascii="TH SarabunIT๙" w:hAnsi="TH SarabunIT๙" w:cs="TH SarabunIT๙"/>
+          <w:color w:val="000000" w:themeColor="text1"/>
+          <w:sz w:val="32"/>
+          <w:szCs w:val="32"/>
+        </w:rPr>
+      </w:pPr>
+      <w:r>
+        <w:rPr>
+          <w:rFonts w:ascii="TH SarabunIT๙" w:hAnsi="TH SarabunIT๙" w:cs="TH SarabunIT๙"/>
+          <w:color w:val="000000" w:themeColor="text1"/>
+          <w:sz w:val="32"/>
+          <w:szCs w:val="32"/>
+        </w:rPr>
+        <w:t xml:space="preserve">            (</w:t>
+      </w:r>
+      <w:r>
+        <w:rPr>
+          <w:rFonts w:ascii="TH SarabunIT๙" w:hAnsi="TH SarabunIT๙" w:cs="TH SarabunIT๙"/>
+          <w:color w:val="000000" w:themeColor="text1"/>
+          <w:sz w:val="32"/>
+          <w:szCs w:val="32"/>
+        </w:rPr>
+        <w:t>${leader</w:t>
+      </w:r>
+      <w:r>
+        <w:rPr>
+          <w:rFonts w:ascii="TH SarabunIT๙" w:hAnsi="TH SarabunIT๙" w:cs="TH SarabunIT๙"/>
+          <w:color w:val="000000" w:themeColor="text1"/>
+          <w:sz w:val="32"/>
+          <w:szCs w:val="32"/>
+        </w:rPr>
+        <w:t>_fullname</w:t>
+      </w:r>
+      <w:r>
+        <w:rPr>
+          <w:rFonts w:ascii="TH SarabunIT๙" w:hAnsi="TH SarabunIT๙" w:cs="TH SarabunIT๙"/>
+          <w:color w:val="000000" w:themeColor="text1"/>
+          <w:sz w:val="32"/>
+          <w:szCs w:val="32"/>
+        </w:rPr>
+        <w:t>}</w:t>
+      </w:r>
+      <w:r>
+        <w:rPr>
+          <w:rFonts w:ascii="TH SarabunIT๙" w:hAnsi="TH SarabunIT๙" w:cs="TH SarabunIT๙"/>
+          <w:color w:val="000000" w:themeColor="text1"/>
+          <w:sz w:val="32"/>
+          <w:szCs w:val="32"/>
+          <w:cs/>
+        </w:rPr>
+        <w:t>)</w:t>
+      </w:r>
+    </w:p>
+    <w:p>
+      <w:pPr>
+        <w:spacing w:before="120"/>
+        <w:rPr>
+          <w:rFonts w:ascii="TH SarabunIT๙" w:hAnsi="TH SarabunIT๙" w:cs="TH SarabunIT๙"/>
+          <w:color w:val="000000" w:themeColor="text1"/>
+          <w:sz w:val="32"/>
+          <w:szCs w:val="32"/>
+        </w:rPr>
+      </w:pPr>
+      <w:r>
+        <w:rPr>
+          <w:rFonts w:ascii="TH SarabunIT๙" w:hAnsi="TH SarabunIT๙" w:cs="TH SarabunIT๙"/>
+          <w:color w:val="000000" w:themeColor="text1"/>
+          <w:sz w:val="32"/>
+          <w:szCs w:val="32"/>
+          <w:cs/>
+        </w:rPr>
+        <w:lastRenderedPageBreak/>
+        <w:t xml:space="preserve">         </w:t>
+      </w:r>
+      <w:r>
+        <w:rPr>
+          <w:rFonts w:ascii="TH SarabunIT๙" w:hAnsi="TH SarabunIT๙" w:cs="TH SarabunIT๙" w:hint="cs"/>
+          <w:color w:val="000000" w:themeColor="text1"/>
+          <w:sz w:val="32"/>
+          <w:szCs w:val="32"/>
+          <w:cs/>
+        </w:rPr>
+        <w:t xml:space="preserve">      </w:t>
+      </w:r>
+      <w:r>
+        <w:rPr>
+          <w:rFonts w:ascii="TH SarabunIT๙" w:hAnsi="TH SarabunIT๙" w:cs="TH SarabunIT๙"/>
+          <w:color w:val="000000" w:themeColor="text1"/>
+          <w:sz w:val="32"/>
+          <w:szCs w:val="32"/>
+          <w:cs/>
+        </w:rPr>
+        <w:t xml:space="preserve"> </w:t>
+      </w:r>
+      <w:r>
+        <w:rPr>
+          <w:rFonts w:ascii="TH SarabunIT๙" w:hAnsi="TH SarabunIT๙" w:cs="TH SarabunIT๙"/>
+          <w:color w:val="000000" w:themeColor="text1"/>
+          <w:sz w:val="32"/>
+          <w:szCs w:val="32"/>
+        </w:rPr>
+        <w:t>${</w:t>
+      </w:r>
+      <w:r>
+        <w:rPr>
+          <w:rFonts w:ascii="TH SarabunIT๙" w:hAnsi="TH SarabunIT๙" w:cs="TH SarabunIT๙"/>
+          <w:color w:val="000000" w:themeColor="text1"/>
+          <w:sz w:val="32"/>
+          <w:szCs w:val="32"/>
+        </w:rPr>
+        <w:t>leader</w:t>
+      </w:r>
+      <w:r>
+        <w:rPr>
+          <w:rFonts w:ascii="TH SarabunIT๙" w:hAnsi="TH SarabunIT๙" w:cs="TH SarabunIT๙"/>
+          <w:color w:val="000000" w:themeColor="text1"/>
+          <w:sz w:val="32"/>
+          <w:szCs w:val="32"/>
+        </w:rPr>
+        <w:t>_position}</w:t>
+      </w:r>
+      <w:r>
+        <w:rPr>
+          <w:rFonts w:ascii="TH SarabunIT๙" w:hAnsi="TH SarabunIT๙" w:cs="TH SarabunIT๙"/>
+          <w:color w:val="000000" w:themeColor="text1"/>
+          <w:sz w:val="32"/>
+          <w:szCs w:val="32"/>
+          <w:cs/>
+        </w:rPr>
+        <w:t xml:space="preserve">                         ลงชื่อ                                        </w:t>
+      </w:r>
+    </w:p>
+    <w:p>
+      <w:pPr>
+        <w:spacing w:before="120"/>
+        <w:rPr>
+          <w:rFonts w:ascii="TH SarabunIT๙" w:hAnsi="TH SarabunIT๙" w:cs="TH SarabunIT๙"/>
+          <w:color w:val="000000" w:themeColor="text1"/>
+          <w:sz w:val="32"/>
+          <w:szCs w:val="32"/>
+        </w:rPr>
+      </w:pPr>
+      <w:r>
+        <w:rPr>
+          <w:rFonts w:ascii="TH SarabunIT๙" w:hAnsi="TH SarabunIT๙" w:cs="TH SarabunIT๙"/>
+          <w:color w:val="000000" w:themeColor="text1"/>
+          <w:sz w:val="32"/>
+          <w:szCs w:val="32"/>
+        </w:rPr>
+        <w:t xml:space="preserve"> </w:t>
+      </w:r>
+      <w:r>
+        <w:rPr>
+          <w:rFonts w:ascii="TH SarabunIT๙" w:hAnsi="TH SarabunIT๙" w:cs="TH SarabunIT๙"/>
+          <w:color w:val="000000" w:themeColor="text1"/>
+          <w:sz w:val="32"/>
+          <w:szCs w:val="32"/>
+        </w:rPr>
+        <w:tab/>
+      </w:r>
+      <w:r>
+        <w:rPr>
+          <w:rFonts w:ascii="TH SarabunIT๙" w:hAnsi="TH SarabunIT๙" w:cs="TH SarabunIT๙"/>
+          <w:color w:val="000000" w:themeColor="text1"/>
+          <w:sz w:val="32"/>
+          <w:szCs w:val="32"/>
+        </w:rPr>
+        <w:tab/>
+      </w:r>
+      <w:r>
+        <w:rPr>
+          <w:rFonts w:ascii="TH SarabunIT๙" w:hAnsi="TH SarabunIT๙" w:cs="TH SarabunIT๙"/>
+          <w:color w:val="000000" w:themeColor="text1"/>
+          <w:sz w:val="32"/>
+          <w:szCs w:val="32"/>
+        </w:rPr>
+        <w:tab/>
+      </w:r>
+      <w:r>
+        <w:rPr>
+          <w:rFonts w:ascii="TH SarabunIT๙" w:hAnsi="TH SarabunIT๙" w:cs="TH SarabunIT๙"/>
+          <w:color w:val="000000" w:themeColor="text1"/>
+          <w:sz w:val="32"/>
+          <w:szCs w:val="32"/>
+        </w:rPr>
+        <w:tab/>
+      </w:r>
+      <w:r>
+        <w:rPr>
+          <w:rFonts w:ascii="TH SarabunIT๙" w:hAnsi="TH SarabunIT๙" w:cs="TH SarabunIT๙"/>
+          <w:color w:val="000000" w:themeColor="text1"/>
+          <w:sz w:val="32"/>
+          <w:szCs w:val="32"/>
+        </w:rPr>
+        <w:tab/>
+      </w:r>
+      <w:r>
+        <w:rPr>
+          <w:rFonts w:ascii="TH SarabunIT๙" w:hAnsi="TH SarabunIT๙" w:cs="TH SarabunIT๙"/>
+          <w:color w:val="000000" w:themeColor="text1"/>
+          <w:sz w:val="32"/>
+          <w:szCs w:val="32"/>
+        </w:rPr>
+        <w:tab/>
+      </w:r>
+      <w:r>
+        <w:rPr>
+          <w:rFonts w:ascii="TH SarabunIT๙" w:hAnsi="TH SarabunIT๙" w:cs="TH SarabunIT๙"/>
+          <w:color w:val="000000" w:themeColor="text1"/>
+          <w:sz w:val="32"/>
+          <w:szCs w:val="32"/>
+        </w:rPr>
+        <w:tab/>
+      </w:r>
+      <w:r>
+        <w:rPr>
+          <w:rFonts w:ascii="TH SarabunIT๙" w:hAnsi="TH SarabunIT๙" w:cs="TH SarabunIT๙"/>
+          <w:color w:val="000000" w:themeColor="text1"/>
+          <w:sz w:val="32"/>
+          <w:szCs w:val="32"/>
+        </w:rPr>
+        <w:tab/>
+        <w:t xml:space="preserve"> (</w:t>
+      </w:r>
+      <w:r>
+        <w:rPr>
+          <w:rFonts w:ascii="TH SarabunIT๙" w:hAnsi="TH SarabunIT๙" w:cs="TH SarabunIT๙"/>
+          <w:color w:val="000000" w:themeColor="text1"/>
+          <w:sz w:val="32"/>
+          <w:szCs w:val="32"/>
+        </w:rPr>
+        <w:t>${director_name}</w:t>
+      </w:r>
+      <w:r>
+        <w:rPr>
+          <w:rFonts w:ascii="TH SarabunIT๙" w:hAnsi="TH SarabunIT๙" w:cs="TH SarabunIT๙"/>
+          <w:color w:val="000000" w:themeColor="text1"/>
+          <w:sz w:val="32"/>
+          <w:szCs w:val="32"/>
+          <w:cs/>
+        </w:rPr>
+        <w:t>)</w:t>
+      </w:r>
+    </w:p>
+    <w:p>
+      <w:pPr>
+        <w:spacing w:before="120"/>
+        <w:rPr>
+          <w:rFonts w:ascii="TH SarabunIT๙" w:hAnsi="TH SarabunIT๙" w:cs="TH SarabunIT๙"/>
+          <w:color w:val="000000" w:themeColor="text1"/>
+          <w:sz w:val="32"/>
+          <w:szCs w:val="32"/>
+        </w:rPr>
+      </w:pPr>
+      <w:r>
+        <w:rPr>
+          <w:rFonts w:ascii="TH SarabunIT๙" w:hAnsi="TH SarabunIT๙" w:cs="TH SarabunIT๙"/>
+          <w:color w:val="000000" w:themeColor="text1"/>
+          <w:sz w:val="32"/>
+          <w:szCs w:val="32"/>
+        </w:rPr>
+        <w:tab/>
+      </w:r>
+      <w:r>
+        <w:rPr>
+          <w:rFonts w:ascii="TH SarabunIT๙" w:hAnsi="TH SarabunIT๙" w:cs="TH SarabunIT๙"/>
+          <w:color w:val="000000" w:themeColor="text1"/>
+          <w:sz w:val="32"/>
+          <w:szCs w:val="32"/>
+        </w:rPr>
+        <w:tab/>
+      </w:r>
+      <w:r>
+        <w:rPr>
+          <w:rFonts w:ascii="TH SarabunIT๙" w:hAnsi="TH SarabunIT๙" w:cs="TH SarabunIT๙"/>
+          <w:color w:val="000000" w:themeColor="text1"/>
+          <w:sz w:val="32"/>
+          <w:szCs w:val="32"/>
+        </w:rPr>
+        <w:tab/>
+      </w:r>
+      <w:r>
+        <w:rPr>
+          <w:rFonts w:ascii="TH SarabunIT๙" w:hAnsi="TH SarabunIT๙" w:cs="TH SarabunIT๙"/>
+          <w:color w:val="000000" w:themeColor="text1"/>
+          <w:sz w:val="32"/>
+          <w:szCs w:val="32"/>
+        </w:rPr>
+        <w:tab/>
+      </w:r>
+      <w:r>
+        <w:rPr>
+          <w:rFonts w:ascii="TH SarabunIT๙" w:hAnsi="TH SarabunIT๙" w:cs="TH SarabunIT๙"/>
+          <w:color w:val="000000" w:themeColor="text1"/>
+          <w:sz w:val="32"/>
+          <w:szCs w:val="32"/>
+        </w:rPr>
+        <w:tab/>
+      </w:r>
+      <w:r>
+        <w:rPr>
+          <w:rFonts w:ascii="TH SarabunIT๙" w:hAnsi="TH SarabunIT๙" w:cs="TH SarabunIT๙"/>
+          <w:color w:val="000000" w:themeColor="text1"/>
+          <w:sz w:val="32"/>
+          <w:szCs w:val="32"/>
+        </w:rPr>
+        <w:tab/>
+      </w:r>
+      <w:r>
+        <w:rPr>
+          <w:rFonts w:ascii="TH SarabunIT๙" w:hAnsi="TH SarabunIT๙" w:cs="TH SarabunIT๙"/>
+          <w:color w:val="000000" w:themeColor="text1"/>
+          <w:sz w:val="32"/>
+          <w:szCs w:val="32"/>
+          <w:cs/>
+        </w:rPr>
+        <w:t xml:space="preserve">       ผู้อำนวยการ</w:t>
+      </w:r>
+      <w:r>
+        <w:rPr>
+          <w:rFonts w:ascii="TH SarabunIT๙" w:hAnsi="TH SarabunIT๙" w:cs="TH SarabunIT๙"/>
+          <w:color w:val="000000" w:themeColor="text1"/>
           <w:sz w:val="32"/>
           <w:szCs w:val="32"/>
         </w:rPr>
         <w:t>${org_name}</w:t>
       </w:r>
-      <w:r>
-        <w:rPr>
-          <w:rFonts w:ascii="TH Sarabun New" w:eastAsia="Times New Roman" w:hAnsi="TH Sarabun New" w:cs="TH Sarabun New"/>
-          <w:sz w:val="32"/>
-          <w:szCs w:val="32"/>
-        </w:rPr>
-        <w:t xml:space="preserve"> </w:t>
-      </w:r>
-      <w:r>
-        <w:rPr>
-          <w:rFonts w:ascii="TH Sarabun New" w:eastAsia="Times New Roman" w:hAnsi="TH Sarabun New" w:cs="TH Sarabun New"/>
-          <w:sz w:val="32"/>
-          <w:szCs w:val="32"/>
-          <w:cs/>
-        </w:rPr>
-        <w:t>พิจารณาแล้วเห็นว่า ผู้ขายส่งมอบพัสดุครบถ้วนตามสัญญา และคณะกรรมการตรวจรับพัสดุมีมิติเป็นเอกฉันท์ตรวจรับไว้ถูกต้องครบถ้วนแล้ว โดยจะได้มอบใบตรวจรับการจัดซื้อจัดจ้าง ให้ผู้เกี่ยวข้องเพื่อดำเนินการเบิกจ่ายเงินตามระเบียบของหน่วยงานของรัฐ ดังนั้น เพื่อให้ชอบด้วยระเบียบกระทรวงสาธารณสุขว่าด้วยวิธีปฏิบัติเกี่ยวกับการจัดซื้อจัดจ้างและการพัสดุโดยใช้เงินบริจาคของหน่วยบริการในสังกัดกระทรวงสาธารณสุข พ.ศ.2561 ข้อ 73 จึงเสนอรายงานมาเพื่อทราบ</w:t>
-      </w:r>
-    </w:p>
-    <w:p>
-      <w:pPr>
-        <w:spacing w:before="120"/>
-        <w:rPr>
-          <w:rFonts w:ascii="TH Sarabun New" w:eastAsia="Times New Roman" w:hAnsi="TH Sarabun New" w:cs="TH Sarabun New"/>
-          <w:sz w:val="32"/>
-          <w:szCs w:val="32"/>
-        </w:rPr>
-      </w:pPr>
-    </w:p>
-    <w:p>
-      <w:pPr>
-        <w:ind w:firstLine="1440"/>
-        <w:jc w:val="right"/>
-        <w:rPr>
-          <w:rFonts w:ascii="TH Sarabun New" w:eastAsia="Times New Roman" w:hAnsi="TH Sarabun New" w:cs="TH Sarabun New"/>
-          <w:sz w:val="32"/>
-          <w:szCs w:val="32"/>
-        </w:rPr>
-      </w:pPr>
-      <w:r>
-        <w:rPr>
-          <w:rFonts w:ascii="TH Sarabun New" w:eastAsia="Times New Roman" w:hAnsi="TH Sarabun New" w:cs="TH Sarabun New"/>
-          <w:sz w:val="32"/>
-          <w:szCs w:val="32"/>
-        </w:rPr>
-        <w:t>/5.</w:t>
-      </w:r>
-      <w:r>
-        <w:rPr>
-          <w:rFonts w:ascii="TH Sarabun New" w:eastAsia="Times New Roman" w:hAnsi="TH Sarabun New" w:cs="TH Sarabun New"/>
-          <w:sz w:val="32"/>
-          <w:szCs w:val="32"/>
-          <w:cs/>
-        </w:rPr>
-        <w:t>ข้อเสนอ...</w:t>
-      </w:r>
-    </w:p>
-    <w:p>
-      <w:pPr>
-        <w:ind w:firstLine="1440"/>
-        <w:jc w:val="right"/>
-        <w:rPr>
-          <w:rFonts w:ascii="TH Sarabun New" w:eastAsia="Times New Roman" w:hAnsi="TH Sarabun New" w:cs="TH Sarabun New"/>
-          <w:sz w:val="32"/>
-          <w:szCs w:val="32"/>
-        </w:rPr>
-      </w:pPr>
-    </w:p>
-    <w:p>
-      <w:pPr>
-        <w:ind w:firstLine="1440"/>
-        <w:jc w:val="right"/>
-        <w:rPr>
-          <w:rFonts w:ascii="TH Sarabun New" w:eastAsia="Times New Roman" w:hAnsi="TH Sarabun New" w:cs="TH Sarabun New"/>
-          <w:sz w:val="32"/>
-          <w:szCs w:val="32"/>
-        </w:rPr>
-      </w:pPr>
-    </w:p>
-    <w:p>
-      <w:pPr>
-        <w:spacing w:before="120"/>
-        <w:rPr>
-          <w:rFonts w:ascii="TH Sarabun New" w:eastAsia="Times New Roman" w:hAnsi="TH Sarabun New" w:cs="TH Sarabun New"/>
-          <w:sz w:val="32"/>
-          <w:szCs w:val="32"/>
-        </w:rPr>
-      </w:pPr>
-    </w:p>
-    <w:p>
-      <w:pPr>
-        <w:spacing w:before="120"/>
-        <w:rPr>
-          <w:rFonts w:ascii="TH Sarabun New" w:eastAsia="Times New Roman" w:hAnsi="TH Sarabun New" w:cs="TH Sarabun New"/>
-          <w:sz w:val="32"/>
-          <w:szCs w:val="32"/>
-        </w:rPr>
-      </w:pPr>
-    </w:p>
-    <w:p>
-      <w:pPr>
-        <w:spacing w:before="120"/>
-        <w:rPr>
-          <w:rFonts w:ascii="TH Sarabun New" w:eastAsia="Times New Roman" w:hAnsi="TH Sarabun New" w:cs="TH Sarabun New"/>
-          <w:sz w:val="32"/>
-          <w:szCs w:val="32"/>
-        </w:rPr>
-      </w:pPr>
-    </w:p>
-    <w:p>
-      <w:pPr>
-        <w:jc w:val="center"/>
-        <w:rPr>
-          <w:rFonts w:ascii="TH Sarabun New" w:eastAsia="Times New Roman" w:hAnsi="TH Sarabun New" w:cs="TH Sarabun New"/>
-          <w:sz w:val="32"/>
-          <w:szCs w:val="32"/>
-        </w:rPr>
-      </w:pPr>
-      <w:r>
-        <w:rPr>
-          <w:rFonts w:ascii="TH Sarabun New" w:eastAsia="Times New Roman" w:hAnsi="TH Sarabun New" w:cs="TH Sarabun New"/>
-          <w:sz w:val="32"/>
-          <w:szCs w:val="32"/>
-          <w:cs/>
-        </w:rPr>
-        <w:t>-๒-</w:t>
-      </w:r>
-    </w:p>
-    <w:p>
-      <w:pPr>
-        <w:jc w:val="center"/>
-        <w:rPr>
-          <w:rFonts w:ascii="TH Sarabun New" w:eastAsia="Times New Roman" w:hAnsi="TH Sarabun New" w:cs="TH Sarabun New"/>
-          <w:sz w:val="32"/>
-          <w:szCs w:val="32"/>
-        </w:rPr>
-      </w:pPr>
-    </w:p>
-    <w:p>
-      <w:pPr>
-        <w:spacing w:before="120"/>
-        <w:ind w:left="720"/>
-        <w:rPr>
-          <w:rFonts w:ascii="TH Sarabun New" w:eastAsia="Times New Roman" w:hAnsi="TH Sarabun New" w:cs="TH Sarabun New"/>
-          <w:sz w:val="32"/>
-          <w:szCs w:val="32"/>
-        </w:rPr>
-      </w:pPr>
-      <w:r>
-        <w:rPr>
-          <w:rFonts w:ascii="TH Sarabun New" w:eastAsia="Times New Roman" w:hAnsi="TH Sarabun New" w:cs="TH Sarabun New"/>
-          <w:sz w:val="32"/>
-          <w:szCs w:val="32"/>
-          <w:cs/>
-        </w:rPr>
-        <w:t>5.ข้อเสนอ</w:t>
-      </w:r>
-    </w:p>
-    <w:p>
-      <w:pPr>
-        <w:pStyle w:val="a3"/>
-        <w:spacing w:before="120"/>
-        <w:ind w:left="1080"/>
-        <w:rPr>
-          <w:rFonts w:ascii="TH Sarabun New" w:eastAsia="Times New Roman" w:hAnsi="TH Sarabun New" w:cs="TH Sarabun New"/>
-          <w:sz w:val="32"/>
-          <w:szCs w:val="32"/>
-          <w:cs/>
-        </w:rPr>
-      </w:pPr>
-      <w:r>
-        <w:rPr>
-          <w:rFonts w:ascii="TH Sarabun New" w:eastAsia="Times New Roman" w:hAnsi="TH Sarabun New" w:cs="TH Sarabun New"/>
-          <w:sz w:val="32"/>
-          <w:szCs w:val="32"/>
-          <w:cs/>
-        </w:rPr>
-        <w:t>จึงเรียนมาเพื่อโปรดทราบ</w:t>
-      </w:r>
-    </w:p>
-    <w:p>
-      <w:pPr>
-        <w:spacing w:before="120"/>
-        <w:rPr>
-          <w:rFonts w:ascii="TH Sarabun New" w:eastAsia="Times New Roman" w:hAnsi="TH Sarabun New" w:cs="TH Sarabun New"/>
-          <w:sz w:val="32"/>
-          <w:szCs w:val="32"/>
-        </w:rPr>
-      </w:pPr>
-    </w:p>
-    <w:p>
-      <w:pPr>
-        <w:spacing w:before="120"/>
-        <w:rPr>
-          <w:rFonts w:ascii="TH Sarabun New" w:eastAsia="Times New Roman" w:hAnsi="TH Sarabun New" w:cs="TH Sarabun New"/>
-          <w:sz w:val="32"/>
-          <w:szCs w:val="32"/>
-        </w:rPr>
-      </w:pPr>
-      <w:r>
-        <w:rPr>
-          <w:rFonts w:ascii="TH Sarabun New" w:eastAsia="Times New Roman" w:hAnsi="TH Sarabun New" w:cs="TH Sarabun New"/>
-          <w:sz w:val="32"/>
-          <w:szCs w:val="32"/>
-          <w:cs/>
-        </w:rPr>
-        <w:t xml:space="preserve">                               </w:t>
-      </w:r>
-      <w:r>
-        <w:rPr>
-          <w:rFonts w:ascii="TH Sarabun New" w:hAnsi="TH Sarabun New" w:cs="TH Sarabun New"/>
-          <w:sz w:val="32"/>
-          <w:szCs w:val="32"/>
-          <w:cs/>
-        </w:rPr>
-        <w:tab/>
-      </w:r>
-      <w:r>
-        <w:rPr>
-          <w:rFonts w:ascii="TH Sarabun New" w:hAnsi="TH Sarabun New" w:cs="TH Sarabun New"/>
-          <w:sz w:val="32"/>
-          <w:szCs w:val="32"/>
-          <w:cs/>
-        </w:rPr>
-        <w:tab/>
-      </w:r>
-      <w:r>
-        <w:rPr>
-          <w:rFonts w:ascii="TH Sarabun New" w:hAnsi="TH Sarabun New" w:cs="TH Sarabun New"/>
-          <w:sz w:val="32"/>
-          <w:szCs w:val="32"/>
-          <w:cs/>
-        </w:rPr>
-        <w:tab/>
-        <w:t xml:space="preserve">       ลงชื่อ...............................................เจ้าหน้าที่</w:t>
-      </w:r>
-      <w:r>
-        <w:rPr>
-          <w:rFonts w:ascii="TH Sarabun New" w:hAnsi="TH Sarabun New" w:cs="TH Sarabun New"/>
-          <w:sz w:val="32"/>
-          <w:szCs w:val="32"/>
-          <w:cs/>
-        </w:rPr>
-        <w:tab/>
-      </w:r>
-    </w:p>
-    <w:p>
-      <w:pPr>
-        <w:ind w:left="2160" w:firstLine="1440"/>
-        <w:rPr>
-          <w:rFonts w:ascii="TH Sarabun New" w:hAnsi="TH Sarabun New" w:cs="TH Sarabun New"/>
-          <w:sz w:val="32"/>
-          <w:szCs w:val="32"/>
-        </w:rPr>
-      </w:pPr>
-      <w:r>
-        <w:rPr>
-          <w:rFonts w:ascii="TH Sarabun New" w:hAnsi="TH Sarabun New" w:cs="TH Sarabun New"/>
-          <w:sz w:val="32"/>
-          <w:szCs w:val="32"/>
-          <w:cs/>
-        </w:rPr>
-        <w:t xml:space="preserve">                 (</w:t>
-      </w:r>
-      <w:r>
-        <w:rPr>
-          <w:rFonts w:ascii="TH Sarabun New" w:hAnsi="TH Sarabun New" w:cs="TH Sarabun New"/>
-          <w:sz w:val="32"/>
-          <w:szCs w:val="32"/>
-        </w:rPr>
-        <w:t>$</w:t>
-      </w:r>
-      <w:r>
-        <w:rPr>
-          <w:rFonts w:ascii="TH Sarabun New" w:hAnsi="TH Sarabun New" w:cs="TH Sarabun New"/>
-          <w:sz w:val="32"/>
-          <w:szCs w:val="32"/>
-        </w:rPr>
-        <w:t>{me</w:t>
-      </w:r>
-      <w:r>
-        <w:rPr>
-          <w:rFonts w:ascii="TH Sarabun New" w:hAnsi="TH Sarabun New" w:cs="TH Sarabun New"/>
-          <w:sz w:val="32"/>
-          <w:szCs w:val="32"/>
-        </w:rPr>
-        <w:t>}</w:t>
-      </w:r>
-      <w:r>
-        <w:rPr>
-          <w:rFonts w:ascii="TH Sarabun New" w:hAnsi="TH Sarabun New" w:cs="TH Sarabun New"/>
-          <w:sz w:val="32"/>
-          <w:szCs w:val="32"/>
-          <w:cs/>
-        </w:rPr>
-        <w:t>)</w:t>
-      </w:r>
-    </w:p>
-    <w:p>
-      <w:pPr>
-        <w:ind w:firstLine="1440"/>
-        <w:rPr>
-          <w:rFonts w:ascii="TH Sarabun New" w:hAnsi="TH Sarabun New" w:cs="TH Sarabun New"/>
-          <w:sz w:val="32"/>
-          <w:szCs w:val="32"/>
-        </w:rPr>
-      </w:pPr>
-      <w:r>
-        <w:rPr>
-          <w:rFonts w:ascii="TH Sarabun New" w:hAnsi="TH Sarabun New" w:cs="TH Sarabun New"/>
-          <w:sz w:val="32"/>
-          <w:szCs w:val="32"/>
-          <w:cs/>
-        </w:rPr>
-        <w:tab/>
-      </w:r>
-      <w:r>
-        <w:rPr>
-          <w:rFonts w:ascii="TH Sarabun New" w:hAnsi="TH Sarabun New" w:cs="TH Sarabun New"/>
-          <w:sz w:val="32"/>
-          <w:szCs w:val="32"/>
-          <w:cs/>
-        </w:rPr>
-        <w:tab/>
-      </w:r>
-      <w:r>
-        <w:rPr>
-          <w:rFonts w:ascii="TH Sarabun New" w:hAnsi="TH Sarabun New" w:cs="TH Sarabun New"/>
-          <w:sz w:val="32"/>
-          <w:szCs w:val="32"/>
-          <w:cs/>
-        </w:rPr>
-        <w:tab/>
-      </w:r>
-      <w:r>
-        <w:rPr>
-          <w:rFonts w:ascii="TH Sarabun New" w:hAnsi="TH Sarabun New" w:cs="TH Sarabun New"/>
-          <w:sz w:val="32"/>
-          <w:szCs w:val="32"/>
-          <w:cs/>
-        </w:rPr>
-        <w:tab/>
-        <w:t xml:space="preserve">ตำแหน่ง </w:t>
-      </w:r>
-      <w:r>
-        <w:rPr>
-          <w:rFonts w:ascii="TH Sarabun New" w:hAnsi="TH Sarabun New" w:cs="TH Sarabun New"/>
-          <w:sz w:val="32"/>
-          <w:szCs w:val="32"/>
-        </w:rPr>
-        <w:t>$</w:t>
-      </w:r>
-      <w:r>
-        <w:rPr>
-          <w:rFonts w:ascii="TH Sarabun New" w:hAnsi="TH Sarabun New" w:cs="TH Sarabun New"/>
-          <w:sz w:val="32"/>
-          <w:szCs w:val="32"/>
-        </w:rPr>
-        <w:t>{me_position</w:t>
-      </w:r>
-      <w:r>
-        <w:rPr>
-          <w:rFonts w:ascii="TH Sarabun New" w:hAnsi="TH Sarabun New" w:cs="TH Sarabun New"/>
-          <w:sz w:val="32"/>
-          <w:szCs w:val="32"/>
-        </w:rPr>
-        <w:t>}</w:t>
-      </w:r>
-    </w:p>
-    <w:p>
-      <w:pPr>
-        <w:rPr>
-          <w:rFonts w:ascii="TH Sarabun New" w:hAnsi="TH Sarabun New" w:cs="TH Sarabun New"/>
-          <w:sz w:val="32"/>
-          <w:szCs w:val="32"/>
-        </w:rPr>
-      </w:pPr>
-    </w:p>
-    <w:p>
-      <w:pPr>
-        <w:rPr>
-          <w:rFonts w:ascii="TH Sarabun New" w:hAnsi="TH Sarabun New" w:cs="TH Sarabun New"/>
-          <w:sz w:val="32"/>
-          <w:szCs w:val="32"/>
-          <w:u w:val="single"/>
-        </w:rPr>
-      </w:pPr>
-      <w:r>
-        <w:rPr>
-          <w:rFonts w:ascii="TH Sarabun New" w:hAnsi="TH Sarabun New" w:cs="TH Sarabun New"/>
-          <w:sz w:val="32"/>
-          <w:szCs w:val="32"/>
-          <w:cs/>
-        </w:rPr>
-        <w:t xml:space="preserve">     </w:t>
-      </w:r>
-      <w:r>
-        <w:rPr>
-          <w:rFonts w:ascii="TH Sarabun New" w:hAnsi="TH Sarabun New" w:cs="TH Sarabun New"/>
-          <w:sz w:val="32"/>
-          <w:szCs w:val="32"/>
-          <w:u w:val="single"/>
-          <w:cs/>
-        </w:rPr>
-        <w:t>ความเห็นหัวหน้าเจ้าหน้าที่</w:t>
-      </w:r>
-    </w:p>
-    <w:p>
-      <w:pPr>
-        <w:pStyle w:val="a3"/>
-        <w:numPr>
-          <w:ilvl w:val="0"/>
-          <w:numId w:val="1"/>
-        </w:numPr>
-        <w:rPr>
-          <w:rFonts w:ascii="TH Sarabun New" w:hAnsi="TH Sarabun New" w:cs="TH Sarabun New"/>
-        </w:rPr>
-      </w:pPr>
-      <w:r>
-        <w:rPr>
-          <w:rFonts w:ascii="TH Sarabun New" w:hAnsi="TH Sarabun New" w:cs="TH Sarabun New"/>
-          <w:sz w:val="32"/>
-          <w:szCs w:val="32"/>
-          <w:cs/>
-        </w:rPr>
-        <w:t>เพื่อโปรดทราบ</w:t>
-      </w:r>
-    </w:p>
-    <w:p>
-      <w:pPr>
-        <w:rPr>
-          <w:rFonts w:ascii="TH Sarabun New" w:hAnsi="TH Sarabun New" w:cs="TH Sarabun New"/>
-        </w:rPr>
-      </w:pPr>
-    </w:p>
-    <w:p>
-      <w:pPr>
-        <w:rPr>
-          <w:rFonts w:ascii="TH Sarabun New" w:hAnsi="TH Sarabun New" w:cs="TH Sarabun New"/>
-          <w:sz w:val="32"/>
-          <w:szCs w:val="32"/>
-        </w:rPr>
-      </w:pPr>
-      <w:r>
-        <w:rPr>
-          <w:rFonts w:ascii="TH Sarabun New" w:hAnsi="TH Sarabun New" w:cs="TH Sarabun New"/>
-          <w:sz w:val="32"/>
-          <w:szCs w:val="32"/>
-          <w:cs/>
-        </w:rPr>
-        <w:t xml:space="preserve">        (</w:t>
-      </w:r>
-      <w:r>
-        <w:rPr>
-          <w:rFonts w:ascii="TH Sarabun New" w:hAnsi="TH Sarabun New" w:cs="TH Sarabun New"/>
-          <w:sz w:val="32"/>
-          <w:szCs w:val="32"/>
-        </w:rPr>
-        <w:t>$</w:t>
-      </w:r>
-      <w:r>
-        <w:rPr>
-          <w:rFonts w:ascii="TH Sarabun New" w:hAnsi="TH Sarabun New" w:cs="TH Sarabun New"/>
-          <w:sz w:val="32"/>
-          <w:szCs w:val="32"/>
-        </w:rPr>
-        <w:t>{leader</w:t>
-      </w:r>
-      <w:r>
-        <w:rPr>
-          <w:rFonts w:ascii="TH Sarabun New" w:hAnsi="TH Sarabun New" w:cs="TH Sarabun New"/>
-          <w:sz w:val="32"/>
-          <w:szCs w:val="32"/>
-        </w:rPr>
-        <w:t>}</w:t>
-      </w:r>
-      <w:r>
-        <w:rPr>
-          <w:rFonts w:ascii="TH Sarabun New" w:hAnsi="TH Sarabun New" w:cs="TH Sarabun New"/>
-          <w:sz w:val="32"/>
-          <w:szCs w:val="32"/>
-          <w:cs/>
-        </w:rPr>
-        <w:t>)</w:t>
-      </w:r>
-    </w:p>
-    <w:p>
-      <w:pPr>
-        <w:rPr>
-          <w:rFonts w:ascii="TH Sarabun New" w:hAnsi="TH Sarabun New" w:cs="TH Sarabun New"/>
-          <w:sz w:val="32"/>
-          <w:szCs w:val="32"/>
-        </w:rPr>
-      </w:pPr>
-      <w:r>
-        <w:rPr>
-          <w:rFonts w:ascii="TH Sarabun New" w:hAnsi="TH Sarabun New" w:cs="TH Sarabun New"/>
-          <w:sz w:val="32"/>
-          <w:szCs w:val="32"/>
-          <w:cs/>
-        </w:rPr>
-        <w:t xml:space="preserve">     </w:t>
-      </w:r>
-      <w:r>
-        <w:rPr>
-          <w:rFonts w:ascii="TH Sarabun New" w:hAnsi="TH Sarabun New" w:cs="TH Sarabun New"/>
-          <w:sz w:val="32"/>
-          <w:szCs w:val="32"/>
-        </w:rPr>
-        <w:t>${leader_position}</w:t>
-      </w:r>
-    </w:p>
-    <w:p>
-      <w:pPr>
-        <w:rPr>
-          <w:rFonts w:ascii="TH Sarabun New" w:hAnsi="TH Sarabun New" w:cs="TH Sarabun New"/>
-          <w:sz w:val="32"/>
-          <w:szCs w:val="32"/>
-        </w:rPr>
-      </w:pPr>
-      <w:r>
-        <w:rPr>
-          <w:rFonts w:ascii="TH Sarabun New" w:hAnsi="TH Sarabun New" w:cs="TH Sarabun New"/>
-          <w:sz w:val="32"/>
-          <w:szCs w:val="32"/>
-          <w:cs/>
-        </w:rPr>
-        <w:t xml:space="preserve">             หัวหน้าเจ้าหน้าที่</w:t>
-      </w:r>
-    </w:p>
-    <w:p>
-      <w:pPr>
-        <w:rPr>
-          <w:rFonts w:ascii="TH Sarabun New" w:hAnsi="TH Sarabun New" w:cs="TH Sarabun New"/>
-        </w:rPr>
-      </w:pPr>
-    </w:p>
-    <w:p>
-      <w:pPr>
-        <w:rPr>
-          <w:rFonts w:ascii="TH Sarabun New" w:hAnsi="TH Sarabun New" w:cs="TH Sarabun New"/>
-          <w:sz w:val="32"/>
-          <w:szCs w:val="32"/>
-        </w:rPr>
-      </w:pPr>
-      <w:r>
-        <w:rPr>
-          <w:rFonts w:ascii="TH Sarabun New" w:hAnsi="TH Sarabun New" w:cs="TH Sarabun New"/>
-          <w:sz w:val="32"/>
-          <w:szCs w:val="32"/>
-        </w:rPr>
-        <w:t xml:space="preserve"> </w:t>
-      </w:r>
-      <w:r>
-        <w:rPr>
-          <w:rFonts w:ascii="TH Sarabun New" w:hAnsi="TH Sarabun New" w:cs="TH Sarabun New"/>
-          <w:sz w:val="32"/>
-          <w:szCs w:val="32"/>
-          <w:cs/>
-        </w:rPr>
-        <w:t xml:space="preserve">                                                                       ทราบ</w:t>
-      </w:r>
-    </w:p>
-    <w:p>
-      <w:pPr>
-        <w:rPr>
-          <w:rFonts w:ascii="TH Sarabun New" w:hAnsi="TH Sarabun New" w:cs="TH Sarabun New"/>
-          <w:sz w:val="32"/>
-          <w:szCs w:val="32"/>
-        </w:rPr>
-      </w:pPr>
-    </w:p>
-    <w:p>
-      <w:pPr>
-        <w:rPr>
-          <w:rFonts w:ascii="TH Sarabun New" w:hAnsi="TH Sarabun New" w:cs="TH Sarabun New"/>
-          <w:sz w:val="32"/>
-          <w:szCs w:val="32"/>
-        </w:rPr>
-      </w:pPr>
-    </w:p>
-    <w:p>
-      <w:pPr>
-        <w:rPr>
-          <w:rFonts w:ascii="TH Sarabun New" w:hAnsi="TH Sarabun New" w:cs="TH Sarabun New"/>
-          <w:sz w:val="32"/>
-          <w:szCs w:val="32"/>
-        </w:rPr>
-      </w:pPr>
-      <w:r>
-        <w:rPr>
-          <w:rFonts w:ascii="TH Sarabun New" w:hAnsi="TH Sarabun New" w:cs="TH Sarabun New"/>
-          <w:sz w:val="32"/>
-          <w:szCs w:val="32"/>
-          <w:cs/>
-        </w:rPr>
-        <w:t xml:space="preserve">                                                                                 (</w:t>
-      </w:r>
-      <w:r>
-        <w:rPr>
-          <w:rFonts w:ascii="TH Sarabun New" w:hAnsi="TH Sarabun New" w:cs="TH Sarabun New"/>
-          <w:sz w:val="32"/>
-          <w:szCs w:val="32"/>
-        </w:rPr>
-        <w:t>$</w:t>
-      </w:r>
-      <w:r>
-        <w:rPr>
-          <w:rFonts w:ascii="TH Sarabun New" w:hAnsi="TH Sarabun New" w:cs="TH Sarabun New"/>
-          <w:sz w:val="32"/>
-          <w:szCs w:val="32"/>
-        </w:rPr>
-        <w:t>{</w:t>
-      </w:r>
-      <w:r>
-        <w:rPr>
-          <w:rFonts w:ascii="TH Sarabun New" w:hAnsi="TH Sarabun New" w:cs="TH Sarabun New"/>
-          <w:sz w:val="32"/>
-          <w:szCs w:val="32"/>
-        </w:rPr>
-        <w:t>director</w:t>
-      </w:r>
-      <w:r>
-        <w:rPr>
-          <w:rFonts w:ascii="TH Sarabun New" w:hAnsi="TH Sarabun New" w:cs="TH Sarabun New"/>
-          <w:sz w:val="32"/>
-          <w:szCs w:val="32"/>
-        </w:rPr>
-        <w:t>_name</w:t>
-      </w:r>
-      <w:r>
-        <w:rPr>
-          <w:rFonts w:ascii="TH Sarabun New" w:hAnsi="TH Sarabun New" w:cs="TH Sarabun New"/>
-          <w:sz w:val="32"/>
-          <w:szCs w:val="32"/>
-        </w:rPr>
-        <w:t>}</w:t>
-      </w:r>
-      <w:r>
-        <w:rPr>
-          <w:rFonts w:ascii="TH Sarabun New" w:hAnsi="TH Sarabun New" w:cs="TH Sarabun New"/>
-          <w:sz w:val="32"/>
-          <w:szCs w:val="32"/>
-          <w:cs/>
-        </w:rPr>
-        <w:t>)</w:t>
-      </w:r>
-    </w:p>
-    <w:p>
-      <w:pPr>
-        <w:rPr>
-          <w:rFonts w:ascii="TH Sarabun New" w:hAnsi="TH Sarabun New" w:cs="TH Sarabun New"/>
-          <w:sz w:val="32"/>
-          <w:szCs w:val="32"/>
-        </w:rPr>
-      </w:pPr>
-      <w:r>
-        <w:rPr>
-          <w:rFonts w:ascii="TH Sarabun New" w:hAnsi="TH Sarabun New" w:cs="TH Sarabun New"/>
-          <w:sz w:val="32"/>
-          <w:szCs w:val="32"/>
-          <w:cs/>
-        </w:rPr>
-        <w:t xml:space="preserve">                                                                 ผู้อำนวยการ</w:t>
-      </w:r>
-      <w:r>
-        <w:rPr>
-          <w:rFonts w:ascii="TH Sarabun New" w:hAnsi="TH Sarabun New" w:cs="TH Sarabun New"/>
-          <w:sz w:val="32"/>
-          <w:szCs w:val="32"/>
-        </w:rPr>
-        <w:t>$</w:t>
-      </w:r>
-      <w:r>
-        <w:rPr>
-          <w:rFonts w:ascii="TH Sarabun New" w:hAnsi="TH Sarabun New" w:cs="TH Sarabun New"/>
-          <w:sz w:val="32"/>
-          <w:szCs w:val="32"/>
-        </w:rPr>
-        <w:t>{org_name</w:t>
-      </w:r>
-      <w:r>
-        <w:rPr>
-          <w:rFonts w:ascii="TH Sarabun New" w:hAnsi="TH Sarabun New" w:cs="TH Sarabun New"/>
-          <w:sz w:val="32"/>
-          <w:szCs w:val="32"/>
-        </w:rPr>
-        <w:t>}</w:t>
-      </w:r>
-    </w:p>
-    <w:p>
-      <w:pPr>
-        <w:ind w:left="4320"/>
-        <w:rPr>
-          <w:rFonts w:ascii="TH Sarabun New" w:hAnsi="TH Sarabun New" w:cs="TH Sarabun New"/>
-          <w:sz w:val="32"/>
-          <w:szCs w:val="32"/>
-          <w:cs/>
-        </w:rPr>
-      </w:pPr>
-      <w:r>
-        <w:rPr>
-          <w:rFonts w:ascii="TH Sarabun New" w:hAnsi="TH Sarabun New" w:cs="TH Sarabun New"/>
-          <w:sz w:val="32"/>
-          <w:szCs w:val="32"/>
-          <w:cs/>
-        </w:rPr>
-        <w:t xml:space="preserve">        ปฏิบัติราชการแทน ผู้ว่าราชการจังหวัด</w:t>
-      </w:r>
-      <w:r>
-        <w:rPr>
-          <w:rFonts w:ascii="TH Sarabun New" w:hAnsi="TH Sarabun New" w:cs="TH Sarabun New"/>
-          <w:sz w:val="32"/>
-          <w:szCs w:val="32"/>
-        </w:rPr>
-        <w:t>$</w:t>
-      </w:r>
-      <w:r>
-        <w:rPr>
-          <w:rFonts w:ascii="TH Sarabun New" w:hAnsi="TH Sarabun New" w:cs="TH Sarabun New"/>
-          <w:sz w:val="32"/>
-          <w:szCs w:val="32"/>
-        </w:rPr>
-        <w:t>{</w:t>
-      </w:r>
-      <w:r>
-        <w:rPr>
-          <w:rFonts w:ascii="TH Sarabun New" w:hAnsi="TH Sarabun New" w:cs="TH Sarabun New"/>
-          <w:sz w:val="32"/>
-          <w:szCs w:val="32"/>
-        </w:rPr>
-        <w:t>province</w:t>
-      </w:r>
-      <w:r>
-        <w:rPr>
-          <w:rFonts w:ascii="TH Sarabun New" w:hAnsi="TH Sarabun New" w:cs="TH Sarabun New"/>
-          <w:color w:val="FF0000"/>
-          <w:sz w:val="32"/>
-          <w:szCs w:val="32"/>
-        </w:rPr>
-        <w:t>}</w:t>
-      </w:r>
-    </w:p>
-    <w:p>
-      <w:pPr>
-        <w:rPr>
-          <w:rFonts w:ascii="TH Sarabun New" w:hAnsi="TH Sarabun New" w:cs="TH Sarabun New"/>
-        </w:rPr>
-      </w:pPr>
-    </w:p>
-    <w:p>
-      <w:pPr>
-        <w:rPr>
-          <w:rFonts w:ascii="TH Sarabun New" w:hAnsi="TH Sarabun New" w:cs="TH Sarabun New"/>
-          <w:sz w:val="32"/>
-          <w:szCs w:val="32"/>
-          <w:cs/>
-        </w:rPr>
-      </w:pPr>
-    </w:p>
-    <w:p>
-      <w:pPr>
-        <w:rPr>
-          <w:rFonts w:ascii="TH Sarabun New" w:hAnsi="TH Sarabun New" w:cs="TH Sarabun New"/>
+    </w:p>
+    <w:p>
+      <w:pPr>
+        <w:spacing w:before="120"/>
+        <w:rPr>
+          <w:rFonts w:ascii="TH SarabunIT๙" w:hAnsi="TH SarabunIT๙" w:cs="TH SarabunIT๙"/>
+          <w:color w:val="000000" w:themeColor="text1"/>
+          <w:sz w:val="32"/>
+          <w:szCs w:val="32"/>
+        </w:rPr>
+      </w:pPr>
+      <w:r>
+        <w:rPr>
+          <w:rFonts w:ascii="TH SarabunIT๙" w:hAnsi="TH SarabunIT๙" w:cs="TH SarabunIT๙"/>
+          <w:color w:val="000000" w:themeColor="text1"/>
+          <w:sz w:val="32"/>
+          <w:szCs w:val="32"/>
+        </w:rPr>
+        <w:tab/>
+      </w:r>
+      <w:r>
+        <w:rPr>
+          <w:rFonts w:ascii="TH SarabunIT๙" w:hAnsi="TH SarabunIT๙" w:cs="TH SarabunIT๙"/>
+          <w:color w:val="000000" w:themeColor="text1"/>
+          <w:sz w:val="32"/>
+          <w:szCs w:val="32"/>
+        </w:rPr>
+        <w:tab/>
+      </w:r>
+      <w:r>
+        <w:rPr>
+          <w:rFonts w:ascii="TH SarabunIT๙" w:hAnsi="TH SarabunIT๙" w:cs="TH SarabunIT๙"/>
+          <w:color w:val="000000" w:themeColor="text1"/>
+          <w:sz w:val="32"/>
+          <w:szCs w:val="32"/>
+        </w:rPr>
+        <w:tab/>
+      </w:r>
+      <w:r>
+        <w:rPr>
+          <w:rFonts w:ascii="TH SarabunIT๙" w:hAnsi="TH SarabunIT๙" w:cs="TH SarabunIT๙"/>
+          <w:color w:val="000000" w:themeColor="text1"/>
+          <w:sz w:val="32"/>
+          <w:szCs w:val="32"/>
+        </w:rPr>
+        <w:tab/>
+      </w:r>
+      <w:r>
+        <w:rPr>
+          <w:rFonts w:ascii="TH SarabunIT๙" w:hAnsi="TH SarabunIT๙" w:cs="TH SarabunIT๙"/>
+          <w:color w:val="000000" w:themeColor="text1"/>
+          <w:sz w:val="32"/>
+          <w:szCs w:val="32"/>
+        </w:rPr>
+        <w:tab/>
+      </w:r>
+      <w:r>
+        <w:rPr>
+          <w:rFonts w:ascii="TH SarabunIT๙" w:hAnsi="TH SarabunIT๙" w:cs="TH SarabunIT๙"/>
+          <w:color w:val="000000" w:themeColor="text1"/>
+          <w:sz w:val="32"/>
+          <w:szCs w:val="32"/>
+        </w:rPr>
+        <w:tab/>
+        <w:t xml:space="preserve">         </w:t>
+      </w:r>
+      <w:r>
+        <w:rPr>
+          <w:rFonts w:ascii="TH SarabunIT๙" w:hAnsi="TH SarabunIT๙" w:cs="TH SarabunIT๙"/>
+          <w:color w:val="000000" w:themeColor="text1"/>
+          <w:sz w:val="32"/>
+          <w:szCs w:val="32"/>
+          <w:cs/>
+        </w:rPr>
+        <w:t>ปฏิบัติราชการแทน  ผู้ว่าราชการจังหวัด</w:t>
+      </w:r>
+      <w:r>
+        <w:rPr>
+          <w:rFonts w:ascii="TH SarabunIT๙" w:hAnsi="TH SarabunIT๙" w:cs="TH SarabunIT๙"/>
+          <w:color w:val="000000" w:themeColor="text1"/>
+          <w:sz w:val="32"/>
+          <w:szCs w:val="32"/>
+        </w:rPr>
+        <w:t>${province}</w:t>
+      </w:r>
+    </w:p>
+    <w:p>
+      <w:pPr>
+        <w:spacing w:before="120"/>
+        <w:rPr>
+          <w:rFonts w:ascii="TH SarabunIT๙" w:hAnsi="TH SarabunIT๙" w:cs="TH SarabunIT๙"/>
+          <w:color w:val="000000" w:themeColor="text1"/>
+          <w:sz w:val="32"/>
+          <w:szCs w:val="32"/>
+        </w:rPr>
+      </w:pPr>
+      <w:bookmarkStart w:id="0" w:name="_GoBack"/>
+      <w:bookmarkEnd w:id="0"/>
+    </w:p>
+    <w:p>
+      <w:pPr>
+        <w:spacing w:before="120"/>
+        <w:rPr>
+          <w:rFonts w:ascii="TH SarabunIT๙" w:hAnsi="TH SarabunIT๙" w:cs="TH SarabunIT๙"/>
+          <w:color w:val="000000" w:themeColor="text1"/>
+          <w:sz w:val="32"/>
+          <w:szCs w:val="32"/>
+        </w:rPr>
+      </w:pPr>
+    </w:p>
+    <w:p>
+      <w:pPr>
+        <w:spacing w:before="120"/>
+        <w:rPr>
+          <w:rFonts w:ascii="TH SarabunIT๙" w:hAnsi="TH SarabunIT๙" w:cs="TH SarabunIT๙"/>
+          <w:color w:val="000000" w:themeColor="text1"/>
+          <w:sz w:val="32"/>
+          <w:szCs w:val="32"/>
+        </w:rPr>
+      </w:pPr>
+    </w:p>
+    <w:p>
+      <w:pPr>
+        <w:spacing w:before="120"/>
+        <w:rPr>
+          <w:rFonts w:ascii="TH SarabunIT๙" w:hAnsi="TH SarabunIT๙" w:cs="TH SarabunIT๙"/>
+          <w:color w:val="000000" w:themeColor="text1"/>
+          <w:sz w:val="32"/>
+          <w:szCs w:val="32"/>
+        </w:rPr>
+      </w:pPr>
+      <w:r>
+        <w:rPr>
+          <w:rFonts w:ascii="TH SarabunIT๙" w:hAnsi="TH SarabunIT๙" w:cs="TH SarabunIT๙"/>
+          <w:color w:val="000000" w:themeColor="text1"/>
+          <w:sz w:val="32"/>
+          <w:szCs w:val="32"/>
+          <w:cs/>
+        </w:rPr>
+        <w:tab/>
+        <w:t xml:space="preserve">      </w:t>
+      </w:r>
+    </w:p>
+    <w:p>
+      <w:pPr>
+        <w:rPr>
+          <w:rFonts w:ascii="TH SarabunIT๙" w:hAnsi="TH SarabunIT๙" w:cs="TH SarabunIT๙"/>
+          <w:color w:val="000000" w:themeColor="text1"/>
+          <w:sz w:val="32"/>
+          <w:szCs w:val="32"/>
+        </w:rPr>
+      </w:pPr>
+      <w:r>
+        <w:rPr>
+          <w:rFonts w:ascii="TH SarabunIT๙" w:hAnsi="TH SarabunIT๙" w:cs="TH SarabunIT๙"/>
+          <w:color w:val="000000" w:themeColor="text1"/>
+          <w:sz w:val="32"/>
+          <w:szCs w:val="32"/>
+          <w:cs/>
+        </w:rPr>
+        <w:t xml:space="preserve">             </w:t>
+      </w:r>
+    </w:p>
+    <w:p>
+      <w:pPr>
+        <w:rPr>
+          <w:rFonts w:ascii="TH SarabunIT๙" w:hAnsi="TH SarabunIT๙" w:cs="TH SarabunIT๙"/>
+          <w:color w:val="000000" w:themeColor="text1"/>
+        </w:rPr>
+      </w:pPr>
+    </w:p>
+    <w:p>
+      <w:pPr>
+        <w:rPr>
+          <w:rFonts w:ascii="TH SarabunIT๙" w:hAnsi="TH SarabunIT๙" w:cs="TH SarabunIT๙"/>
+          <w:color w:val="000000" w:themeColor="text1"/>
+          <w:sz w:val="32"/>
+          <w:szCs w:val="32"/>
+          <w:cs/>
+        </w:rPr>
+      </w:pPr>
+    </w:p>
+    <w:p>
+      <w:pPr>
+        <w:rPr>
+          <w:rFonts w:ascii="TH SarabunIT๙" w:hAnsi="TH SarabunIT๙" w:cs="TH SarabunIT๙"/>
+          <w:color w:val="000000" w:themeColor="text1"/>
         </w:rPr>
       </w:pPr>
     </w:p>
     <w:sectPr>
       <w:pgSz w:w="11906" w:h="16838" w:code="9"/>
-      <w:pgMar w:top="568" w:right="991" w:bottom="567" w:left="1418" w:header="1440" w:footer="706" w:gutter="0"/>
+      <w:pgMar w:top="426" w:right="991" w:bottom="426" w:left="1418" w:header="1440" w:footer="706" w:gutter="0"/>
       <w:cols w:space="708"/>
       <w:docGrid w:linePitch="435"/>
     </w:sectPr>
@@ -1885,7 +3070,7 @@
 </file>
 
 <file path=word/numbering.xml><?xml version="1.0" encoding="utf-8"?>
-<w:numbering xmlns:wpc="http://schemas.microsoft.com/office/word/2010/wordprocessingCanvas" xmlns:cx="http://schemas.microsoft.com/office/drawing/2014/chartex" xmlns:cx1="http://schemas.microsoft.com/office/drawing/2015/9/8/chartex" xmlns:cx2="http://schemas.microsoft.com/office/drawing/2015/10/21/chartex" xmlns:cx3="http://schemas.microsoft.com/office/drawing/2016/5/9/chartex" xmlns:cx4="http://schemas.microsoft.com/office/drawing/2016/5/10/chartex" xmlns:cx5="http://schemas.microsoft.com/office/drawing/2016/5/11/chartex" xmlns:cx6="http://schemas.microsoft.com/office/drawing/2016/5/12/chartex" xmlns:cx7="http://schemas.microsoft.com/office/drawing/2016/5/13/chartex" xmlns:cx8="http://schemas.microsoft.com/office/drawing/2016/5/14/chartex" xmlns:mc="http://schemas.openxmlformats.org/markup-compatibility/2006" xmlns:aink="http://schemas.microsoft.com/office/drawing/2016/ink" xmlns:am3d="http://schemas.microsoft.com/office/drawing/2017/model3d" xmlns:o="urn:schemas-microsoft-com:office:office" xmlns:r="http://schemas.openxmlformats.org/officeDocument/2006/relationships" xmlns:m="http://schemas.openxmlformats.org/officeDocument/2006/math" xmlns:v="urn:schemas-microsoft-com:vml" xmlns:wp14="http://schemas.microsoft.com/office/word/2010/wordprocessingDrawing" xmlns:wp="http://schemas.openxmlformats.org/drawingml/2006/wordprocessingDrawing" xmlns:w10="urn:schemas-microsoft-com:office:word" xmlns:w="http://schemas.openxmlformats.org/wordprocessingml/2006/main" xmlns:w14="http://schemas.microsoft.com/office/word/2010/wordml" xmlns:w15="http://schemas.microsoft.com/office/word/2012/wordml" xmlns:w16cex="http://schemas.microsoft.com/office/word/2018/wordml/cex" xmlns:w16cid="http://schemas.microsoft.com/office/word/2016/wordml/cid" xmlns:w16="http://schemas.microsoft.com/office/word/2018/wordml" xmlns:w16sdtdh="http://schemas.microsoft.com/office/word/2020/wordml/sdtdatahash" xmlns:w16se="http://schemas.microsoft.com/office/word/2015/wordml/symex" xmlns:wpg="http://schemas.microsoft.com/office/word/2010/wordprocessingGroup" xmlns:wpi="http://schemas.microsoft.com/office/word/2010/wordprocessingInk" xmlns:wne="http://schemas.microsoft.com/office/word/2006/wordml" xmlns:wps="http://schemas.microsoft.com/office/word/2010/wordprocessingShape" mc:Ignorable="w14 w15 w16se w16cid w16 w16cex w16sdtdh wp14">
+<w:numbering xmlns:wpc="http://schemas.microsoft.com/office/word/2010/wordprocessingCanvas" xmlns:cx="http://schemas.microsoft.com/office/drawing/2014/chartex" xmlns:cx1="http://schemas.microsoft.com/office/drawing/2015/9/8/chartex" xmlns:cx2="http://schemas.microsoft.com/office/drawing/2015/10/21/chartex" xmlns:cx3="http://schemas.microsoft.com/office/drawing/2016/5/9/chartex" xmlns:cx4="http://schemas.microsoft.com/office/drawing/2016/5/10/chartex" xmlns:cx5="http://schemas.microsoft.com/office/drawing/2016/5/11/chartex" xmlns:cx6="http://schemas.microsoft.com/office/drawing/2016/5/12/chartex" xmlns:cx7="http://schemas.microsoft.com/office/drawing/2016/5/13/chartex" xmlns:cx8="http://schemas.microsoft.com/office/drawing/2016/5/14/chartex" xmlns:mc="http://schemas.openxmlformats.org/markup-compatibility/2006" xmlns:aink="http://schemas.microsoft.com/office/drawing/2016/ink" xmlns:am3d="http://schemas.microsoft.com/office/drawing/2017/model3d" xmlns:o="urn:schemas-microsoft-com:office:office" xmlns:r="http://schemas.openxmlformats.org/officeDocument/2006/relationships" xmlns:m="http://schemas.openxmlformats.org/officeDocument/2006/math" xmlns:v="urn:schemas-microsoft-com:vml" xmlns:wp14="http://schemas.microsoft.com/office/word/2010/wordprocessingDrawing" xmlns:wp="http://schemas.openxmlformats.org/drawingml/2006/wordprocessingDrawing" xmlns:w10="urn:schemas-microsoft-com:office:word" xmlns:w="http://schemas.openxmlformats.org/wordprocessingml/2006/main" xmlns:w14="http://schemas.microsoft.com/office/word/2010/wordml" xmlns:w15="http://schemas.microsoft.com/office/word/2012/wordml" xmlns:w16cex="http://schemas.microsoft.com/office/word/2018/wordml/cex" xmlns:w16cid="http://schemas.microsoft.com/office/word/2016/wordml/cid" xmlns:w16="http://schemas.microsoft.com/office/word/2018/wordml" xmlns:w16se="http://schemas.microsoft.com/office/word/2015/wordml/symex" xmlns:wpg="http://schemas.microsoft.com/office/word/2010/wordprocessingGroup" xmlns:wpi="http://schemas.microsoft.com/office/word/2010/wordprocessingInk" xmlns:wne="http://schemas.microsoft.com/office/word/2006/wordml" xmlns:wps="http://schemas.microsoft.com/office/word/2010/wordprocessingShape" mc:Ignorable="w14 w15 w16se w16cid w16 w16cex wp14">
   <w:abstractNum w:abstractNumId="0" w15:restartNumberingAfterBreak="0">
     <w:nsid w:val="06923016"/>
     <w:multiLevelType w:val="hybridMultilevel"/>
@@ -2130,7 +3315,7 @@
 </file>
 
 <file path=word/styles.xml><?xml version="1.0" encoding="utf-8"?>
-<w:styles xmlns:mc="http://schemas.openxmlformats.org/markup-compatibility/2006" xmlns:r="http://schemas.openxmlformats.org/officeDocument/2006/relationships" xmlns:w="http://schemas.openxmlformats.org/wordprocessingml/2006/main" xmlns:w14="http://schemas.microsoft.com/office/word/2010/wordml" xmlns:w15="http://schemas.microsoft.com/office/word/2012/wordml" xmlns:w16cex="http://schemas.microsoft.com/office/word/2018/wordml/cex" xmlns:w16cid="http://schemas.microsoft.com/office/word/2016/wordml/cid" xmlns:w16="http://schemas.microsoft.com/office/word/2018/wordml" xmlns:w16sdtdh="http://schemas.microsoft.com/office/word/2020/wordml/sdtdatahash" xmlns:w16se="http://schemas.microsoft.com/office/word/2015/wordml/symex" mc:Ignorable="w14 w15 w16se w16cid w16 w16cex w16sdtdh">
+<w:styles xmlns:mc="http://schemas.openxmlformats.org/markup-compatibility/2006" xmlns:r="http://schemas.openxmlformats.org/officeDocument/2006/relationships" xmlns:w="http://schemas.openxmlformats.org/wordprocessingml/2006/main" xmlns:w14="http://schemas.microsoft.com/office/word/2010/wordml" xmlns:w15="http://schemas.microsoft.com/office/word/2012/wordml" xmlns:w16cex="http://schemas.microsoft.com/office/word/2018/wordml/cex" xmlns:w16cid="http://schemas.microsoft.com/office/word/2016/wordml/cid" xmlns:w16="http://schemas.microsoft.com/office/word/2018/wordml" xmlns:w16se="http://schemas.microsoft.com/office/word/2015/wordml/symex" mc:Ignorable="w14 w15 w16se w16cid w16 w16cex">
   <w:docDefaults>
     <w:rPrDefault>
       <w:rPr>
@@ -2301,7 +3486,7 @@
     <w:lsdException w:name="Table Web 2" w:semiHidden="1" w:unhideWhenUsed="1"/>
     <w:lsdException w:name="Table Web 3" w:semiHidden="1" w:unhideWhenUsed="1"/>
     <w:lsdException w:name="Balloon Text" w:semiHidden="1" w:unhideWhenUsed="1"/>
-    <w:lsdException w:name="Table Grid" w:uiPriority="59"/>
+    <w:lsdException w:name="Table Grid" w:semiHidden="1" w:uiPriority="59" w:unhideWhenUsed="1"/>
     <w:lsdException w:name="Table Theme" w:semiHidden="1" w:unhideWhenUsed="1"/>
     <w:lsdException w:name="Placeholder Text" w:semiHidden="1"/>
     <w:lsdException w:name="No Spacing" w:uiPriority="1" w:qFormat="1"/>
@@ -2524,7 +3709,7 @@
     <w:lsdException w:name="Unresolved Mention" w:semiHidden="1" w:unhideWhenUsed="1"/>
     <w:lsdException w:name="Smart Link" w:semiHidden="1" w:unhideWhenUsed="1"/>
   </w:latentStyles>
-  <w:style w:type="paragraph" w:default="1" w:styleId="a">
+  <w:style w:type="paragraph" w:default="1" w:styleId="Normal">
     <w:name w:val="Normal"/>
     <w:qFormat/>
     <w:rsid w:val="00165861"/>
@@ -2536,13 +3721,13 @@
       <w:sz w:val="28"/>
     </w:rPr>
   </w:style>
-  <w:style w:type="character" w:default="1" w:styleId="a0">
+  <w:style w:type="character" w:default="1" w:styleId="DefaultParagraphFont">
     <w:name w:val="Default Paragraph Font"/>
     <w:uiPriority w:val="1"/>
     <w:semiHidden/>
     <w:unhideWhenUsed/>
   </w:style>
-  <w:style w:type="table" w:default="1" w:styleId="a1">
+  <w:style w:type="table" w:default="1" w:styleId="TableNormal">
     <w:name w:val="Normal Table"/>
     <w:uiPriority w:val="99"/>
     <w:semiHidden/>
@@ -2557,16 +3742,16 @@
       </w:tblCellMar>
     </w:tblPr>
   </w:style>
-  <w:style w:type="numbering" w:default="1" w:styleId="a2">
+  <w:style w:type="numbering" w:default="1" w:styleId="NoList">
     <w:name w:val="No List"/>
     <w:uiPriority w:val="99"/>
     <w:semiHidden/>
     <w:unhideWhenUsed/>
   </w:style>
-  <w:style w:type="paragraph" w:styleId="2">
+  <w:style w:type="paragraph" w:styleId="BodyTextIndent2">
     <w:name w:val="Body Text Indent 2"/>
-    <w:basedOn w:val="a"/>
-    <w:link w:val="20"/>
+    <w:basedOn w:val="Normal"/>
+    <w:link w:val="BodyTextIndent2Char"/>
     <w:rsid w:val="00165861"/>
     <w:pPr>
       <w:ind w:firstLine="1276"/>
@@ -2576,10 +3761,10 @@
       <w:szCs w:val="30"/>
     </w:rPr>
   </w:style>
-  <w:style w:type="character" w:customStyle="1" w:styleId="20">
-    <w:name w:val="การเยื้องเนื้อความ 2 อักขระ"/>
-    <w:basedOn w:val="a0"/>
-    <w:link w:val="2"/>
+  <w:style w:type="character" w:customStyle="1" w:styleId="BodyTextIndent2Char">
+    <w:name w:val="Body Text Indent 2 Char"/>
+    <w:basedOn w:val="DefaultParagraphFont"/>
+    <w:link w:val="BodyTextIndent2"/>
     <w:rsid w:val="00165861"/>
     <w:rPr>
       <w:rFonts w:ascii="Cordia New" w:eastAsia="Cordia New" w:hAnsi="Cordia New" w:cs="Cordia New"/>
@@ -2587,9 +3772,9 @@
       <w:szCs w:val="30"/>
     </w:rPr>
   </w:style>
-  <w:style w:type="paragraph" w:styleId="a3">
+  <w:style w:type="paragraph" w:styleId="ListParagraph">
     <w:name w:val="List Paragraph"/>
-    <w:basedOn w:val="a"/>
+    <w:basedOn w:val="Normal"/>
     <w:uiPriority w:val="34"/>
     <w:qFormat/>
     <w:rsid w:val="00165861"/>
@@ -2894,7 +4079,7 @@
 </file>
 
 <file path=customXml/itemProps1.xml><?xml version="1.0" encoding="utf-8"?>
-<ds:datastoreItem xmlns:ds="http://schemas.openxmlformats.org/officeDocument/2006/customXml" ds:itemID="{F889D2A5-5840-40D4-AEB5-FD4FCD941758}">
+<ds:datastoreItem xmlns:ds="http://schemas.openxmlformats.org/officeDocument/2006/customXml" ds:itemID="{A4DDADB8-96E5-F846-B540-D8E54E95045E}">
   <ds:schemaRefs>
     <ds:schemaRef ds:uri="http://schemas.openxmlformats.org/officeDocument/2006/bibliography"/>
   </ds:schemaRefs>

--- a/web/msword/purchase_10.docx
+++ b/web/msword/purchase_10.docx
@@ -148,7 +148,17 @@
           <w:sz w:val="32"/>
           <w:szCs w:val="32"/>
         </w:rPr>
-        <w:t>${org_</w:t>
+        <w:t>${</w:t>
+      </w:r>
+      <w:proofErr w:type="spellStart"/>
+      <w:r>
+        <w:rPr>
+          <w:rFonts w:ascii="TH SarabunIT๙" w:hAnsi="TH SarabunIT๙" w:cs="TH SarabunIT๙"/>
+          <w:color w:val="000000" w:themeColor="text1"/>
+          <w:sz w:val="32"/>
+          <w:szCs w:val="32"/>
+        </w:rPr>
+        <w:t>org_</w:t>
       </w:r>
       <w:r>
         <w:rPr>
@@ -166,7 +176,17 @@
           <w:sz w:val="32"/>
           <w:szCs w:val="32"/>
         </w:rPr>
-        <w:t>full}</w:t>
+        <w:t>full</w:t>
+      </w:r>
+      <w:proofErr w:type="spellEnd"/>
+      <w:r>
+        <w:rPr>
+          <w:rFonts w:ascii="TH SarabunIT๙" w:hAnsi="TH SarabunIT๙" w:cs="TH SarabunIT๙"/>
+          <w:color w:val="000000" w:themeColor="text1"/>
+          <w:sz w:val="32"/>
+          <w:szCs w:val="32"/>
+        </w:rPr>
+        <w:t>}</w:t>
       </w:r>
     </w:p>
     <w:p>
@@ -232,8 +252,20 @@
           <w:szCs w:val="32"/>
           <w:u w:val="dotted"/>
         </w:rPr>
-        <w:t>{doc_number</w:t>
-      </w:r>
+        <w:t>{</w:t>
+      </w:r>
+      <w:proofErr w:type="spellStart"/>
+      <w:r>
+        <w:rPr>
+          <w:rFonts w:ascii="TH SarabunIT๙" w:hAnsi="TH SarabunIT๙" w:cs="TH SarabunIT๙"/>
+          <w:color w:val="000000" w:themeColor="text1"/>
+          <w:sz w:val="32"/>
+          <w:szCs w:val="32"/>
+          <w:u w:val="dotted"/>
+        </w:rPr>
+        <w:t>doc_number</w:t>
+      </w:r>
+      <w:proofErr w:type="spellEnd"/>
       <w:r>
         <w:rPr>
           <w:rFonts w:ascii="TH SarabunIT๙" w:hAnsi="TH SarabunIT๙" w:cs="TH SarabunIT๙"/>
@@ -272,7 +304,29 @@
           <w:szCs w:val="32"/>
           <w:u w:val="dotted"/>
         </w:rPr>
-        <w:t>${po_number}</w:t>
+        <w:t>${</w:t>
+      </w:r>
+      <w:proofErr w:type="spellStart"/>
+      <w:r>
+        <w:rPr>
+          <w:rFonts w:ascii="TH SarabunIT๙" w:hAnsi="TH SarabunIT๙" w:cs="TH SarabunIT๙"/>
+          <w:color w:val="000000" w:themeColor="text1"/>
+          <w:sz w:val="32"/>
+          <w:szCs w:val="32"/>
+          <w:u w:val="dotted"/>
+        </w:rPr>
+        <w:t>po_number</w:t>
+      </w:r>
+      <w:proofErr w:type="spellEnd"/>
+      <w:r>
+        <w:rPr>
+          <w:rFonts w:ascii="TH SarabunIT๙" w:hAnsi="TH SarabunIT๙" w:cs="TH SarabunIT๙"/>
+          <w:color w:val="000000" w:themeColor="text1"/>
+          <w:sz w:val="32"/>
+          <w:szCs w:val="32"/>
+          <w:u w:val="dotted"/>
+        </w:rPr>
+        <w:t>}</w:t>
       </w:r>
       <w:r>
         <w:rPr>
@@ -349,6 +403,7 @@
         </w:rPr>
         <w:t>{</w:t>
       </w:r>
+      <w:proofErr w:type="spellStart"/>
       <w:r>
         <w:rPr>
           <w:rFonts w:ascii="TH SarabunIT๙" w:hAnsi="TH SarabunIT๙" w:cs="TH SarabunIT๙"/>
@@ -357,7 +412,18 @@
           <w:szCs w:val="32"/>
           <w:u w:val="dotted"/>
         </w:rPr>
-        <w:t>gr_date}</w:t>
+        <w:t>gr_date</w:t>
+      </w:r>
+      <w:proofErr w:type="spellEnd"/>
+      <w:r>
+        <w:rPr>
+          <w:rFonts w:ascii="TH SarabunIT๙" w:hAnsi="TH SarabunIT๙" w:cs="TH SarabunIT๙"/>
+          <w:color w:val="000000" w:themeColor="text1"/>
+          <w:sz w:val="32"/>
+          <w:szCs w:val="32"/>
+          <w:u w:val="dotted"/>
+        </w:rPr>
+        <w:t>}</w:t>
       </w:r>
       <w:r>
         <w:rPr>
@@ -425,8 +491,9 @@
           <w:szCs w:val="32"/>
           <w:u w:val="dotted"/>
         </w:rPr>
-        <w:t>${order_type_name}</w:t>
-      </w:r>
+        <w:t>${</w:t>
+      </w:r>
+      <w:proofErr w:type="spellStart"/>
       <w:r>
         <w:rPr>
           <w:rFonts w:ascii="TH SarabunIT๙" w:hAnsi="TH SarabunIT๙" w:cs="TH SarabunIT๙"/>
@@ -434,6 +501,27 @@
           <w:sz w:val="32"/>
           <w:szCs w:val="32"/>
           <w:u w:val="dotted"/>
+        </w:rPr>
+        <w:t>order_type_name</w:t>
+      </w:r>
+      <w:proofErr w:type="spellEnd"/>
+      <w:r>
+        <w:rPr>
+          <w:rFonts w:ascii="TH SarabunIT๙" w:hAnsi="TH SarabunIT๙" w:cs="TH SarabunIT๙"/>
+          <w:color w:val="000000" w:themeColor="text1"/>
+          <w:sz w:val="32"/>
+          <w:szCs w:val="32"/>
+          <w:u w:val="dotted"/>
+        </w:rPr>
+        <w:t>}</w:t>
+      </w:r>
+      <w:r>
+        <w:rPr>
+          <w:rFonts w:ascii="TH SarabunIT๙" w:hAnsi="TH SarabunIT๙" w:cs="TH SarabunIT๙"/>
+          <w:color w:val="000000" w:themeColor="text1"/>
+          <w:sz w:val="32"/>
+          <w:szCs w:val="32"/>
+          <w:u w:val="dotted"/>
           <w:cs/>
         </w:rPr>
         <w:t xml:space="preserve">                                                                                         </w:t>
@@ -492,7 +580,31 @@
           <w:cs/>
           <w:lang w:val="th-TH"/>
         </w:rPr>
-        <w:t>{province}</w:t>
+        <w:t>{</w:t>
+      </w:r>
+      <w:proofErr w:type="spellStart"/>
+      <w:r>
+        <w:rPr>
+          <w:rFonts w:ascii="TH SarabunIT๙" w:hAnsi="TH SarabunIT๙" w:cs="TH SarabunIT๙"/>
+          <w:color w:val="000000" w:themeColor="text1"/>
+          <w:sz w:val="32"/>
+          <w:szCs w:val="32"/>
+          <w:cs/>
+          <w:lang w:val="th-TH"/>
+        </w:rPr>
+        <w:t>province</w:t>
+      </w:r>
+      <w:proofErr w:type="spellEnd"/>
+      <w:r>
+        <w:rPr>
+          <w:rFonts w:ascii="TH SarabunIT๙" w:hAnsi="TH SarabunIT๙" w:cs="TH SarabunIT๙"/>
+          <w:color w:val="000000" w:themeColor="text1"/>
+          <w:sz w:val="32"/>
+          <w:szCs w:val="32"/>
+          <w:cs/>
+          <w:lang w:val="th-TH"/>
+        </w:rPr>
+        <w:t>}</w:t>
       </w:r>
     </w:p>
     <w:p>
@@ -566,7 +678,27 @@
           <w:sz w:val="32"/>
           <w:szCs w:val="32"/>
         </w:rPr>
-        <w:t>{org_name}</w:t>
+        <w:t>{</w:t>
+      </w:r>
+      <w:proofErr w:type="spellStart"/>
+      <w:r>
+        <w:rPr>
+          <w:rFonts w:ascii="TH SarabunIT๙" w:eastAsia="Times New Roman" w:hAnsi="TH SarabunIT๙" w:cs="TH SarabunIT๙"/>
+          <w:color w:val="000000" w:themeColor="text1"/>
+          <w:sz w:val="32"/>
+          <w:szCs w:val="32"/>
+        </w:rPr>
+        <w:t>org_name</w:t>
+      </w:r>
+      <w:proofErr w:type="spellEnd"/>
+      <w:r>
+        <w:rPr>
+          <w:rFonts w:ascii="TH SarabunIT๙" w:eastAsia="Times New Roman" w:hAnsi="TH SarabunIT๙" w:cs="TH SarabunIT๙"/>
+          <w:color w:val="000000" w:themeColor="text1"/>
+          <w:sz w:val="32"/>
+          <w:szCs w:val="32"/>
+        </w:rPr>
+        <w:t>}</w:t>
       </w:r>
       <w:r>
         <w:rPr>
@@ -586,7 +718,29 @@
           <w:szCs w:val="32"/>
           <w:u w:val="dotted"/>
         </w:rPr>
-        <w:t>${order_type_name}</w:t>
+        <w:t>${</w:t>
+      </w:r>
+      <w:proofErr w:type="spellStart"/>
+      <w:r>
+        <w:rPr>
+          <w:rFonts w:ascii="TH SarabunIT๙" w:hAnsi="TH SarabunIT๙" w:cs="TH SarabunIT๙"/>
+          <w:color w:val="000000" w:themeColor="text1"/>
+          <w:sz w:val="32"/>
+          <w:szCs w:val="32"/>
+          <w:u w:val="dotted"/>
+        </w:rPr>
+        <w:t>order_type_name</w:t>
+      </w:r>
+      <w:proofErr w:type="spellEnd"/>
+      <w:r>
+        <w:rPr>
+          <w:rFonts w:ascii="TH SarabunIT๙" w:hAnsi="TH SarabunIT๙" w:cs="TH SarabunIT๙"/>
+          <w:color w:val="000000" w:themeColor="text1"/>
+          <w:sz w:val="32"/>
+          <w:szCs w:val="32"/>
+          <w:u w:val="dotted"/>
+        </w:rPr>
+        <w:t>}</w:t>
       </w:r>
       <w:r>
         <w:rPr>
@@ -655,16 +809,7 @@
           <w:szCs w:val="32"/>
           <w:cs/>
         </w:rPr>
-        <w:t xml:space="preserve">  และใบสั่งซื้อสั่งจ้างเลขที่  </w:t>
-      </w:r>
-      <w:r>
-        <w:rPr>
-          <w:rFonts w:ascii="TH SarabunIT๙" w:eastAsia="Times New Roman" w:hAnsi="TH SarabunIT๙" w:cs="TH SarabunIT๙"/>
-          <w:color w:val="000000" w:themeColor="text1"/>
-          <w:sz w:val="32"/>
-          <w:szCs w:val="32"/>
-        </w:rPr>
-        <w:t>PO</w:t>
+        <w:t xml:space="preserve">  และใบสั่งซื้อสั่งจ้างเลขที่ </w:t>
       </w:r>
       <w:r>
         <w:rPr>
@@ -683,7 +828,18 @@
           <w:sz w:val="32"/>
           <w:szCs w:val="32"/>
         </w:rPr>
-        <w:t>number</w:t>
+        <w:t>${po_number</w:t>
+      </w:r>
+      <w:bookmarkStart w:id="0" w:name="_GoBack"/>
+      <w:bookmarkEnd w:id="0"/>
+      <w:r>
+        <w:rPr>
+          <w:rFonts w:ascii="TH SarabunIT๙" w:eastAsia="Times New Roman" w:hAnsi="TH SarabunIT๙" w:cs="TH SarabunIT๙"/>
+          <w:color w:val="000000" w:themeColor="text1"/>
+          <w:sz w:val="32"/>
+          <w:szCs w:val="32"/>
+        </w:rPr>
+        <w:t>}</w:t>
       </w:r>
       <w:r>
         <w:rPr>
@@ -740,7 +896,27 @@
           <w:sz w:val="32"/>
           <w:szCs w:val="32"/>
         </w:rPr>
-        <w:t>${price_text})</w:t>
+        <w:t>${</w:t>
+      </w:r>
+      <w:proofErr w:type="spellStart"/>
+      <w:r>
+        <w:rPr>
+          <w:rFonts w:ascii="TH SarabunIT๙" w:eastAsia="Times New Roman" w:hAnsi="TH SarabunIT๙" w:cs="TH SarabunIT๙"/>
+          <w:color w:val="000000" w:themeColor="text1"/>
+          <w:sz w:val="32"/>
+          <w:szCs w:val="32"/>
+        </w:rPr>
+        <w:t>price_text</w:t>
+      </w:r>
+      <w:proofErr w:type="spellEnd"/>
+      <w:r>
+        <w:rPr>
+          <w:rFonts w:ascii="TH SarabunIT๙" w:eastAsia="Times New Roman" w:hAnsi="TH SarabunIT๙" w:cs="TH SarabunIT๙"/>
+          <w:color w:val="000000" w:themeColor="text1"/>
+          <w:sz w:val="32"/>
+          <w:szCs w:val="32"/>
+        </w:rPr>
+        <w:t>})</w:t>
       </w:r>
       <w:r>
         <w:rPr>
@@ -788,8 +964,19 @@
           <w:sz w:val="32"/>
           <w:szCs w:val="32"/>
         </w:rPr>
-        <w:t>{price_text</w:t>
-      </w:r>
+        <w:t>{</w:t>
+      </w:r>
+      <w:proofErr w:type="spellStart"/>
+      <w:r>
+        <w:rPr>
+          <w:rFonts w:ascii="TH SarabunIT๙" w:eastAsia="Times New Roman" w:hAnsi="TH SarabunIT๙" w:cs="TH SarabunIT๙"/>
+          <w:color w:val="000000" w:themeColor="text1"/>
+          <w:sz w:val="32"/>
+          <w:szCs w:val="32"/>
+        </w:rPr>
+        <w:t>price_text</w:t>
+      </w:r>
+      <w:proofErr w:type="spellEnd"/>
       <w:r>
         <w:rPr>
           <w:rFonts w:ascii="TH SarabunIT๙" w:eastAsia="Times New Roman" w:hAnsi="TH SarabunIT๙" w:cs="TH SarabunIT๙"/>
@@ -942,7 +1129,29 @@
           <w:szCs w:val="32"/>
           <w:cs/>
         </w:rPr>
-        <w:t>2.2  ตามหนังสือคณะกรรมการวินิจฉัยปัญหาการจัดซื้อจัดจ้างและการบริหารพัสดุภาครัฐกรมบัญชีกลาง  ด่วนที่สุด  ที่  กค (กวจ) 0405.2/ว 78  ลงวันที่  31  มกราคม  2565</w:t>
+        <w:t>2.2  ตามหนังสือคณะกรรมการวินิจฉัยปัญหาการจัดซื้อจัดจ้างและการบริหารพัสดุภาครัฐกรมบัญชีกลาง  ด่วนที่สุด  ที่  กค (</w:t>
+      </w:r>
+      <w:proofErr w:type="spellStart"/>
+      <w:r>
+        <w:rPr>
+          <w:rFonts w:ascii="TH SarabunIT๙" w:eastAsia="Times New Roman" w:hAnsi="TH SarabunIT๙" w:cs="TH SarabunIT๙"/>
+          <w:color w:val="000000" w:themeColor="text1"/>
+          <w:sz w:val="32"/>
+          <w:szCs w:val="32"/>
+          <w:cs/>
+        </w:rPr>
+        <w:t>กวจ</w:t>
+      </w:r>
+      <w:proofErr w:type="spellEnd"/>
+      <w:r>
+        <w:rPr>
+          <w:rFonts w:ascii="TH SarabunIT๙" w:eastAsia="Times New Roman" w:hAnsi="TH SarabunIT๙" w:cs="TH SarabunIT๙"/>
+          <w:color w:val="000000" w:themeColor="text1"/>
+          <w:sz w:val="32"/>
+          <w:szCs w:val="32"/>
+          <w:cs/>
+        </w:rPr>
+        <w:t>) 0405.2/ว 78  ลงวันที่  31  มกราคม  2565</w:t>
       </w:r>
     </w:p>
     <w:p>
@@ -1453,7 +1662,27 @@
           <w:sz w:val="32"/>
           <w:szCs w:val="32"/>
         </w:rPr>
-        <w:t xml:space="preserve"> ${vendor_name} </w:t>
+        <w:t xml:space="preserve"> ${</w:t>
+      </w:r>
+      <w:proofErr w:type="spellStart"/>
+      <w:r>
+        <w:rPr>
+          <w:rFonts w:ascii="TH SarabunIT๙" w:eastAsia="Times New Roman" w:hAnsi="TH SarabunIT๙" w:cs="TH SarabunIT๙"/>
+          <w:color w:val="000000" w:themeColor="text1"/>
+          <w:sz w:val="32"/>
+          <w:szCs w:val="32"/>
+        </w:rPr>
+        <w:t>vendor_name</w:t>
+      </w:r>
+      <w:proofErr w:type="spellEnd"/>
+      <w:r>
+        <w:rPr>
+          <w:rFonts w:ascii="TH SarabunIT๙" w:eastAsia="Times New Roman" w:hAnsi="TH SarabunIT๙" w:cs="TH SarabunIT๙"/>
+          <w:color w:val="000000" w:themeColor="text1"/>
+          <w:sz w:val="32"/>
+          <w:szCs w:val="32"/>
+        </w:rPr>
+        <w:t xml:space="preserve">} </w:t>
       </w:r>
       <w:r>
         <w:rPr>
@@ -1472,7 +1701,27 @@
           <w:sz w:val="32"/>
           <w:szCs w:val="32"/>
         </w:rPr>
-        <w:t xml:space="preserve">${gr_number} </w:t>
+        <w:t>${</w:t>
+      </w:r>
+      <w:proofErr w:type="spellStart"/>
+      <w:r>
+        <w:rPr>
+          <w:rFonts w:ascii="TH SarabunIT๙" w:eastAsia="Times New Roman" w:hAnsi="TH SarabunIT๙" w:cs="TH SarabunIT๙"/>
+          <w:color w:val="000000" w:themeColor="text1"/>
+          <w:sz w:val="32"/>
+          <w:szCs w:val="32"/>
+        </w:rPr>
+        <w:t>gr_number</w:t>
+      </w:r>
+      <w:proofErr w:type="spellEnd"/>
+      <w:r>
+        <w:rPr>
+          <w:rFonts w:ascii="TH SarabunIT๙" w:eastAsia="Times New Roman" w:hAnsi="TH SarabunIT๙" w:cs="TH SarabunIT๙"/>
+          <w:color w:val="000000" w:themeColor="text1"/>
+          <w:sz w:val="32"/>
+          <w:szCs w:val="32"/>
+        </w:rPr>
+        <w:t xml:space="preserve">} </w:t>
       </w:r>
       <w:r>
         <w:rPr>
@@ -1500,7 +1749,27 @@
           <w:sz w:val="32"/>
           <w:szCs w:val="32"/>
         </w:rPr>
-        <w:t>${gr_date}</w:t>
+        <w:t>${</w:t>
+      </w:r>
+      <w:proofErr w:type="spellStart"/>
+      <w:r>
+        <w:rPr>
+          <w:rFonts w:ascii="TH SarabunIT๙" w:eastAsia="Times New Roman" w:hAnsi="TH SarabunIT๙" w:cs="TH SarabunIT๙"/>
+          <w:color w:val="000000" w:themeColor="text1"/>
+          <w:sz w:val="32"/>
+          <w:szCs w:val="32"/>
+        </w:rPr>
+        <w:t>gr_date</w:t>
+      </w:r>
+      <w:proofErr w:type="spellEnd"/>
+      <w:r>
+        <w:rPr>
+          <w:rFonts w:ascii="TH SarabunIT๙" w:eastAsia="Times New Roman" w:hAnsi="TH SarabunIT๙" w:cs="TH SarabunIT๙"/>
+          <w:color w:val="000000" w:themeColor="text1"/>
+          <w:sz w:val="32"/>
+          <w:szCs w:val="32"/>
+        </w:rPr>
+        <w:t>}</w:t>
       </w:r>
       <w:r>
         <w:rPr>
@@ -1519,7 +1788,27 @@
           <w:sz w:val="32"/>
           <w:szCs w:val="32"/>
         </w:rPr>
-        <w:t>${gr_datetime}</w:t>
+        <w:t>${</w:t>
+      </w:r>
+      <w:proofErr w:type="spellStart"/>
+      <w:r>
+        <w:rPr>
+          <w:rFonts w:ascii="TH SarabunIT๙" w:eastAsia="Times New Roman" w:hAnsi="TH SarabunIT๙" w:cs="TH SarabunIT๙"/>
+          <w:color w:val="000000" w:themeColor="text1"/>
+          <w:sz w:val="32"/>
+          <w:szCs w:val="32"/>
+        </w:rPr>
+        <w:t>gr_datetime</w:t>
+      </w:r>
+      <w:proofErr w:type="spellEnd"/>
+      <w:r>
+        <w:rPr>
+          <w:rFonts w:ascii="TH SarabunIT๙" w:eastAsia="Times New Roman" w:hAnsi="TH SarabunIT๙" w:cs="TH SarabunIT๙"/>
+          <w:color w:val="000000" w:themeColor="text1"/>
+          <w:sz w:val="32"/>
+          <w:szCs w:val="32"/>
+        </w:rPr>
+        <w:t>}</w:t>
       </w:r>
       <w:r>
         <w:rPr>
@@ -1538,7 +1827,27 @@
           <w:sz w:val="32"/>
           <w:szCs w:val="32"/>
         </w:rPr>
-        <w:t>${gr_date}</w:t>
+        <w:t>${</w:t>
+      </w:r>
+      <w:proofErr w:type="spellStart"/>
+      <w:r>
+        <w:rPr>
+          <w:rFonts w:ascii="TH SarabunIT๙" w:eastAsia="Times New Roman" w:hAnsi="TH SarabunIT๙" w:cs="TH SarabunIT๙"/>
+          <w:color w:val="000000" w:themeColor="text1"/>
+          <w:sz w:val="32"/>
+          <w:szCs w:val="32"/>
+        </w:rPr>
+        <w:t>gr_date</w:t>
+      </w:r>
+      <w:proofErr w:type="spellEnd"/>
+      <w:r>
+        <w:rPr>
+          <w:rFonts w:ascii="TH SarabunIT๙" w:eastAsia="Times New Roman" w:hAnsi="TH SarabunIT๙" w:cs="TH SarabunIT๙"/>
+          <w:color w:val="000000" w:themeColor="text1"/>
+          <w:sz w:val="32"/>
+          <w:szCs w:val="32"/>
+        </w:rPr>
+        <w:t>}</w:t>
       </w:r>
       <w:r>
         <w:rPr>
@@ -1576,7 +1885,27 @@
           <w:sz w:val="32"/>
           <w:szCs w:val="32"/>
         </w:rPr>
-        <w:t>${gr_date}</w:t>
+        <w:t>${</w:t>
+      </w:r>
+      <w:proofErr w:type="spellStart"/>
+      <w:r>
+        <w:rPr>
+          <w:rFonts w:ascii="TH SarabunIT๙" w:eastAsia="Times New Roman" w:hAnsi="TH SarabunIT๙" w:cs="TH SarabunIT๙"/>
+          <w:color w:val="000000" w:themeColor="text1"/>
+          <w:sz w:val="32"/>
+          <w:szCs w:val="32"/>
+        </w:rPr>
+        <w:t>gr_date</w:t>
+      </w:r>
+      <w:proofErr w:type="spellEnd"/>
+      <w:r>
+        <w:rPr>
+          <w:rFonts w:ascii="TH SarabunIT๙" w:eastAsia="Times New Roman" w:hAnsi="TH SarabunIT๙" w:cs="TH SarabunIT๙"/>
+          <w:color w:val="000000" w:themeColor="text1"/>
+          <w:sz w:val="32"/>
+          <w:szCs w:val="32"/>
+        </w:rPr>
+        <w:t>}</w:t>
       </w:r>
       <w:r>
         <w:rPr>
@@ -1668,8 +1997,19 @@
           <w:sz w:val="32"/>
           <w:szCs w:val="32"/>
         </w:rPr>
-        <w:t>{price_text</w:t>
-      </w:r>
+        <w:t>{</w:t>
+      </w:r>
+      <w:proofErr w:type="spellStart"/>
+      <w:r>
+        <w:rPr>
+          <w:rFonts w:ascii="TH SarabunIT๙" w:eastAsia="Times New Roman" w:hAnsi="TH SarabunIT๙" w:cs="TH SarabunIT๙"/>
+          <w:color w:val="000000" w:themeColor="text1"/>
+          <w:sz w:val="32"/>
+          <w:szCs w:val="32"/>
+        </w:rPr>
+        <w:t>price_text</w:t>
+      </w:r>
+      <w:proofErr w:type="spellEnd"/>
       <w:r>
         <w:rPr>
           <w:rFonts w:ascii="TH SarabunIT๙" w:eastAsia="Times New Roman" w:hAnsi="TH SarabunIT๙" w:cs="TH SarabunIT๙"/>
@@ -1762,7 +2102,27 @@
           <w:sz w:val="32"/>
           <w:szCs w:val="32"/>
         </w:rPr>
-        <w:t xml:space="preserve">${org_name} </w:t>
+        <w:t>${</w:t>
+      </w:r>
+      <w:proofErr w:type="spellStart"/>
+      <w:r>
+        <w:rPr>
+          <w:rFonts w:ascii="TH SarabunIT๙" w:eastAsia="Times New Roman" w:hAnsi="TH SarabunIT๙" w:cs="TH SarabunIT๙"/>
+          <w:color w:val="000000" w:themeColor="text1"/>
+          <w:sz w:val="32"/>
+          <w:szCs w:val="32"/>
+        </w:rPr>
+        <w:t>org_name</w:t>
+      </w:r>
+      <w:proofErr w:type="spellEnd"/>
+      <w:r>
+        <w:rPr>
+          <w:rFonts w:ascii="TH SarabunIT๙" w:eastAsia="Times New Roman" w:hAnsi="TH SarabunIT๙" w:cs="TH SarabunIT๙"/>
+          <w:color w:val="000000" w:themeColor="text1"/>
+          <w:sz w:val="32"/>
+          <w:szCs w:val="32"/>
+        </w:rPr>
+        <w:t xml:space="preserve">} </w:t>
       </w:r>
       <w:r>
         <w:rPr>
@@ -1829,7 +2189,29 @@
           <w:szCs w:val="32"/>
           <w:cs/>
         </w:rPr>
-        <w:t xml:space="preserve">ซึ่งเป็นไปตามหนังสือคณะกรรมการวินิจฉัยปัญหาการจัดซื้อจัดจ้างและการบริหารพัสดุภาครัฐ  กรมบัญชีกลาง  ด่วนที่สุดที่  กค (กวจ) </w:t>
+        <w:t>ซึ่งเป็นไปตามหนังสือคณะกรรมการวินิจฉัยปัญหาการจัดซื้อจัดจ้างและการบริหารพัสดุภาครัฐ  กรมบัญชีกลาง  ด่วนที่สุดที่  กค (</w:t>
+      </w:r>
+      <w:proofErr w:type="spellStart"/>
+      <w:r>
+        <w:rPr>
+          <w:rFonts w:ascii="TH SarabunIT๙" w:eastAsia="Times New Roman" w:hAnsi="TH SarabunIT๙" w:cs="TH SarabunIT๙"/>
+          <w:color w:val="000000" w:themeColor="text1"/>
+          <w:sz w:val="32"/>
+          <w:szCs w:val="32"/>
+          <w:cs/>
+        </w:rPr>
+        <w:t>กวจ</w:t>
+      </w:r>
+      <w:proofErr w:type="spellEnd"/>
+      <w:r>
+        <w:rPr>
+          <w:rFonts w:ascii="TH SarabunIT๙" w:eastAsia="Times New Roman" w:hAnsi="TH SarabunIT๙" w:cs="TH SarabunIT๙"/>
+          <w:color w:val="000000" w:themeColor="text1"/>
+          <w:sz w:val="32"/>
+          <w:szCs w:val="32"/>
+          <w:cs/>
+        </w:rPr>
+        <w:t xml:space="preserve">) </w:t>
       </w:r>
       <w:r>
         <w:rPr>
@@ -2093,6 +2475,7 @@
         </w:rPr>
         <w:t>${</w:t>
       </w:r>
+      <w:proofErr w:type="spellStart"/>
       <w:r>
         <w:rPr>
           <w:rFonts w:ascii="TH SarabunIT๙" w:eastAsia="Times New Roman" w:hAnsi="TH SarabunIT๙" w:cs="TH SarabunIT๙"/>
@@ -2109,7 +2492,17 @@
           <w:sz w:val="32"/>
           <w:szCs w:val="32"/>
         </w:rPr>
-        <w:t>irman_fullname}</w:t>
+        <w:t>irman_fullname</w:t>
+      </w:r>
+      <w:proofErr w:type="spellEnd"/>
+      <w:r>
+        <w:rPr>
+          <w:rFonts w:ascii="TH SarabunIT๙" w:eastAsia="Times New Roman" w:hAnsi="TH SarabunIT๙" w:cs="TH SarabunIT๙"/>
+          <w:color w:val="000000" w:themeColor="text1"/>
+          <w:sz w:val="32"/>
+          <w:szCs w:val="32"/>
+        </w:rPr>
+        <w:t>}</w:t>
       </w:r>
       <w:r>
         <w:rPr>
@@ -2191,15 +2584,158 @@
         </w:rPr>
         <w:t>${</w:t>
       </w:r>
-      <w:r>
-        <w:rPr>
-          <w:rFonts w:ascii="TH SarabunIT๙" w:eastAsia="Times New Roman" w:hAnsi="TH SarabunIT๙" w:cs="TH SarabunIT๙"/>
-          <w:color w:val="000000" w:themeColor="text1"/>
-          <w:sz w:val="32"/>
-          <w:szCs w:val="32"/>
-        </w:rPr>
-        <w:t>chairman_</w:t>
-      </w:r>
+      <w:proofErr w:type="spellStart"/>
+      <w:r>
+        <w:rPr>
+          <w:rFonts w:ascii="TH SarabunIT๙" w:eastAsia="Times New Roman" w:hAnsi="TH SarabunIT๙" w:cs="TH SarabunIT๙"/>
+          <w:color w:val="000000" w:themeColor="text1"/>
+          <w:sz w:val="32"/>
+          <w:szCs w:val="32"/>
+        </w:rPr>
+        <w:t>chairman_position</w:t>
+      </w:r>
+      <w:proofErr w:type="spellEnd"/>
+      <w:r>
+        <w:rPr>
+          <w:rFonts w:ascii="TH SarabunIT๙" w:eastAsia="Times New Roman" w:hAnsi="TH SarabunIT๙" w:cs="TH SarabunIT๙"/>
+          <w:color w:val="000000" w:themeColor="text1"/>
+          <w:sz w:val="32"/>
+          <w:szCs w:val="32"/>
+        </w:rPr>
+        <w:t>}</w:t>
+      </w:r>
+    </w:p>
+    <w:p>
+      <w:pPr>
+        <w:spacing w:before="120"/>
+        <w:rPr>
+          <w:rFonts w:ascii="TH SarabunIT๙" w:eastAsia="Times New Roman" w:hAnsi="TH SarabunIT๙" w:cs="TH SarabunIT๙"/>
+          <w:color w:val="000000" w:themeColor="text1"/>
+          <w:sz w:val="32"/>
+          <w:szCs w:val="32"/>
+        </w:rPr>
+      </w:pPr>
+      <w:r>
+        <w:rPr>
+          <w:rFonts w:ascii="TH SarabunIT๙" w:eastAsia="Times New Roman" w:hAnsi="TH SarabunIT๙" w:cs="TH SarabunIT๙"/>
+          <w:color w:val="000000" w:themeColor="text1"/>
+          <w:sz w:val="32"/>
+          <w:szCs w:val="32"/>
+          <w:cs/>
+        </w:rPr>
+        <w:t>ลงชื่อ                                        กรรมการ               ลงชื่อ                                        กรรมการ</w:t>
+      </w:r>
+    </w:p>
+    <w:p>
+      <w:pPr>
+        <w:spacing w:before="120"/>
+        <w:rPr>
+          <w:rFonts w:ascii="TH SarabunIT๙" w:eastAsia="Times New Roman" w:hAnsi="TH SarabunIT๙" w:cs="TH SarabunIT๙"/>
+          <w:color w:val="000000" w:themeColor="text1"/>
+          <w:sz w:val="32"/>
+          <w:szCs w:val="32"/>
+        </w:rPr>
+      </w:pPr>
+      <w:r>
+        <w:rPr>
+          <w:rFonts w:ascii="TH SarabunIT๙" w:eastAsia="Times New Roman" w:hAnsi="TH SarabunIT๙" w:cs="TH SarabunIT๙"/>
+          <w:color w:val="000000" w:themeColor="text1"/>
+          <w:sz w:val="32"/>
+          <w:szCs w:val="32"/>
+        </w:rPr>
+        <w:t xml:space="preserve">            (</w:t>
+      </w:r>
+      <w:r>
+        <w:rPr>
+          <w:rFonts w:ascii="TH SarabunIT๙" w:eastAsia="Times New Roman" w:hAnsi="TH SarabunIT๙" w:cs="TH SarabunIT๙"/>
+          <w:color w:val="000000" w:themeColor="text1"/>
+          <w:sz w:val="32"/>
+          <w:szCs w:val="32"/>
+        </w:rPr>
+        <w:t>${committee1_fullname</w:t>
+      </w:r>
+      <w:proofErr w:type="gramStart"/>
+      <w:r>
+        <w:rPr>
+          <w:rFonts w:ascii="TH SarabunIT๙" w:eastAsia="Times New Roman" w:hAnsi="TH SarabunIT๙" w:cs="TH SarabunIT๙"/>
+          <w:color w:val="000000" w:themeColor="text1"/>
+          <w:sz w:val="32"/>
+          <w:szCs w:val="32"/>
+        </w:rPr>
+        <w:t>}</w:t>
+      </w:r>
+      <w:r>
+        <w:rPr>
+          <w:rFonts w:ascii="TH SarabunIT๙" w:eastAsia="Times New Roman" w:hAnsi="TH SarabunIT๙" w:cs="TH SarabunIT๙"/>
+          <w:color w:val="000000" w:themeColor="text1"/>
+          <w:sz w:val="32"/>
+          <w:szCs w:val="32"/>
+          <w:cs/>
+        </w:rPr>
+        <w:t xml:space="preserve">)   </w:t>
+      </w:r>
+      <w:proofErr w:type="gramEnd"/>
+      <w:r>
+        <w:rPr>
+          <w:rFonts w:ascii="TH SarabunIT๙" w:eastAsia="Times New Roman" w:hAnsi="TH SarabunIT๙" w:cs="TH SarabunIT๙"/>
+          <w:color w:val="000000" w:themeColor="text1"/>
+          <w:sz w:val="32"/>
+          <w:szCs w:val="32"/>
+          <w:cs/>
+        </w:rPr>
+        <w:t xml:space="preserve">                                     (</w:t>
+      </w:r>
+      <w:r>
+        <w:rPr>
+          <w:rFonts w:ascii="TH SarabunIT๙" w:eastAsia="Times New Roman" w:hAnsi="TH SarabunIT๙" w:cs="TH SarabunIT๙"/>
+          <w:color w:val="000000" w:themeColor="text1"/>
+          <w:sz w:val="32"/>
+          <w:szCs w:val="32"/>
+        </w:rPr>
+        <w:t>${committee2_fullname}</w:t>
+      </w:r>
+      <w:r>
+        <w:rPr>
+          <w:rFonts w:ascii="TH SarabunIT๙" w:eastAsia="Times New Roman" w:hAnsi="TH SarabunIT๙" w:cs="TH SarabunIT๙"/>
+          <w:color w:val="000000" w:themeColor="text1"/>
+          <w:sz w:val="32"/>
+          <w:szCs w:val="32"/>
+          <w:cs/>
+        </w:rPr>
+        <w:t>)</w:t>
+      </w:r>
+    </w:p>
+    <w:p>
+      <w:pPr>
+        <w:spacing w:before="120"/>
+        <w:rPr>
+          <w:rFonts w:ascii="TH SarabunIT๙" w:eastAsia="Times New Roman" w:hAnsi="TH SarabunIT๙" w:cs="TH SarabunIT๙"/>
+          <w:color w:val="000000" w:themeColor="text1"/>
+          <w:sz w:val="32"/>
+          <w:szCs w:val="32"/>
+          <w:cs/>
+        </w:rPr>
+      </w:pPr>
+      <w:r>
+        <w:rPr>
+          <w:rFonts w:ascii="TH SarabunIT๙" w:eastAsia="Times New Roman" w:hAnsi="TH SarabunIT๙" w:cs="TH SarabunIT๙"/>
+          <w:color w:val="000000" w:themeColor="text1"/>
+          <w:sz w:val="32"/>
+          <w:szCs w:val="32"/>
+          <w:cs/>
+        </w:rPr>
+        <w:t xml:space="preserve">      </w:t>
+      </w:r>
+      <w:r>
+        <w:rPr>
+          <w:rFonts w:ascii="TH SarabunIT๙" w:eastAsia="Times New Roman" w:hAnsi="TH SarabunIT๙" w:cs="TH SarabunIT๙"/>
+          <w:color w:val="000000" w:themeColor="text1"/>
+          <w:sz w:val="32"/>
+          <w:szCs w:val="32"/>
+        </w:rPr>
+        <w:t>${committee1_</w:t>
+      </w:r>
+      <w:proofErr w:type="gramStart"/>
       <w:r>
         <w:rPr>
           <w:rFonts w:ascii="TH SarabunIT๙" w:eastAsia="Times New Roman" w:hAnsi="TH SarabunIT๙" w:cs="TH SarabunIT๙"/>
@@ -2209,6 +2745,36 @@
         </w:rPr>
         <w:t>position}</w:t>
       </w:r>
+      <w:r>
+        <w:rPr>
+          <w:rFonts w:ascii="TH SarabunIT๙" w:eastAsia="Times New Roman" w:hAnsi="TH SarabunIT๙" w:cs="TH SarabunIT๙"/>
+          <w:color w:val="000000" w:themeColor="text1"/>
+          <w:sz w:val="32"/>
+          <w:szCs w:val="32"/>
+          <w:cs/>
+        </w:rPr>
+        <w:t xml:space="preserve">   </w:t>
+      </w:r>
+      <w:proofErr w:type="gramEnd"/>
+      <w:r>
+        <w:rPr>
+          <w:rFonts w:ascii="TH SarabunIT๙" w:eastAsia="Times New Roman" w:hAnsi="TH SarabunIT๙" w:cs="TH SarabunIT๙"/>
+          <w:color w:val="000000" w:themeColor="text1"/>
+          <w:sz w:val="32"/>
+          <w:szCs w:val="32"/>
+          <w:cs/>
+        </w:rPr>
+        <w:t xml:space="preserve">                                         </w:t>
+      </w:r>
+      <w:r>
+        <w:rPr>
+          <w:rFonts w:ascii="TH SarabunIT๙" w:eastAsia="Times New Roman" w:hAnsi="TH SarabunIT๙" w:cs="TH SarabunIT๙"/>
+          <w:color w:val="000000" w:themeColor="text1"/>
+          <w:sz w:val="32"/>
+          <w:szCs w:val="32"/>
+        </w:rPr>
+        <w:t>${committee2_position}</w:t>
+      </w:r>
     </w:p>
     <w:p>
       <w:pPr>
@@ -2228,7 +2794,17 @@
           <w:szCs w:val="32"/>
           <w:cs/>
         </w:rPr>
-        <w:t>ลงชื่อ                                        กรรมการ               ลงชื่อ                                        กรรมการ</w:t>
+        <w:t xml:space="preserve">  </w:t>
+      </w:r>
+      <w:r>
+        <w:rPr>
+          <w:rFonts w:ascii="TH SarabunIT๙" w:eastAsia="Times New Roman" w:hAnsi="TH SarabunIT๙" w:cs="TH SarabunIT๙"/>
+          <w:color w:val="000000" w:themeColor="text1"/>
+          <w:sz w:val="32"/>
+          <w:szCs w:val="32"/>
+          <w:cs/>
+        </w:rPr>
+        <w:t>เรียน ผู้ว่าราชการจังหวัดเลย</w:t>
       </w:r>
     </w:p>
     <w:p>
@@ -2247,324 +2823,195 @@
           <w:color w:val="000000" w:themeColor="text1"/>
           <w:sz w:val="32"/>
           <w:szCs w:val="32"/>
+          <w:cs/>
+        </w:rPr>
+        <w:t>-</w:t>
+      </w:r>
+      <w:r>
+        <w:rPr>
+          <w:rFonts w:ascii="TH SarabunIT๙" w:eastAsia="Times New Roman" w:hAnsi="TH SarabunIT๙" w:cs="TH SarabunIT๙"/>
+          <w:color w:val="000000" w:themeColor="text1"/>
+          <w:sz w:val="32"/>
+          <w:szCs w:val="32"/>
+          <w:cs/>
+        </w:rPr>
+        <w:tab/>
+        <w:t>คณะกรรมการตรวจรับพัสดุเสนอรายงานผลการตรวจรับพัสดุ</w:t>
+      </w:r>
+    </w:p>
+    <w:p>
+      <w:pPr>
+        <w:spacing w:before="120"/>
+        <w:rPr>
+          <w:rFonts w:ascii="TH SarabunIT๙" w:eastAsia="Times New Roman" w:hAnsi="TH SarabunIT๙" w:cs="TH SarabunIT๙"/>
+          <w:color w:val="000000" w:themeColor="text1"/>
+          <w:sz w:val="32"/>
+          <w:szCs w:val="32"/>
+        </w:rPr>
+      </w:pPr>
+      <w:r>
+        <w:rPr>
+          <w:rFonts w:ascii="TH SarabunIT๙" w:eastAsia="Times New Roman" w:hAnsi="TH SarabunIT๙" w:cs="TH SarabunIT๙"/>
+          <w:color w:val="000000" w:themeColor="text1"/>
+          <w:sz w:val="32"/>
+          <w:szCs w:val="32"/>
+          <w:cs/>
+        </w:rPr>
+        <w:t>ปรากฏว่าได้ไว้ถูกต้อง ครบถ้วน และเสนอรายงานผลผลการใช้พัสดุ-</w:t>
+      </w:r>
+    </w:p>
+    <w:p>
+      <w:pPr>
+        <w:spacing w:before="120"/>
+        <w:rPr>
+          <w:rFonts w:ascii="TH SarabunIT๙" w:eastAsia="Times New Roman" w:hAnsi="TH SarabunIT๙" w:cs="TH SarabunIT๙"/>
+          <w:color w:val="000000" w:themeColor="text1"/>
+          <w:sz w:val="32"/>
+          <w:szCs w:val="32"/>
+        </w:rPr>
+      </w:pPr>
+      <w:r>
+        <w:rPr>
+          <w:rFonts w:ascii="TH SarabunIT๙" w:eastAsia="Times New Roman" w:hAnsi="TH SarabunIT๙" w:cs="TH SarabunIT๙"/>
+          <w:color w:val="000000" w:themeColor="text1"/>
+          <w:sz w:val="32"/>
+          <w:szCs w:val="32"/>
+          <w:cs/>
+        </w:rPr>
+        <w:t>ที่ผลิตภายในประเทศ โดยมีมูลค่าการใช้พัสดุที่ผลิตในประเทศร้อย 100</w:t>
+      </w:r>
+    </w:p>
+    <w:p>
+      <w:pPr>
+        <w:spacing w:before="120"/>
+        <w:rPr>
+          <w:rFonts w:ascii="TH SarabunIT๙" w:eastAsia="Times New Roman" w:hAnsi="TH SarabunIT๙" w:cs="TH SarabunIT๙"/>
+          <w:color w:val="000000" w:themeColor="text1"/>
+          <w:sz w:val="32"/>
+          <w:szCs w:val="32"/>
+        </w:rPr>
+      </w:pPr>
+      <w:r>
+        <w:rPr>
+          <w:rFonts w:ascii="TH SarabunIT๙" w:eastAsia="Times New Roman" w:hAnsi="TH SarabunIT๙" w:cs="TH SarabunIT๙"/>
+          <w:color w:val="000000" w:themeColor="text1"/>
+          <w:sz w:val="32"/>
+          <w:szCs w:val="32"/>
+          <w:cs/>
+        </w:rPr>
+        <w:t>-</w:t>
+      </w:r>
+      <w:r>
+        <w:rPr>
+          <w:rFonts w:ascii="TH SarabunIT๙" w:eastAsia="Times New Roman" w:hAnsi="TH SarabunIT๙" w:cs="TH SarabunIT๙"/>
+          <w:color w:val="000000" w:themeColor="text1"/>
+          <w:sz w:val="32"/>
+          <w:szCs w:val="32"/>
+          <w:cs/>
+        </w:rPr>
+        <w:tab/>
+        <w:t>จึงเรียนมาเพื่อโปรดทราบ และมอบผู้เกี่ยวข้องดำเนินการเบิกจ่ายเงิน</w:t>
+      </w:r>
+    </w:p>
+    <w:p>
+      <w:pPr>
+        <w:spacing w:before="120"/>
+        <w:rPr>
+          <w:rFonts w:ascii="TH SarabunIT๙" w:hAnsi="TH SarabunIT๙" w:cs="TH SarabunIT๙"/>
+          <w:color w:val="000000" w:themeColor="text1"/>
+          <w:sz w:val="32"/>
+          <w:szCs w:val="32"/>
+        </w:rPr>
+      </w:pPr>
+      <w:r>
+        <w:rPr>
+          <w:rFonts w:ascii="TH SarabunIT๙" w:eastAsia="Times New Roman" w:hAnsi="TH SarabunIT๙" w:cs="TH SarabunIT๙"/>
+          <w:color w:val="000000" w:themeColor="text1"/>
+          <w:sz w:val="32"/>
+          <w:szCs w:val="32"/>
+          <w:cs/>
+        </w:rPr>
+        <w:t>ตามระเบียบฯ ต่อไป</w:t>
+      </w:r>
+      <w:r>
+        <w:rPr>
+          <w:rFonts w:ascii="TH SarabunIT๙" w:eastAsia="Times New Roman" w:hAnsi="TH SarabunIT๙" w:cs="TH SarabunIT๙"/>
+          <w:color w:val="000000" w:themeColor="text1"/>
+          <w:sz w:val="32"/>
+          <w:szCs w:val="32"/>
+          <w:cs/>
+        </w:rPr>
+        <w:t xml:space="preserve">                             </w:t>
+      </w:r>
+      <w:r>
+        <w:rPr>
+          <w:rFonts w:ascii="TH SarabunIT๙" w:hAnsi="TH SarabunIT๙" w:cs="TH SarabunIT๙"/>
+          <w:color w:val="000000" w:themeColor="text1"/>
+          <w:sz w:val="32"/>
+          <w:szCs w:val="32"/>
+          <w:cs/>
+        </w:rPr>
+        <w:tab/>
+      </w:r>
+      <w:r>
+        <w:rPr>
+          <w:rFonts w:ascii="TH SarabunIT๙" w:hAnsi="TH SarabunIT๙" w:cs="TH SarabunIT๙"/>
+          <w:color w:val="000000" w:themeColor="text1"/>
+          <w:sz w:val="32"/>
+          <w:szCs w:val="32"/>
+          <w:cs/>
+        </w:rPr>
+        <w:tab/>
+      </w:r>
+    </w:p>
+    <w:p>
+      <w:pPr>
+        <w:spacing w:before="120"/>
+        <w:rPr>
+          <w:rFonts w:ascii="TH SarabunIT๙" w:hAnsi="TH SarabunIT๙" w:cs="TH SarabunIT๙"/>
+          <w:color w:val="000000" w:themeColor="text1"/>
+          <w:sz w:val="32"/>
+          <w:szCs w:val="32"/>
+        </w:rPr>
+      </w:pPr>
+    </w:p>
+    <w:p>
+      <w:pPr>
+        <w:spacing w:before="120"/>
+        <w:rPr>
+          <w:rFonts w:ascii="TH SarabunIT๙" w:hAnsi="TH SarabunIT๙" w:cs="TH SarabunIT๙"/>
+          <w:color w:val="000000" w:themeColor="text1"/>
+          <w:sz w:val="32"/>
+          <w:szCs w:val="32"/>
+        </w:rPr>
+      </w:pPr>
+      <w:r>
+        <w:rPr>
+          <w:rFonts w:ascii="TH SarabunIT๙" w:hAnsi="TH SarabunIT๙" w:cs="TH SarabunIT๙"/>
+          <w:color w:val="000000" w:themeColor="text1"/>
+          <w:sz w:val="32"/>
+          <w:szCs w:val="32"/>
         </w:rPr>
         <w:t xml:space="preserve">            (</w:t>
       </w:r>
       <w:r>
         <w:rPr>
-          <w:rFonts w:ascii="TH SarabunIT๙" w:eastAsia="Times New Roman" w:hAnsi="TH SarabunIT๙" w:cs="TH SarabunIT๙"/>
-          <w:color w:val="000000" w:themeColor="text1"/>
-          <w:sz w:val="32"/>
-          <w:szCs w:val="32"/>
-        </w:rPr>
-        <w:t>${committee1_fullname}</w:t>
-      </w:r>
-      <w:r>
-        <w:rPr>
-          <w:rFonts w:ascii="TH SarabunIT๙" w:eastAsia="Times New Roman" w:hAnsi="TH SarabunIT๙" w:cs="TH SarabunIT๙"/>
-          <w:color w:val="000000" w:themeColor="text1"/>
-          <w:sz w:val="32"/>
-          <w:szCs w:val="32"/>
-          <w:cs/>
-        </w:rPr>
-        <w:t>)                                        (</w:t>
-      </w:r>
-      <w:r>
-        <w:rPr>
-          <w:rFonts w:ascii="TH SarabunIT๙" w:eastAsia="Times New Roman" w:hAnsi="TH SarabunIT๙" w:cs="TH SarabunIT๙"/>
-          <w:color w:val="000000" w:themeColor="text1"/>
-          <w:sz w:val="32"/>
-          <w:szCs w:val="32"/>
-        </w:rPr>
-        <w:t>${committee2_fullname}</w:t>
-      </w:r>
-      <w:r>
-        <w:rPr>
-          <w:rFonts w:ascii="TH SarabunIT๙" w:eastAsia="Times New Roman" w:hAnsi="TH SarabunIT๙" w:cs="TH SarabunIT๙"/>
-          <w:color w:val="000000" w:themeColor="text1"/>
-          <w:sz w:val="32"/>
-          <w:szCs w:val="32"/>
-          <w:cs/>
-        </w:rPr>
-        <w:t>)</w:t>
-      </w:r>
-    </w:p>
-    <w:p>
-      <w:pPr>
-        <w:spacing w:before="120"/>
-        <w:rPr>
-          <w:rFonts w:ascii="TH SarabunIT๙" w:eastAsia="Times New Roman" w:hAnsi="TH SarabunIT๙" w:cs="TH SarabunIT๙"/>
-          <w:color w:val="000000" w:themeColor="text1"/>
-          <w:sz w:val="32"/>
-          <w:szCs w:val="32"/>
-          <w:cs/>
-        </w:rPr>
-      </w:pPr>
-      <w:r>
-        <w:rPr>
-          <w:rFonts w:ascii="TH SarabunIT๙" w:eastAsia="Times New Roman" w:hAnsi="TH SarabunIT๙" w:cs="TH SarabunIT๙"/>
-          <w:color w:val="000000" w:themeColor="text1"/>
-          <w:sz w:val="32"/>
-          <w:szCs w:val="32"/>
-          <w:cs/>
-        </w:rPr>
-        <w:t xml:space="preserve">      </w:t>
-      </w:r>
-      <w:r>
-        <w:rPr>
-          <w:rFonts w:ascii="TH SarabunIT๙" w:eastAsia="Times New Roman" w:hAnsi="TH SarabunIT๙" w:cs="TH SarabunIT๙"/>
-          <w:color w:val="000000" w:themeColor="text1"/>
-          <w:sz w:val="32"/>
-          <w:szCs w:val="32"/>
-        </w:rPr>
-        <w:t>${committee1_position}</w:t>
-      </w:r>
-      <w:r>
-        <w:rPr>
-          <w:rFonts w:ascii="TH SarabunIT๙" w:eastAsia="Times New Roman" w:hAnsi="TH SarabunIT๙" w:cs="TH SarabunIT๙"/>
-          <w:color w:val="000000" w:themeColor="text1"/>
-          <w:sz w:val="32"/>
-          <w:szCs w:val="32"/>
-          <w:cs/>
-        </w:rPr>
-        <w:t xml:space="preserve">                                            </w:t>
-      </w:r>
-      <w:r>
-        <w:rPr>
-          <w:rFonts w:ascii="TH SarabunIT๙" w:eastAsia="Times New Roman" w:hAnsi="TH SarabunIT๙" w:cs="TH SarabunIT๙"/>
-          <w:color w:val="000000" w:themeColor="text1"/>
-          <w:sz w:val="32"/>
-          <w:szCs w:val="32"/>
-        </w:rPr>
-        <w:t>${committee2_position}</w:t>
-      </w:r>
-    </w:p>
-    <w:p>
-      <w:pPr>
-        <w:spacing w:before="120"/>
-        <w:rPr>
-          <w:rFonts w:ascii="TH SarabunIT๙" w:eastAsia="Times New Roman" w:hAnsi="TH SarabunIT๙" w:cs="TH SarabunIT๙"/>
-          <w:color w:val="000000" w:themeColor="text1"/>
-          <w:sz w:val="32"/>
-          <w:szCs w:val="32"/>
-        </w:rPr>
-      </w:pPr>
-      <w:r>
-        <w:rPr>
-          <w:rFonts w:ascii="TH SarabunIT๙" w:eastAsia="Times New Roman" w:hAnsi="TH SarabunIT๙" w:cs="TH SarabunIT๙"/>
-          <w:color w:val="000000" w:themeColor="text1"/>
-          <w:sz w:val="32"/>
-          <w:szCs w:val="32"/>
-          <w:cs/>
-        </w:rPr>
-        <w:t xml:space="preserve">  </w:t>
-      </w:r>
-      <w:r>
-        <w:rPr>
-          <w:rFonts w:ascii="TH SarabunIT๙" w:eastAsia="Times New Roman" w:hAnsi="TH SarabunIT๙" w:cs="TH SarabunIT๙"/>
-          <w:color w:val="000000" w:themeColor="text1"/>
-          <w:sz w:val="32"/>
-          <w:szCs w:val="32"/>
-          <w:cs/>
-        </w:rPr>
-        <w:t>เรียน ผู้ว่าราชการจังหวัดเลย</w:t>
-      </w:r>
-    </w:p>
-    <w:p>
-      <w:pPr>
-        <w:spacing w:before="120"/>
-        <w:rPr>
-          <w:rFonts w:ascii="TH SarabunIT๙" w:eastAsia="Times New Roman" w:hAnsi="TH SarabunIT๙" w:cs="TH SarabunIT๙"/>
-          <w:color w:val="000000" w:themeColor="text1"/>
-          <w:sz w:val="32"/>
-          <w:szCs w:val="32"/>
-        </w:rPr>
-      </w:pPr>
-      <w:r>
-        <w:rPr>
-          <w:rFonts w:ascii="TH SarabunIT๙" w:eastAsia="Times New Roman" w:hAnsi="TH SarabunIT๙" w:cs="TH SarabunIT๙"/>
-          <w:color w:val="000000" w:themeColor="text1"/>
-          <w:sz w:val="32"/>
-          <w:szCs w:val="32"/>
-          <w:cs/>
-        </w:rPr>
-        <w:t>-</w:t>
-      </w:r>
-      <w:r>
-        <w:rPr>
-          <w:rFonts w:ascii="TH SarabunIT๙" w:eastAsia="Times New Roman" w:hAnsi="TH SarabunIT๙" w:cs="TH SarabunIT๙"/>
-          <w:color w:val="000000" w:themeColor="text1"/>
-          <w:sz w:val="32"/>
-          <w:szCs w:val="32"/>
-          <w:cs/>
-        </w:rPr>
-        <w:tab/>
-        <w:t>คณะกรรมการตรวจรับพัสดุเสนอรายงานผลการตรวจรับพัสดุ</w:t>
-      </w:r>
-    </w:p>
-    <w:p>
-      <w:pPr>
-        <w:spacing w:before="120"/>
-        <w:rPr>
-          <w:rFonts w:ascii="TH SarabunIT๙" w:eastAsia="Times New Roman" w:hAnsi="TH SarabunIT๙" w:cs="TH SarabunIT๙"/>
-          <w:color w:val="000000" w:themeColor="text1"/>
-          <w:sz w:val="32"/>
-          <w:szCs w:val="32"/>
-        </w:rPr>
-      </w:pPr>
-      <w:r>
-        <w:rPr>
-          <w:rFonts w:ascii="TH SarabunIT๙" w:eastAsia="Times New Roman" w:hAnsi="TH SarabunIT๙" w:cs="TH SarabunIT๙"/>
-          <w:color w:val="000000" w:themeColor="text1"/>
-          <w:sz w:val="32"/>
-          <w:szCs w:val="32"/>
-          <w:cs/>
-        </w:rPr>
-        <w:t>ปรากฏว่าได้ไว้ถูกต้อง ครบถ้วน และเสนอรายงานผลผลการใช้พัสดุ-</w:t>
-      </w:r>
-    </w:p>
-    <w:p>
-      <w:pPr>
-        <w:spacing w:before="120"/>
-        <w:rPr>
-          <w:rFonts w:ascii="TH SarabunIT๙" w:eastAsia="Times New Roman" w:hAnsi="TH SarabunIT๙" w:cs="TH SarabunIT๙"/>
-          <w:color w:val="000000" w:themeColor="text1"/>
-          <w:sz w:val="32"/>
-          <w:szCs w:val="32"/>
-        </w:rPr>
-      </w:pPr>
-      <w:r>
-        <w:rPr>
-          <w:rFonts w:ascii="TH SarabunIT๙" w:eastAsia="Times New Roman" w:hAnsi="TH SarabunIT๙" w:cs="TH SarabunIT๙"/>
-          <w:color w:val="000000" w:themeColor="text1"/>
-          <w:sz w:val="32"/>
-          <w:szCs w:val="32"/>
-          <w:cs/>
-        </w:rPr>
-        <w:t>ที่ผลิตภายในประเทศ โดยมีมูลค่าการใช้พัสดุที่ผลิตในประเทศร้อย 100</w:t>
-      </w:r>
-    </w:p>
-    <w:p>
-      <w:pPr>
-        <w:spacing w:before="120"/>
-        <w:rPr>
-          <w:rFonts w:ascii="TH SarabunIT๙" w:eastAsia="Times New Roman" w:hAnsi="TH SarabunIT๙" w:cs="TH SarabunIT๙"/>
-          <w:color w:val="000000" w:themeColor="text1"/>
-          <w:sz w:val="32"/>
-          <w:szCs w:val="32"/>
-        </w:rPr>
-      </w:pPr>
-      <w:r>
-        <w:rPr>
-          <w:rFonts w:ascii="TH SarabunIT๙" w:eastAsia="Times New Roman" w:hAnsi="TH SarabunIT๙" w:cs="TH SarabunIT๙"/>
-          <w:color w:val="000000" w:themeColor="text1"/>
-          <w:sz w:val="32"/>
-          <w:szCs w:val="32"/>
-          <w:cs/>
-        </w:rPr>
-        <w:t>-</w:t>
-      </w:r>
-      <w:r>
-        <w:rPr>
-          <w:rFonts w:ascii="TH SarabunIT๙" w:eastAsia="Times New Roman" w:hAnsi="TH SarabunIT๙" w:cs="TH SarabunIT๙"/>
-          <w:color w:val="000000" w:themeColor="text1"/>
-          <w:sz w:val="32"/>
-          <w:szCs w:val="32"/>
-          <w:cs/>
-        </w:rPr>
-        <w:tab/>
-        <w:t>จึงเรียนมาเพื่อโปรดทราบ และมอบผู้เกี่ยวข้องดำเนินการเบิกจ่ายเงิน</w:t>
-      </w:r>
-    </w:p>
-    <w:p>
-      <w:pPr>
-        <w:spacing w:before="120"/>
-        <w:rPr>
-          <w:rFonts w:ascii="TH SarabunIT๙" w:hAnsi="TH SarabunIT๙" w:cs="TH SarabunIT๙"/>
-          <w:color w:val="000000" w:themeColor="text1"/>
-          <w:sz w:val="32"/>
-          <w:szCs w:val="32"/>
-        </w:rPr>
-      </w:pPr>
-      <w:r>
-        <w:rPr>
-          <w:rFonts w:ascii="TH SarabunIT๙" w:eastAsia="Times New Roman" w:hAnsi="TH SarabunIT๙" w:cs="TH SarabunIT๙"/>
-          <w:color w:val="000000" w:themeColor="text1"/>
-          <w:sz w:val="32"/>
-          <w:szCs w:val="32"/>
-          <w:cs/>
-        </w:rPr>
-        <w:t>ตามระเบียบฯ ต่อไป</w:t>
-      </w:r>
-      <w:r>
-        <w:rPr>
-          <w:rFonts w:ascii="TH SarabunIT๙" w:eastAsia="Times New Roman" w:hAnsi="TH SarabunIT๙" w:cs="TH SarabunIT๙"/>
-          <w:color w:val="000000" w:themeColor="text1"/>
-          <w:sz w:val="32"/>
-          <w:szCs w:val="32"/>
-          <w:cs/>
-        </w:rPr>
-        <w:t xml:space="preserve">                             </w:t>
-      </w:r>
-      <w:r>
-        <w:rPr>
-          <w:rFonts w:ascii="TH SarabunIT๙" w:hAnsi="TH SarabunIT๙" w:cs="TH SarabunIT๙"/>
-          <w:color w:val="000000" w:themeColor="text1"/>
-          <w:sz w:val="32"/>
-          <w:szCs w:val="32"/>
-          <w:cs/>
-        </w:rPr>
-        <w:tab/>
-      </w:r>
-      <w:r>
-        <w:rPr>
-          <w:rFonts w:ascii="TH SarabunIT๙" w:hAnsi="TH SarabunIT๙" w:cs="TH SarabunIT๙"/>
-          <w:color w:val="000000" w:themeColor="text1"/>
-          <w:sz w:val="32"/>
-          <w:szCs w:val="32"/>
-          <w:cs/>
-        </w:rPr>
-        <w:tab/>
-      </w:r>
-    </w:p>
-    <w:p>
-      <w:pPr>
-        <w:spacing w:before="120"/>
-        <w:rPr>
-          <w:rFonts w:ascii="TH SarabunIT๙" w:hAnsi="TH SarabunIT๙" w:cs="TH SarabunIT๙"/>
-          <w:color w:val="000000" w:themeColor="text1"/>
-          <w:sz w:val="32"/>
-          <w:szCs w:val="32"/>
-        </w:rPr>
-      </w:pPr>
-    </w:p>
-    <w:p>
-      <w:pPr>
-        <w:spacing w:before="120"/>
-        <w:rPr>
-          <w:rFonts w:ascii="TH SarabunIT๙" w:hAnsi="TH SarabunIT๙" w:cs="TH SarabunIT๙"/>
-          <w:color w:val="000000" w:themeColor="text1"/>
-          <w:sz w:val="32"/>
-          <w:szCs w:val="32"/>
-        </w:rPr>
-      </w:pPr>
-      <w:r>
-        <w:rPr>
-          <w:rFonts w:ascii="TH SarabunIT๙" w:hAnsi="TH SarabunIT๙" w:cs="TH SarabunIT๙"/>
-          <w:color w:val="000000" w:themeColor="text1"/>
-          <w:sz w:val="32"/>
-          <w:szCs w:val="32"/>
-        </w:rPr>
-        <w:t xml:space="preserve">            (</w:t>
-      </w:r>
-      <w:r>
-        <w:rPr>
-          <w:rFonts w:ascii="TH SarabunIT๙" w:hAnsi="TH SarabunIT๙" w:cs="TH SarabunIT๙"/>
-          <w:color w:val="000000" w:themeColor="text1"/>
-          <w:sz w:val="32"/>
-          <w:szCs w:val="32"/>
-        </w:rPr>
-        <w:t>${leader</w:t>
+          <w:rFonts w:ascii="TH SarabunIT๙" w:hAnsi="TH SarabunIT๙" w:cs="TH SarabunIT๙"/>
+          <w:color w:val="000000" w:themeColor="text1"/>
+          <w:sz w:val="32"/>
+          <w:szCs w:val="32"/>
+        </w:rPr>
+        <w:t>${</w:t>
+      </w:r>
+      <w:proofErr w:type="spellStart"/>
+      <w:r>
+        <w:rPr>
+          <w:rFonts w:ascii="TH SarabunIT๙" w:hAnsi="TH SarabunIT๙" w:cs="TH SarabunIT๙"/>
+          <w:color w:val="000000" w:themeColor="text1"/>
+          <w:sz w:val="32"/>
+          <w:szCs w:val="32"/>
+        </w:rPr>
+        <w:t>leader</w:t>
       </w:r>
       <w:r>
         <w:rPr>
@@ -2575,6 +3022,7 @@
         </w:rPr>
         <w:t>_fullname</w:t>
       </w:r>
+      <w:proofErr w:type="spellEnd"/>
       <w:r>
         <w:rPr>
           <w:rFonts w:ascii="TH SarabunIT๙" w:hAnsi="TH SarabunIT๙" w:cs="TH SarabunIT๙"/>
@@ -2645,6 +3093,7 @@
         </w:rPr>
         <w:t>${</w:t>
       </w:r>
+      <w:proofErr w:type="spellStart"/>
       <w:r>
         <w:rPr>
           <w:rFonts w:ascii="TH SarabunIT๙" w:hAnsi="TH SarabunIT๙" w:cs="TH SarabunIT๙"/>
@@ -2661,17 +3110,48 @@
           <w:sz w:val="32"/>
           <w:szCs w:val="32"/>
         </w:rPr>
-        <w:t>_position}</w:t>
-      </w:r>
-      <w:r>
-        <w:rPr>
-          <w:rFonts w:ascii="TH SarabunIT๙" w:hAnsi="TH SarabunIT๙" w:cs="TH SarabunIT๙"/>
-          <w:color w:val="000000" w:themeColor="text1"/>
-          <w:sz w:val="32"/>
-          <w:szCs w:val="32"/>
-          <w:cs/>
-        </w:rPr>
-        <w:t xml:space="preserve">                         ลงชื่อ                                        </w:t>
+        <w:t>_</w:t>
+      </w:r>
+      <w:proofErr w:type="gramStart"/>
+      <w:r>
+        <w:rPr>
+          <w:rFonts w:ascii="TH SarabunIT๙" w:hAnsi="TH SarabunIT๙" w:cs="TH SarabunIT๙"/>
+          <w:color w:val="000000" w:themeColor="text1"/>
+          <w:sz w:val="32"/>
+          <w:szCs w:val="32"/>
+        </w:rPr>
+        <w:t>position</w:t>
+      </w:r>
+      <w:proofErr w:type="spellEnd"/>
+      <w:r>
+        <w:rPr>
+          <w:rFonts w:ascii="TH SarabunIT๙" w:hAnsi="TH SarabunIT๙" w:cs="TH SarabunIT๙"/>
+          <w:color w:val="000000" w:themeColor="text1"/>
+          <w:sz w:val="32"/>
+          <w:szCs w:val="32"/>
+        </w:rPr>
+        <w:t>}</w:t>
+      </w:r>
+      <w:r>
+        <w:rPr>
+          <w:rFonts w:ascii="TH SarabunIT๙" w:hAnsi="TH SarabunIT๙" w:cs="TH SarabunIT๙"/>
+          <w:color w:val="000000" w:themeColor="text1"/>
+          <w:sz w:val="32"/>
+          <w:szCs w:val="32"/>
+          <w:cs/>
+        </w:rPr>
+        <w:t xml:space="preserve">   </w:t>
+      </w:r>
+      <w:proofErr w:type="gramEnd"/>
+      <w:r>
+        <w:rPr>
+          <w:rFonts w:ascii="TH SarabunIT๙" w:hAnsi="TH SarabunIT๙" w:cs="TH SarabunIT๙"/>
+          <w:color w:val="000000" w:themeColor="text1"/>
+          <w:sz w:val="32"/>
+          <w:szCs w:val="32"/>
+          <w:cs/>
+        </w:rPr>
+        <w:t xml:space="preserve">                      ลงชื่อ                                        </w:t>
       </w:r>
     </w:p>
     <w:p>
@@ -2773,7 +3253,27 @@
           <w:sz w:val="32"/>
           <w:szCs w:val="32"/>
         </w:rPr>
-        <w:t>${director_name}</w:t>
+        <w:t>${</w:t>
+      </w:r>
+      <w:proofErr w:type="spellStart"/>
+      <w:r>
+        <w:rPr>
+          <w:rFonts w:ascii="TH SarabunIT๙" w:hAnsi="TH SarabunIT๙" w:cs="TH SarabunIT๙"/>
+          <w:color w:val="000000" w:themeColor="text1"/>
+          <w:sz w:val="32"/>
+          <w:szCs w:val="32"/>
+        </w:rPr>
+        <w:t>director_name</w:t>
+      </w:r>
+      <w:proofErr w:type="spellEnd"/>
+      <w:r>
+        <w:rPr>
+          <w:rFonts w:ascii="TH SarabunIT๙" w:hAnsi="TH SarabunIT๙" w:cs="TH SarabunIT๙"/>
+          <w:color w:val="000000" w:themeColor="text1"/>
+          <w:sz w:val="32"/>
+          <w:szCs w:val="32"/>
+        </w:rPr>
+        <w:t>}</w:t>
       </w:r>
       <w:r>
         <w:rPr>
@@ -2867,7 +3367,27 @@
           <w:sz w:val="32"/>
           <w:szCs w:val="32"/>
         </w:rPr>
-        <w:t>${org_name}</w:t>
+        <w:t>${</w:t>
+      </w:r>
+      <w:proofErr w:type="spellStart"/>
+      <w:r>
+        <w:rPr>
+          <w:rFonts w:ascii="TH SarabunIT๙" w:hAnsi="TH SarabunIT๙" w:cs="TH SarabunIT๙"/>
+          <w:color w:val="000000" w:themeColor="text1"/>
+          <w:sz w:val="32"/>
+          <w:szCs w:val="32"/>
+        </w:rPr>
+        <w:t>org_name</w:t>
+      </w:r>
+      <w:proofErr w:type="spellEnd"/>
+      <w:r>
+        <w:rPr>
+          <w:rFonts w:ascii="TH SarabunIT๙" w:hAnsi="TH SarabunIT๙" w:cs="TH SarabunIT๙"/>
+          <w:color w:val="000000" w:themeColor="text1"/>
+          <w:sz w:val="32"/>
+          <w:szCs w:val="32"/>
+        </w:rPr>
+        <w:t>}</w:t>
       </w:r>
     </w:p>
     <w:p>
@@ -2965,8 +3485,6 @@
           <w:szCs w:val="32"/>
         </w:rPr>
       </w:pPr>
-      <w:bookmarkStart w:id="0" w:name="_GoBack"/>
-      <w:bookmarkEnd w:id="0"/>
     </w:p>
     <w:p>
       <w:pPr>
@@ -3486,7 +4004,7 @@
     <w:lsdException w:name="Table Web 2" w:semiHidden="1" w:unhideWhenUsed="1"/>
     <w:lsdException w:name="Table Web 3" w:semiHidden="1" w:unhideWhenUsed="1"/>
     <w:lsdException w:name="Balloon Text" w:semiHidden="1" w:unhideWhenUsed="1"/>
-    <w:lsdException w:name="Table Grid" w:semiHidden="1" w:uiPriority="59" w:unhideWhenUsed="1"/>
+    <w:lsdException w:name="Table Grid" w:uiPriority="59"/>
     <w:lsdException w:name="Table Theme" w:semiHidden="1" w:unhideWhenUsed="1"/>
     <w:lsdException w:name="Placeholder Text" w:semiHidden="1"/>
     <w:lsdException w:name="No Spacing" w:uiPriority="1" w:qFormat="1"/>
@@ -4079,7 +4597,7 @@
 </file>
 
 <file path=customXml/itemProps1.xml><?xml version="1.0" encoding="utf-8"?>
-<ds:datastoreItem xmlns:ds="http://schemas.openxmlformats.org/officeDocument/2006/customXml" ds:itemID="{A4DDADB8-96E5-F846-B540-D8E54E95045E}">
+<ds:datastoreItem xmlns:ds="http://schemas.openxmlformats.org/officeDocument/2006/customXml" ds:itemID="{707E1555-CB21-2042-A7D0-555D5E7FCBA1}">
   <ds:schemaRefs>
     <ds:schemaRef ds:uri="http://schemas.openxmlformats.org/officeDocument/2006/bibliography"/>
   </ds:schemaRefs>
